--- a/report/report.docx
+++ b/report/report.docx
@@ -4,7 +4,7 @@
   <w:body>
     <w:p>
       <w:pPr>
-        <w:pStyle w:val="a4"/>
+        <w:pStyle w:val="a5"/>
       </w:pPr>
       <w:r>
         <w:t xml:space="preserve">Run Distribution </w:t>
@@ -27,7 +27,7 @@
     </w:p>
     <w:p>
       <w:pPr>
-        <w:pStyle w:val="a5"/>
+        <w:pStyle w:val="a6"/>
       </w:pPr>
       <w:r>
         <w:t>Timsort-style 與 Powersort-style Merge Policies 的實證分析</w:t>
@@ -49,7 +49,7 @@
     </w:p>
     <w:p>
       <w:pPr>
-        <w:pStyle w:val="a6"/>
+        <w:pStyle w:val="a7"/>
       </w:pPr>
       <w:r>
         <w:t xml:space="preserve">2026 </w:t>
@@ -138,7 +138,25 @@
         <w:t>adjusted run distribution</w:t>
       </w:r>
       <w:r>
-        <w:t>。因此，minrun preprocessing 所造成的 structure transformation，可能放大、削弱，甚至反轉兩種 merge policies 之間的 merge tree cost difference。</w:t>
+        <w:t>。因此，minrun preprocessing 所造成的</w:t>
+      </w:r>
+      <w:r>
+        <w:rPr>
+          <w:rFonts w:ascii="新細明體" w:eastAsia="新細明體" w:hAnsi="新細明體" w:cs="新細明體" w:hint="eastAsia"/>
+        </w:rPr>
+        <w:t>結構轉換</w:t>
+      </w:r>
+      <w:r>
+        <w:t xml:space="preserve">，可能放大、削弱，甚至反轉兩種 merge policies 之間的 merge tree cost </w:t>
+      </w:r>
+      <w:r>
+        <w:rPr>
+          <w:rFonts w:ascii="新細明體" w:eastAsia="新細明體" w:hAnsi="新細明體" w:cs="新細明體" w:hint="eastAsia"/>
+        </w:rPr>
+        <w:t>差異</w:t>
+      </w:r>
+      <w:r>
+        <w:t>。</w:t>
       </w:r>
     </w:p>
     <w:p>
@@ -146,7 +164,43 @@
         <w:pStyle w:val="a0"/>
       </w:pPr>
       <w:r>
-        <w:t xml:space="preserve">本研究採用 2×2 experimental design，比較 Timsort-style 與 Powersort-style policies 在 with-minrun 與 without-minrun conditions 下的行為，並以 synthetic run distributions 控制 input structure。Data types 包含 </w:t>
+        <w:t xml:space="preserve">本研究採用 2×2 </w:t>
+      </w:r>
+      <w:r>
+        <w:rPr>
+          <w:rFonts w:ascii="新細明體" w:eastAsia="新細明體" w:hAnsi="新細明體" w:cs="新細明體" w:hint="eastAsia"/>
+        </w:rPr>
+        <w:t>實驗設計</w:t>
+      </w:r>
+      <w:r>
+        <w:t xml:space="preserve">，比較 Timsort-style 與 Powersort-style policies 在 with-minrun 與 without-minrun </w:t>
+      </w:r>
+      <w:r>
+        <w:rPr>
+          <w:rFonts w:ascii="新細明體" w:eastAsia="新細明體" w:hAnsi="新細明體" w:cs="新細明體" w:hint="eastAsia"/>
+        </w:rPr>
+        <w:t>條件</w:t>
+      </w:r>
+      <w:r>
+        <w:t>下的行為，並以</w:t>
+      </w:r>
+      <w:r>
+        <w:rPr>
+          <w:rFonts w:ascii="新細明體" w:eastAsia="新細明體" w:hAnsi="新細明體" w:cs="新細明體" w:hint="eastAsia"/>
+        </w:rPr>
+        <w:t>人工設計的</w:t>
+      </w:r>
+      <w:r>
+        <w:t xml:space="preserve"> run distributions 控制 input structure。</w:t>
+      </w:r>
+      <w:r>
+        <w:rPr>
+          <w:rFonts w:ascii="新細明體" w:eastAsia="新細明體" w:hAnsi="新細明體" w:cs="新細明體" w:hint="eastAsia"/>
+        </w:rPr>
+        <w:t>資料類型</w:t>
+      </w:r>
+      <w:r>
+        <w:t xml:space="preserve">包含 </w:t>
       </w:r>
       <w:r>
         <w:rPr>
@@ -209,7 +263,16 @@
         <w:t>duplicate_heavy</w:t>
       </w:r>
       <w:r>
-        <w:t xml:space="preserve">、alternating run patterns、one-huge-tail patterns 與 near-minrun-boundary cases。主要 metrics 包含 </w:t>
+        <w:t>、alternating run patterns、one-huge-tail patterns 與 near-minrun-boundary cases。主要</w:t>
+      </w:r>
+      <w:r>
+        <w:rPr>
+          <w:rFonts w:ascii="新細明體" w:eastAsia="新細明體" w:hAnsi="新細明體" w:cs="新細明體" w:hint="eastAsia"/>
+        </w:rPr>
+        <w:t>指標</w:t>
+      </w:r>
+      <w:r>
+        <w:t xml:space="preserve">包含 </w:t>
       </w:r>
       <w:r>
         <w:rPr>
@@ -394,7 +457,43 @@
         <w:t>many_tiny_runs</w:t>
       </w:r>
       <w:r>
-        <w:t xml:space="preserve"> 等 highly fragmented inputs，without-minrun condition 可觀察到 2.14% 至 5.98% 的 cost reduction，但 with-minrun condition 皆縮小至約 0.10%，顯示 minrun preprocessing 會大幅壓縮 merge policy 的 visible difference。</w:t>
+        <w:t xml:space="preserve"> 等</w:t>
+      </w:r>
+      <w:r>
+        <w:rPr>
+          <w:rFonts w:ascii="新細明體" w:eastAsia="新細明體" w:hAnsi="新細明體" w:cs="新細明體" w:hint="eastAsia"/>
+        </w:rPr>
+        <w:t>高度零碎的</w:t>
+      </w:r>
+      <w:r>
+        <w:t xml:space="preserve"> inputs，without-minrun condition 可觀察到 2.14% 至 5.98% 的 cost reduction，但 with-minrun </w:t>
+      </w:r>
+      <w:r>
+        <w:rPr>
+          <w:rFonts w:ascii="新細明體" w:eastAsia="新細明體" w:hAnsi="新細明體" w:cs="新細明體" w:hint="eastAsia"/>
+        </w:rPr>
+        <w:t>條件</w:t>
+      </w:r>
+      <w:r>
+        <w:t xml:space="preserve">皆縮小至約 0.10%，顯示 </w:t>
+      </w:r>
+      <w:r>
+        <w:t xml:space="preserve">minrun preprocessing </w:t>
+      </w:r>
+      <w:r>
+        <w:rPr>
+          <w:rFonts w:ascii="新細明體" w:eastAsia="新細明體" w:hAnsi="新細明體" w:cs="新細明體" w:hint="eastAsia"/>
+        </w:rPr>
+        <w:t>會大幅縮小兩種</w:t>
+      </w:r>
+      <w:r>
+        <w:t xml:space="preserve"> merge policies </w:t>
+      </w:r>
+      <w:r>
+        <w:rPr>
+          <w:rFonts w:ascii="新細明體" w:eastAsia="新細明體" w:hAnsi="新細明體" w:cs="新細明體" w:hint="eastAsia"/>
+        </w:rPr>
+        <w:t>之間可觀察到的成本差異。</w:t>
       </w:r>
     </w:p>
     <w:p>
@@ -402,7 +501,40 @@
         <w:pStyle w:val="a0"/>
       </w:pPr>
       <w:r>
-        <w:t xml:space="preserve">Correlation analysis 顯示，adjusted normalized run count 與 Powersort-style cost reduction 呈 moderate positive correlation，而 adjusted max-run ratio 呈 moderate negative correlation；但所有 correlation coefficients 的絕對值皆低於 0.4，因此只能視為 exploratory evidence。綜合而言，adaptive merge sorting 應被視為 </w:t>
+        <w:rPr>
+          <w:rFonts w:ascii="新細明體" w:eastAsia="新細明體" w:hAnsi="新細明體" w:cs="新細明體" w:hint="eastAsia"/>
+        </w:rPr>
+        <w:t>相關分析</w:t>
+      </w:r>
+      <w:r>
+        <w:t>顯示，adjusted normalized run count 與 Powersort-style cost reduction 呈</w:t>
+      </w:r>
+      <w:r>
+        <w:rPr>
+          <w:rFonts w:ascii="新細明體" w:eastAsia="新細明體" w:hAnsi="新細明體" w:cs="新細明體" w:hint="eastAsia"/>
+        </w:rPr>
+        <w:t>中度正相關</w:t>
+      </w:r>
+      <w:r>
+        <w:t>，而 adjusted max-run ratio 呈</w:t>
+      </w:r>
+      <w:r>
+        <w:rPr>
+          <w:rFonts w:ascii="新細明體" w:eastAsia="新細明體" w:hAnsi="新細明體" w:cs="新細明體" w:hint="eastAsia"/>
+        </w:rPr>
+        <w:t>中度負相關</w:t>
+      </w:r>
+      <w:r>
+        <w:t xml:space="preserve">；但所有 correlation coefficients 的絕對值皆低於 0.4，因此只能視為 </w:t>
+      </w:r>
+      <w:r>
+        <w:rPr>
+          <w:rFonts w:ascii="新細明體" w:eastAsia="新細明體" w:hAnsi="新細明體" w:cs="新細明體" w:hint="eastAsia"/>
+        </w:rPr>
+        <w:t>探索性證據</w:t>
+      </w:r>
+      <w:r>
+        <w:t xml:space="preserve">。綜合而言，adaptive merge sorting 應被視為 </w:t>
       </w:r>
       <w:r>
         <w:rPr>
@@ -412,7 +544,25 @@
         <w:t>run detection、minrun preprocessing 與 merge policy</w:t>
       </w:r>
       <w:r>
-        <w:t xml:space="preserve"> 共同作用的系統。若只比較 merge policy 的 theoretical properties，而忽略 adjusted runs 的實際結構，可能高估或低估 policy difference。</w:t>
+        <w:t xml:space="preserve"> 共同作用的系統。若只比較 merge policy 的</w:t>
+      </w:r>
+      <w:r>
+        <w:rPr>
+          <w:rFonts w:ascii="新細明體" w:eastAsia="新細明體" w:hAnsi="新細明體" w:cs="新細明體" w:hint="eastAsia"/>
+        </w:rPr>
+        <w:t>理論性質</w:t>
+      </w:r>
+      <w:r>
+        <w:t xml:space="preserve">，而忽略 adjusted runs 的實際結構，可能高估或低估 policy </w:t>
+      </w:r>
+      <w:r>
+        <w:rPr>
+          <w:rFonts w:ascii="新細明體" w:eastAsia="新細明體" w:hAnsi="新細明體" w:cs="新細明體" w:hint="eastAsia"/>
+        </w:rPr>
+        <w:t>的差異</w:t>
+      </w:r>
+      <w:r>
+        <w:t>。</w:t>
       </w:r>
     </w:p>
     <w:p>
@@ -575,7 +725,22 @@
         <w:pStyle w:val="FirstParagraph"/>
       </w:pPr>
       <w:r>
-        <w:t>Traditional merge sort 通常依固定方式切分 input，再逐層執行 merge，不會主動利用資料中已存在的 local order。Natural mergesort 則先偵測 maximal monotonic segments，並將它們視為 initial runs。當 input 已部分排序時，run count 可能遠小於 element count，使演算法有機會降低後續 merge workload。</w:t>
+        <w:rPr>
+          <w:rFonts w:ascii="新細明體" w:eastAsia="新細明體" w:hAnsi="新細明體" w:cs="新細明體" w:hint="eastAsia"/>
+        </w:rPr>
+        <w:t>傳統的</w:t>
+      </w:r>
+      <w:r>
+        <w:t xml:space="preserve"> merge sort 通常依固定方式切分 input，再逐層執行 merge，不會主動利用資料中已存在的</w:t>
+      </w:r>
+      <w:r>
+        <w:rPr>
+          <w:rFonts w:ascii="新細明體" w:eastAsia="新細明體" w:hAnsi="新細明體" w:cs="新細明體" w:hint="eastAsia"/>
+        </w:rPr>
+        <w:t>局部順序</w:t>
+      </w:r>
+      <w:r>
+        <w:t>。Natural mergesort 則先偵測 maximal monotonic segments，並將它們視為 initial runs。當 input 已部分排序時，run count 可能遠小於 element count，使演算法有機會降低後續 merge workload。</w:t>
       </w:r>
     </w:p>
     <w:p>
@@ -594,7 +759,16 @@
         </m:r>
       </m:oMath>
       <w:r>
-        <w:t xml:space="preserve"> 分析 Timsort，證明其 Python version 的 running time 為 </w:t>
+        <w:t xml:space="preserve"> 分析 Timsort，證明其 Python </w:t>
+      </w:r>
+      <w:r>
+        <w:rPr>
+          <w:rFonts w:ascii="新細明體" w:eastAsia="新細明體" w:hAnsi="新細明體" w:cs="新細明體" w:hint="eastAsia"/>
+        </w:rPr>
+        <w:t>版本的執行時間</w:t>
+      </w:r>
+      <w:r>
+        <w:t xml:space="preserve">為 </w:t>
       </w:r>
       <m:oMath>
         <m:r>
@@ -770,7 +944,31 @@
         <w:pStyle w:val="FirstParagraph"/>
       </w:pPr>
       <w:r>
-        <w:t>Timsort-style policy 將 natural runs 依序 push 到 stack，並使用 top-of-stack length conditions 決定 merge timing。Powersort-style policy 則根據 node power 管理 stack，使 merge tree 接近 nearly-optimal alphabetic merge tree [1]。從 theoretical guarantee 出發，容易產生一個直覺：當 run lengths 不規則時，Powersort-style policy 應更容易形成較低 cost 的 merge tree。</w:t>
+        <w:t>Timsort-style policy 將 natural runs 依序 push 到 stack，並使用</w:t>
+      </w:r>
+      <w:r>
+        <w:t>stack 頂端的長度條件</w:t>
+      </w:r>
+      <w:r>
+        <w:t xml:space="preserve">決定 merge </w:t>
+      </w:r>
+      <w:r>
+        <w:rPr>
+          <w:rFonts w:ascii="新細明體" w:eastAsia="新細明體" w:hAnsi="新細明體" w:cs="新細明體" w:hint="eastAsia"/>
+        </w:rPr>
+        <w:t>時機</w:t>
+      </w:r>
+      <w:r>
+        <w:t>。Powersort-style policy 則根據 node power 管理 stack，使 merge tree 接近 nearly-optimal alphabetic merge tree [1]。從</w:t>
+      </w:r>
+      <w:r>
+        <w:rPr>
+          <w:rFonts w:ascii="新細明體" w:eastAsia="新細明體" w:hAnsi="新細明體" w:cs="新細明體" w:hint="eastAsia"/>
+        </w:rPr>
+        <w:t>理論保證</w:t>
+      </w:r>
+      <w:r>
+        <w:t>出發，容易產生一個直覺：當 run lengths 不規則時，Powersort-style policy 應更容易形成較低 cost 的 merge tree。</w:t>
       </w:r>
     </w:p>
     <w:p>
@@ -914,7 +1112,34 @@
         </m:r>
       </m:oMath>
       <w:r>
-        <w:t xml:space="preserve"> 個接近 equal-length 的 adjusted runs。此時，原始 input 即使高度 fragmented，兩種 policies 實際面對的 run structure 也可能相當 regular。</w:t>
+        <w:t xml:space="preserve"> 個接近</w:t>
+      </w:r>
+      <w:r>
+        <w:rPr>
+          <w:rFonts w:ascii="新細明體" w:eastAsia="新細明體" w:hAnsi="新細明體" w:cs="新細明體" w:hint="eastAsia"/>
+        </w:rPr>
+        <w:t>等長</w:t>
+      </w:r>
+      <w:r>
+        <w:t>的 adjusted runs。此時，原始 input 即使高度</w:t>
+      </w:r>
+      <w:r>
+        <w:rPr>
+          <w:rFonts w:ascii="新細明體" w:eastAsia="新細明體" w:hAnsi="新細明體" w:cs="新細明體" w:hint="eastAsia"/>
+        </w:rPr>
+        <w:t>零碎</w:t>
+      </w:r>
+      <w:r>
+        <w:t>，兩種 polic</w:t>
+      </w:r>
+      <w:r>
+        <w:rPr>
+          <w:rFonts w:eastAsiaTheme="minorEastAsia" w:hint="eastAsia"/>
+        </w:rPr>
+        <w:t>y</w:t>
+      </w:r>
+      <w:r>
+        <w:t xml:space="preserve"> 實際面對的 run structure 也可能相當 regular。</w:t>
       </w:r>
     </w:p>
     <w:p>
@@ -922,12 +1147,21 @@
         <w:pStyle w:val="a0"/>
       </w:pPr>
       <w:r>
-        <w:t>因此，本研究的重點不是再次證明 Powersort 的 theoretical bound，而是分析：</w:t>
-      </w:r>
-    </w:p>
-    <w:p>
-      <w:pPr>
-        <w:pStyle w:val="a8"/>
+        <w:t>因此，本研究的重點不是再次證明 Powersort 的</w:t>
+      </w:r>
+      <w:r>
+        <w:rPr>
+          <w:rFonts w:ascii="新細明體" w:eastAsia="新細明體" w:hAnsi="新細明體" w:cs="新細明體" w:hint="eastAsia"/>
+        </w:rPr>
+        <w:t>理論界線</w:t>
+      </w:r>
+      <w:r>
+        <w:t>，而是分析：</w:t>
+      </w:r>
+    </w:p>
+    <w:p>
+      <w:pPr>
+        <w:pStyle w:val="a9"/>
       </w:pPr>
       <w:r>
         <w:t>哪些 run-distribution features 會放大或削弱 Timsort-style 與 Powersort-style policies 的 visible cost difference，以及 minrun preprocessing 如何改變這項關係？</w:t>
@@ -978,7 +1212,16 @@
         <w:t>RQ2：</w:t>
       </w:r>
       <w:r>
-        <w:t xml:space="preserve"> Policy gap 與 natural run features 或 adjusted run features，何者呈現較明顯的 association？</w:t>
+        <w:t xml:space="preserve"> Policy gap 與 natural run features 或 adjusted run features，何者呈現較明顯的</w:t>
+      </w:r>
+      <w:r>
+        <w:rPr>
+          <w:rFonts w:ascii="新細明體" w:eastAsia="新細明體" w:hAnsi="新細明體" w:cs="新細明體" w:hint="eastAsia"/>
+        </w:rPr>
+        <w:t>關聯</w:t>
+      </w:r>
+      <w:r>
+        <w:t>？</w:t>
       </w:r>
     </w:p>
     <w:p>
@@ -993,7 +1236,16 @@
         <w:t>RQ3：</w:t>
       </w:r>
       <w:r>
-        <w:t xml:space="preserve"> minrun preprocessing 是否會壓縮 without-minrun condition 中原本可觀察到的 policy gap？</w:t>
+        <w:t xml:space="preserve"> minrun preprocessing 是否會壓縮 without-minrun </w:t>
+      </w:r>
+      <w:r>
+        <w:rPr>
+          <w:rFonts w:ascii="新細明體" w:eastAsia="新細明體" w:hAnsi="新細明體" w:cs="新細明體" w:hint="eastAsia"/>
+        </w:rPr>
+        <w:t>條件</w:t>
+      </w:r>
+      <w:r>
+        <w:t>中原本可觀察到的 policy gap？</w:t>
       </w:r>
     </w:p>
     <w:p>
@@ -1026,7 +1278,16 @@
         <w:pStyle w:val="FirstParagraph"/>
       </w:pPr>
       <w:r>
-        <w:t>本研究的主要 contributions 如下：</w:t>
+        <w:t>本研究的主要</w:t>
+      </w:r>
+      <w:r>
+        <w:rPr>
+          <w:rFonts w:ascii="新細明體" w:eastAsia="新細明體" w:hAnsi="新細明體" w:cs="新細明體" w:hint="eastAsia"/>
+        </w:rPr>
+        <w:t>貢獻</w:t>
+      </w:r>
+      <w:r>
+        <w:t>如下：</w:t>
       </w:r>
     </w:p>
     <w:p>
@@ -1039,7 +1300,16 @@
       </w:pPr>
       <w:r>
         <w:lastRenderedPageBreak/>
-        <w:t>使用 2×2 design 分離 merge policy 與 minrun preprocessing 的作用。</w:t>
+        <w:t xml:space="preserve">使用 2×2 </w:t>
+      </w:r>
+      <w:r>
+        <w:rPr>
+          <w:rFonts w:ascii="新細明體" w:eastAsia="新細明體" w:hAnsi="新細明體" w:cs="新細明體" w:hint="eastAsia"/>
+        </w:rPr>
+        <w:t>實驗設計</w:t>
+      </w:r>
+      <w:r>
+        <w:t>分離 merge policy 與 minrun preprocessing 的作用。</w:t>
       </w:r>
     </w:p>
     <w:p>
@@ -1051,7 +1321,16 @@
         </w:numPr>
       </w:pPr>
       <w:r>
-        <w:t>同時量測 natural runs 與 adjusted runs，避免只以 raw input structure 解釋 policy behavior。</w:t>
+        <w:t>同時量測 natural runs 與 adjusted runs，避免只以</w:t>
+      </w:r>
+      <w:r>
+        <w:rPr>
+          <w:rFonts w:ascii="新細明體" w:eastAsia="新細明體" w:hAnsi="新細明體" w:cs="新細明體" w:hint="eastAsia"/>
+        </w:rPr>
+        <w:t>原始</w:t>
+      </w:r>
+      <w:r>
+        <w:t xml:space="preserve"> input structure 解釋 policy behavior。</w:t>
       </w:r>
     </w:p>
     <w:p>
@@ -1140,9 +1419,66 @@
     <w:p>
       <w:pPr>
         <w:pStyle w:val="a0"/>
-      </w:pPr>
-      <w:r>
-        <w:t xml:space="preserve">Auger 等人將 Timsort 的 high-level mechanism 描述為：先將 sequence greedy decomposition 成 monotonic runs，再依特定 local rules pairwise merge。其分析進一步證明 Python Timsort 的 running time 為 </w:t>
+        <w:rPr>
+          <w:rFonts w:eastAsiaTheme="minorEastAsia" w:hint="eastAsia"/>
+        </w:rPr>
+      </w:pPr>
+      <w:r>
+        <w:t xml:space="preserve">Auger </w:t>
+      </w:r>
+      <w:r>
+        <w:rPr>
+          <w:rFonts w:ascii="新細明體" w:eastAsia="新細明體" w:hAnsi="新細明體" w:cs="新細明體" w:hint="eastAsia"/>
+        </w:rPr>
+        <w:t>等人將</w:t>
+      </w:r>
+      <w:r>
+        <w:t xml:space="preserve"> Timsort </w:t>
+      </w:r>
+      <w:r>
+        <w:rPr>
+          <w:rFonts w:ascii="新細明體" w:eastAsia="新細明體" w:hAnsi="新細明體" w:cs="新細明體" w:hint="eastAsia"/>
+        </w:rPr>
+        <w:t>的高階機制描述為：先以</w:t>
+      </w:r>
+      <w:r>
+        <w:t xml:space="preserve"> greedy </w:t>
+      </w:r>
+      <w:r>
+        <w:rPr>
+          <w:rFonts w:ascii="新細明體" w:eastAsia="新細明體" w:hAnsi="新細明體" w:cs="新細明體" w:hint="eastAsia"/>
+        </w:rPr>
+        <w:t>方式將序列分解成單調</w:t>
+      </w:r>
+      <w:r>
+        <w:t xml:space="preserve"> runs</w:t>
+      </w:r>
+      <w:r>
+        <w:rPr>
+          <w:rFonts w:ascii="新細明體" w:eastAsia="新細明體" w:hAnsi="新細明體" w:cs="新細明體" w:hint="eastAsia"/>
+        </w:rPr>
+        <w:t>，再依特定局部規則進行兩兩</w:t>
+      </w:r>
+      <w:r>
+        <w:t xml:space="preserve"> merge</w:t>
+      </w:r>
+      <w:r>
+        <w:rPr>
+          <w:rFonts w:ascii="新細明體" w:eastAsia="新細明體" w:hAnsi="新細明體" w:cs="新細明體" w:hint="eastAsia"/>
+        </w:rPr>
+        <w:t>。其分析進一步證明</w:t>
+      </w:r>
+      <w:r>
+        <w:t xml:space="preserve"> Python Timsort </w:t>
+      </w:r>
+      <w:r>
+        <w:rPr>
+          <w:rFonts w:ascii="新細明體" w:eastAsia="新細明體" w:hAnsi="新細明體" w:cs="新細明體" w:hint="eastAsia"/>
+        </w:rPr>
+        <w:t>的執行時間為</w:t>
+      </w:r>
+      <w:r>
+        <w:t xml:space="preserve"> </w:t>
       </w:r>
       <m:oMath>
         <m:r>
@@ -1200,7 +1536,13 @@
         </m:d>
       </m:oMath>
       <w:r>
-        <w:t xml:space="preserve">，其中 </w:t>
+        <w:rPr>
+          <w:rFonts w:ascii="新細明體" w:eastAsia="新細明體" w:hAnsi="新細明體" w:cs="新細明體" w:hint="eastAsia"/>
+        </w:rPr>
+        <w:t>，其中</w:t>
+      </w:r>
+      <w:r>
+        <w:t xml:space="preserve"> </w:t>
       </w:r>
       <m:oMath>
         <m:r>
@@ -1211,7 +1553,40 @@
         </m:r>
       </m:oMath>
       <w:r>
-        <w:t xml:space="preserve"> 為 run count [2]。這提供了本研究使用 natural run count 與 adjusted run count 作為 structural features 的理論動機。</w:t>
+        <w:t xml:space="preserve"> </w:t>
+      </w:r>
+      <w:r>
+        <w:rPr>
+          <w:rFonts w:ascii="新細明體" w:eastAsia="新細明體" w:hAnsi="新細明體" w:cs="新細明體" w:hint="eastAsia"/>
+        </w:rPr>
+        <w:t>為</w:t>
+      </w:r>
+      <w:r>
+        <w:t xml:space="preserve"> run count [2]</w:t>
+      </w:r>
+      <w:r>
+        <w:rPr>
+          <w:rFonts w:ascii="新細明體" w:eastAsia="新細明體" w:hAnsi="新細明體" w:cs="新細明體" w:hint="eastAsia"/>
+        </w:rPr>
+        <w:t>。這提供了本研究使用</w:t>
+      </w:r>
+      <w:r>
+        <w:t xml:space="preserve"> natural run count </w:t>
+      </w:r>
+      <w:r>
+        <w:rPr>
+          <w:rFonts w:ascii="新細明體" w:eastAsia="新細明體" w:hAnsi="新細明體" w:cs="新細明體" w:hint="eastAsia"/>
+        </w:rPr>
+        <w:t>與</w:t>
+      </w:r>
+      <w:r>
+        <w:t xml:space="preserve"> adjusted run count </w:t>
+      </w:r>
+      <w:r>
+        <w:rPr>
+          <w:rFonts w:ascii="新細明體" w:eastAsia="新細明體" w:hAnsi="新細明體" w:cs="新細明體" w:hint="eastAsia"/>
+        </w:rPr>
+        <w:t>作為結構特徵的理論動機。</w:t>
       </w:r>
     </w:p>
     <w:p>
@@ -1229,17 +1604,121 @@
         <w:pStyle w:val="FirstParagraph"/>
       </w:pPr>
       <w:r>
-        <w:t xml:space="preserve">Timsort 的 core mechanism 以 natural runs 與 stack-based merge strategy 為基礎；實務上的 Timsort 另外使用 insertion-sort heuristics，避免 initial runs 過短 [2]。本研究將此步驟明確建模為 </w:t>
-      </w:r>
-      <w:r>
-        <w:rPr>
-          <w:b/>
-          <w:bCs/>
-        </w:rPr>
-        <w:t>minrun extension</w:t>
-      </w:r>
-      <w:r>
-        <w:t>：當偵測到的 natural run 短於 minrun 時，使用 stable binary insertion sort 將該 run 向右延伸。</w:t>
+        <w:t xml:space="preserve">Timsort </w:t>
+      </w:r>
+      <w:r>
+        <w:rPr>
+          <w:rFonts w:ascii="新細明體" w:eastAsia="新細明體" w:hAnsi="新細明體" w:cs="新細明體" w:hint="eastAsia"/>
+        </w:rPr>
+        <w:t>的核心機制以</w:t>
+      </w:r>
+      <w:r>
+        <w:t xml:space="preserve"> natural runs </w:t>
+      </w:r>
+      <w:r>
+        <w:rPr>
+          <w:rFonts w:ascii="新細明體" w:eastAsia="新細明體" w:hAnsi="新細明體" w:cs="新細明體" w:hint="eastAsia"/>
+        </w:rPr>
+        <w:t>與以</w:t>
+      </w:r>
+      <w:r>
+        <w:t xml:space="preserve"> stack </w:t>
+      </w:r>
+      <w:r>
+        <w:rPr>
+          <w:rFonts w:ascii="新細明體" w:eastAsia="新細明體" w:hAnsi="新細明體" w:cs="新細明體" w:hint="eastAsia"/>
+        </w:rPr>
+        <w:t>為基礎的</w:t>
+      </w:r>
+      <w:r>
+        <w:t xml:space="preserve"> merge strategy </w:t>
+      </w:r>
+      <w:r>
+        <w:rPr>
+          <w:rFonts w:ascii="新細明體" w:eastAsia="新細明體" w:hAnsi="新細明體" w:cs="新細明體" w:hint="eastAsia"/>
+        </w:rPr>
+        <w:t>為基礎；實務上的</w:t>
+      </w:r>
+      <w:r>
+        <w:t xml:space="preserve"> Timsort </w:t>
+      </w:r>
+      <w:r>
+        <w:rPr>
+          <w:rFonts w:ascii="新細明體" w:eastAsia="新細明體" w:hAnsi="新細明體" w:cs="新細明體" w:hint="eastAsia"/>
+        </w:rPr>
+        <w:t>另外使用</w:t>
+      </w:r>
+      <w:r>
+        <w:t xml:space="preserve"> insertion sort </w:t>
+      </w:r>
+      <w:r>
+        <w:rPr>
+          <w:rFonts w:ascii="新細明體" w:eastAsia="新細明體" w:hAnsi="新細明體" w:cs="新細明體" w:hint="eastAsia"/>
+        </w:rPr>
+        <w:t>啟發式規則，避免初始</w:t>
+      </w:r>
+      <w:r>
+        <w:t xml:space="preserve"> runs </w:t>
+      </w:r>
+      <w:r>
+        <w:rPr>
+          <w:rFonts w:ascii="新細明體" w:eastAsia="新細明體" w:hAnsi="新細明體" w:cs="新細明體" w:hint="eastAsia"/>
+        </w:rPr>
+        <w:t>過短</w:t>
+      </w:r>
+      <w:r>
+        <w:t xml:space="preserve"> [2]</w:t>
+      </w:r>
+      <w:r>
+        <w:rPr>
+          <w:rFonts w:ascii="新細明體" w:eastAsia="新細明體" w:hAnsi="新細明體" w:cs="新細明體" w:hint="eastAsia"/>
+        </w:rPr>
+        <w:t>。本研究將此步驟明確建模為</w:t>
+      </w:r>
+      <w:r>
+        <w:t xml:space="preserve"> minrun extension</w:t>
+      </w:r>
+      <w:r>
+        <w:rPr>
+          <w:rFonts w:ascii="新細明體" w:eastAsia="新細明體" w:hAnsi="新細明體" w:cs="新細明體" w:hint="eastAsia"/>
+        </w:rPr>
+        <w:t>：當偵測到的</w:t>
+      </w:r>
+      <w:r>
+        <w:t xml:space="preserve"> natural run </w:t>
+      </w:r>
+      <w:r>
+        <w:rPr>
+          <w:rFonts w:ascii="新細明體" w:eastAsia="新細明體" w:hAnsi="新細明體" w:cs="新細明體" w:hint="eastAsia"/>
+        </w:rPr>
+        <w:t>短於</w:t>
+      </w:r>
+      <w:r>
+        <w:t xml:space="preserve"> minrun </w:t>
+      </w:r>
+      <w:r>
+        <w:rPr>
+          <w:rFonts w:ascii="新細明體" w:eastAsia="新細明體" w:hAnsi="新細明體" w:cs="新細明體" w:hint="eastAsia"/>
+        </w:rPr>
+        <w:t>時，使用</w:t>
+      </w:r>
+      <w:r>
+        <w:t xml:space="preserve"> stable binary insertion sort </w:t>
+      </w:r>
+      <w:r>
+        <w:rPr>
+          <w:rFonts w:ascii="新細明體" w:eastAsia="新細明體" w:hAnsi="新細明體" w:cs="新細明體" w:hint="eastAsia"/>
+        </w:rPr>
+        <w:t>將該</w:t>
+      </w:r>
+      <w:r>
+        <w:t xml:space="preserve"> run </w:t>
+      </w:r>
+      <w:r>
+        <w:rPr>
+          <w:rFonts w:ascii="新細明體" w:eastAsia="新細明體" w:hAnsi="新細明體" w:cs="新細明體" w:hint="eastAsia"/>
+        </w:rPr>
+        <w:t>向右延伸。</w:t>
       </w:r>
     </w:p>
     <w:p>
@@ -1247,7 +1726,22 @@
         <w:pStyle w:val="a0"/>
       </w:pPr>
       <w:r>
-        <w:t xml:space="preserve">本研究採用 fixed-minrun calculation。對較大的 </w:t>
+        <w:rPr>
+          <w:rFonts w:ascii="新細明體" w:eastAsia="新細明體" w:hAnsi="新細明體" w:cs="新細明體" w:hint="eastAsia"/>
+        </w:rPr>
+        <w:t>本研究採用固定</w:t>
+      </w:r>
+      <w:r>
+        <w:t xml:space="preserve"> minrun </w:t>
+      </w:r>
+      <w:r>
+        <w:rPr>
+          <w:rFonts w:ascii="新細明體" w:eastAsia="新細明體" w:hAnsi="新細明體" w:cs="新細明體" w:hint="eastAsia"/>
+        </w:rPr>
+        <w:t>計算方式。對較大的</w:t>
+      </w:r>
+      <w:r>
+        <w:t xml:space="preserve"> </w:t>
       </w:r>
       <m:oMath>
         <m:r>
@@ -1258,7 +1752,55 @@
         </m:r>
       </m:oMath>
       <w:r>
-        <w:t>，程式計算出的 minrun 落在 32 至 64 之間。這是本研究的 implementation setting，用來建立 with-minrun 與 without-minrun 的 controlled comparison，而不是對任何特定 production implementation 的逐行重製。</w:t>
+        <w:rPr>
+          <w:rFonts w:ascii="新細明體" w:eastAsia="新細明體" w:hAnsi="新細明體" w:cs="新細明體" w:hint="eastAsia"/>
+        </w:rPr>
+        <w:t>，程式計算出的</w:t>
+      </w:r>
+      <w:r>
+        <w:t xml:space="preserve"> minrun </w:t>
+      </w:r>
+      <w:r>
+        <w:rPr>
+          <w:rFonts w:ascii="新細明體" w:eastAsia="新細明體" w:hAnsi="新細明體" w:cs="新細明體" w:hint="eastAsia"/>
+        </w:rPr>
+        <w:t>落在</w:t>
+      </w:r>
+      <w:r>
+        <w:t xml:space="preserve"> 32 </w:t>
+      </w:r>
+      <w:r>
+        <w:rPr>
+          <w:rFonts w:ascii="新細明體" w:eastAsia="新細明體" w:hAnsi="新細明體" w:cs="新細明體" w:hint="eastAsia"/>
+        </w:rPr>
+        <w:t>至</w:t>
+      </w:r>
+      <w:r>
+        <w:t xml:space="preserve"> 64 </w:t>
+      </w:r>
+      <w:r>
+        <w:rPr>
+          <w:rFonts w:ascii="新細明體" w:eastAsia="新細明體" w:hAnsi="新細明體" w:cs="新細明體" w:hint="eastAsia"/>
+        </w:rPr>
+        <w:t>之間。這是本研究的實作設定，用來建立</w:t>
+      </w:r>
+      <w:r>
+        <w:t xml:space="preserve"> with-minrun </w:t>
+      </w:r>
+      <w:r>
+        <w:rPr>
+          <w:rFonts w:ascii="新細明體" w:eastAsia="新細明體" w:hAnsi="新細明體" w:cs="新細明體" w:hint="eastAsia"/>
+        </w:rPr>
+        <w:t>與</w:t>
+      </w:r>
+      <w:r>
+        <w:t xml:space="preserve"> without-minrun </w:t>
+      </w:r>
+      <w:r>
+        <w:rPr>
+          <w:rFonts w:ascii="新細明體" w:eastAsia="新細明體" w:hAnsi="新細明體" w:cs="新細明體" w:hint="eastAsia"/>
+        </w:rPr>
+        <w:t>的控制比較，而不是對任何特定正式實作的逐行重製。</w:t>
       </w:r>
     </w:p>
     <w:p>
@@ -1266,7 +1808,22 @@
         <w:pStyle w:val="a0"/>
       </w:pPr>
       <w:r>
-        <w:t>minrun extension 可能直接改變 merge policy 所接收到的 input structure，包括：</w:t>
+        <w:t xml:space="preserve">minrun extension </w:t>
+      </w:r>
+      <w:r>
+        <w:rPr>
+          <w:rFonts w:ascii="新細明體" w:eastAsia="新細明體" w:hAnsi="新細明體" w:cs="新細明體" w:hint="eastAsia"/>
+        </w:rPr>
+        <w:t>可能直接改變</w:t>
+      </w:r>
+      <w:r>
+        <w:t xml:space="preserve"> merge policy </w:t>
+      </w:r>
+      <w:r>
+        <w:rPr>
+          <w:rFonts w:ascii="新細明體" w:eastAsia="新細明體" w:hAnsi="新細明體" w:cs="新細明體" w:hint="eastAsia"/>
+        </w:rPr>
+        <w:t>所接收到的輸入結構，包括：</w:t>
       </w:r>
     </w:p>
     <w:p>
@@ -1278,7 +1835,19 @@
         </w:numPr>
       </w:pPr>
       <w:r>
-        <w:t>降低 initial run count；</w:t>
+        <w:rPr>
+          <w:rFonts w:ascii="新細明體" w:eastAsia="新細明體" w:hAnsi="新細明體" w:cs="新細明體" w:hint="eastAsia"/>
+        </w:rPr>
+        <w:t>降低初始</w:t>
+      </w:r>
+      <w:r>
+        <w:t xml:space="preserve"> run count</w:t>
+      </w:r>
+      <w:r>
+        <w:rPr>
+          <w:rFonts w:ascii="新細明體" w:eastAsia="新細明體" w:hAnsi="新細明體" w:cs="新細明體" w:hint="eastAsia"/>
+        </w:rPr>
+        <w:t>；</w:t>
       </w:r>
     </w:p>
     <w:p>
@@ -1290,7 +1859,37 @@
         </w:numPr>
       </w:pPr>
       <w:r>
-        <w:t>將 many tiny runs 轉換為接近 minrun 的 adjusted runs；</w:t>
+        <w:rPr>
+          <w:rFonts w:ascii="新細明體" w:eastAsia="新細明體" w:hAnsi="新細明體" w:cs="新細明體" w:hint="eastAsia"/>
+        </w:rPr>
+        <w:t>將大量極短</w:t>
+      </w:r>
+      <w:r>
+        <w:t xml:space="preserve"> runs </w:t>
+      </w:r>
+      <w:r>
+        <w:rPr>
+          <w:rFonts w:ascii="新細明體" w:eastAsia="新細明體" w:hAnsi="新細明體" w:cs="新細明體" w:hint="eastAsia"/>
+        </w:rPr>
+        <w:t>轉換為接近</w:t>
+      </w:r>
+      <w:r>
+        <w:t xml:space="preserve"> minrun </w:t>
+      </w:r>
+      <w:r>
+        <w:rPr>
+          <w:rFonts w:ascii="新細明體" w:eastAsia="新細明體" w:hAnsi="新細明體" w:cs="新細明體" w:hint="eastAsia"/>
+        </w:rPr>
+        <w:t>的</w:t>
+      </w:r>
+      <w:r>
+        <w:t xml:space="preserve"> adjusted runs</w:t>
+      </w:r>
+      <w:r>
+        <w:rPr>
+          <w:rFonts w:ascii="新細明體" w:eastAsia="新細明體" w:hAnsi="新細明體" w:cs="新細明體" w:hint="eastAsia"/>
+        </w:rPr>
+        <w:t>；</w:t>
       </w:r>
     </w:p>
     <w:p>
@@ -1302,7 +1901,37 @@
         </w:numPr>
       </w:pPr>
       <w:r>
-        <w:t>改變 run entropy、run CV 與 max-run ratio；</w:t>
+        <w:rPr>
+          <w:rFonts w:ascii="新細明體" w:eastAsia="新細明體" w:hAnsi="新細明體" w:cs="新細明體" w:hint="eastAsia"/>
+        </w:rPr>
+        <w:t>改變</w:t>
+      </w:r>
+      <w:r>
+        <w:t xml:space="preserve"> run entropy</w:t>
+      </w:r>
+      <w:r>
+        <w:rPr>
+          <w:rFonts w:ascii="新細明體" w:eastAsia="新細明體" w:hAnsi="新細明體" w:cs="新細明體" w:hint="eastAsia"/>
+        </w:rPr>
+        <w:t>、</w:t>
+      </w:r>
+      <w:r>
+        <w:t xml:space="preserve">run CV </w:t>
+      </w:r>
+      <w:r>
+        <w:rPr>
+          <w:rFonts w:ascii="新細明體" w:eastAsia="新細明體" w:hAnsi="新細明體" w:cs="新細明體" w:hint="eastAsia"/>
+        </w:rPr>
+        <w:t>與</w:t>
+      </w:r>
+      <w:r>
+        <w:t xml:space="preserve"> max-run ratio</w:t>
+      </w:r>
+      <w:r>
+        <w:rPr>
+          <w:rFonts w:ascii="新細明體" w:eastAsia="新細明體" w:hAnsi="新細明體" w:cs="新細明體" w:hint="eastAsia"/>
+        </w:rPr>
+        <w:t>；</w:t>
       </w:r>
     </w:p>
     <w:p>
@@ -1314,7 +1943,28 @@
         </w:numPr>
       </w:pPr>
       <w:r>
-        <w:t>改變兩種 merge policies 最後建立的 merge trees。</w:t>
+        <w:rPr>
+          <w:rFonts w:ascii="新細明體" w:eastAsia="新細明體" w:hAnsi="新細明體" w:cs="新細明體" w:hint="eastAsia"/>
+        </w:rPr>
+        <w:t>改變兩種</w:t>
+      </w:r>
+      <w:r>
+        <w:t xml:space="preserve"> merge policy </w:t>
+      </w:r>
+      <w:r>
+        <w:rPr>
+          <w:rFonts w:ascii="新細明體" w:eastAsia="新細明體" w:hAnsi="新細明體" w:cs="新細明體" w:hint="eastAsia"/>
+        </w:rPr>
+        <w:t>最後建立的</w:t>
+      </w:r>
+      <w:r>
+        <w:t xml:space="preserve"> merge trees</w:t>
+      </w:r>
+      <w:r>
+        <w:rPr>
+          <w:rFonts w:ascii="新細明體" w:eastAsia="新細明體" w:hAnsi="新細明體" w:cs="新細明體" w:hint="eastAsia"/>
+        </w:rPr>
+        <w:t>。</w:t>
       </w:r>
     </w:p>
     <w:p>
@@ -1322,24 +1972,22 @@
         <w:pStyle w:val="FirstParagraph"/>
       </w:pPr>
       <w:r>
-        <w:t xml:space="preserve">因此，本研究分別量測 </w:t>
-      </w:r>
-      <w:r>
-        <w:rPr>
-          <w:b/>
-          <w:bCs/>
-        </w:rPr>
-        <w:t>natural run distribution</w:t>
-      </w:r>
-      <w:r>
-        <w:t xml:space="preserve"> 與 </w:t>
-      </w:r>
-      <w:r>
-        <w:rPr>
-          <w:b/>
-          <w:bCs/>
-        </w:rPr>
-        <w:t>adjusted run distribution</w:t>
+        <w:rPr>
+          <w:rFonts w:ascii="新細明體" w:eastAsia="新細明體" w:hAnsi="新細明體" w:cs="新細明體" w:hint="eastAsia"/>
+        </w:rPr>
+        <w:t>因此，本研究分別量測</w:t>
+      </w:r>
+      <w:r>
+        <w:t xml:space="preserve"> natural run distribution </w:t>
+      </w:r>
+      <w:r>
+        <w:rPr>
+          <w:rFonts w:ascii="新細明體" w:eastAsia="新細明體" w:hAnsi="新細明體" w:cs="新細明體" w:hint="eastAsia"/>
+        </w:rPr>
+        <w:t>與</w:t>
+      </w:r>
+      <w:r>
+        <w:t xml:space="preserve"> adjusted run distribution</w:t>
       </w:r>
       <w:r>
         <w:t>。</w:t>
@@ -1361,7 +2009,121 @@
         <w:pStyle w:val="FirstParagraph"/>
       </w:pPr>
       <w:r>
-        <w:t>Timsort-style policy 將待處理 runs 存入 stack，並根據 top runs 的 length conditions 執行 collapse。其 merge decision 只依賴有限的 local stack information。Auger 等人分析了 corrected Python Timsort 的 stack rules 與 worst-case complexity，並指出 Timsort 可在 on-the-fly 偵測 runs 的同時，使用 local properties 決定 merge [2]。</w:t>
+        <w:t xml:space="preserve">Timsort-style policy </w:t>
+      </w:r>
+      <w:r>
+        <w:rPr>
+          <w:rFonts w:ascii="新細明體" w:eastAsia="新細明體" w:hAnsi="新細明體" w:cs="新細明體" w:hint="eastAsia"/>
+        </w:rPr>
+        <w:t>將待處理</w:t>
+      </w:r>
+      <w:r>
+        <w:t xml:space="preserve"> runs </w:t>
+      </w:r>
+      <w:r>
+        <w:rPr>
+          <w:rFonts w:ascii="新細明體" w:eastAsia="新細明體" w:hAnsi="新細明體" w:cs="新細明體" w:hint="eastAsia"/>
+        </w:rPr>
+        <w:t>存入</w:t>
+      </w:r>
+      <w:r>
+        <w:t xml:space="preserve"> stack</w:t>
+      </w:r>
+      <w:r>
+        <w:rPr>
+          <w:rFonts w:ascii="新細明體" w:eastAsia="新細明體" w:hAnsi="新細明體" w:cs="新細明體" w:hint="eastAsia"/>
+        </w:rPr>
+        <w:t>，並根據</w:t>
+      </w:r>
+      <w:r>
+        <w:t xml:space="preserve"> stack </w:t>
+      </w:r>
+      <w:r>
+        <w:rPr>
+          <w:rFonts w:ascii="新細明體" w:eastAsia="新細明體" w:hAnsi="新細明體" w:cs="新細明體" w:hint="eastAsia"/>
+        </w:rPr>
+        <w:t>頂端</w:t>
+      </w:r>
+      <w:r>
+        <w:t xml:space="preserve"> runs </w:t>
+      </w:r>
+      <w:r>
+        <w:rPr>
+          <w:rFonts w:ascii="新細明體" w:eastAsia="新細明體" w:hAnsi="新細明體" w:cs="新細明體" w:hint="eastAsia"/>
+        </w:rPr>
+        <w:t>的長度條件執行合併處理。其</w:t>
+      </w:r>
+      <w:r>
+        <w:t xml:space="preserve"> merge </w:t>
+      </w:r>
+      <w:r>
+        <w:rPr>
+          <w:rFonts w:ascii="新細明體" w:eastAsia="新細明體" w:hAnsi="新細明體" w:cs="新細明體" w:hint="eastAsia"/>
+        </w:rPr>
+        <w:t>決策只依賴有限的局部</w:t>
+      </w:r>
+      <w:r>
+        <w:t xml:space="preserve"> stack </w:t>
+      </w:r>
+      <w:r>
+        <w:rPr>
+          <w:rFonts w:ascii="新細明體" w:eastAsia="新細明體" w:hAnsi="新細明體" w:cs="新細明體" w:hint="eastAsia"/>
+        </w:rPr>
+        <w:t>資訊。</w:t>
+      </w:r>
+      <w:r>
+        <w:t xml:space="preserve">Auger </w:t>
+      </w:r>
+      <w:r>
+        <w:rPr>
+          <w:rFonts w:ascii="新細明體" w:eastAsia="新細明體" w:hAnsi="新細明體" w:cs="新細明體" w:hint="eastAsia"/>
+        </w:rPr>
+        <w:t>等人分析了修正後</w:t>
+      </w:r>
+      <w:r>
+        <w:t xml:space="preserve"> Python Timsort </w:t>
+      </w:r>
+      <w:r>
+        <w:rPr>
+          <w:rFonts w:ascii="新細明體" w:eastAsia="新細明體" w:hAnsi="新細明體" w:cs="新細明體" w:hint="eastAsia"/>
+        </w:rPr>
+        <w:t>的</w:t>
+      </w:r>
+      <w:r>
+        <w:t xml:space="preserve"> stack </w:t>
+      </w:r>
+      <w:r>
+        <w:rPr>
+          <w:rFonts w:ascii="新細明體" w:eastAsia="新細明體" w:hAnsi="新細明體" w:cs="新細明體" w:hint="eastAsia"/>
+        </w:rPr>
+        <w:t>規則與最壞情況複雜度，並指出</w:t>
+      </w:r>
+      <w:r>
+        <w:t xml:space="preserve"> Timsort </w:t>
+      </w:r>
+      <w:r>
+        <w:rPr>
+          <w:rFonts w:ascii="新細明體" w:eastAsia="新細明體" w:hAnsi="新細明體" w:cs="新細明體" w:hint="eastAsia"/>
+        </w:rPr>
+        <w:t>可在即時偵測</w:t>
+      </w:r>
+      <w:r>
+        <w:t xml:space="preserve"> runs </w:t>
+      </w:r>
+      <w:r>
+        <w:rPr>
+          <w:rFonts w:ascii="新細明體" w:eastAsia="新細明體" w:hAnsi="新細明體" w:cs="新細明體" w:hint="eastAsia"/>
+        </w:rPr>
+        <w:t>的同時，使用局部性質決定</w:t>
+      </w:r>
+      <w:r>
+        <w:t xml:space="preserve"> merge [2]</w:t>
+      </w:r>
+      <w:r>
+        <w:rPr>
+          <w:rFonts w:ascii="新細明體" w:eastAsia="新細明體" w:hAnsi="新細明體" w:cs="新細明體" w:hint="eastAsia"/>
+        </w:rPr>
+        <w:t>。</w:t>
       </w:r>
     </w:p>
     <w:p>
@@ -1369,17 +2131,112 @@
         <w:pStyle w:val="a0"/>
       </w:pPr>
       <w:r>
-        <w:t xml:space="preserve">Buss 與 Knop 將 Timsort 納入 stable merge strategies 的統一分析框架，並以 merge cost 比較不同 merge-order rules [3]。本研究據此使用 </w:t>
-      </w:r>
-      <w:r>
-        <w:rPr>
-          <w:b/>
-          <w:bCs/>
-        </w:rPr>
-        <w:t>Timsort-style</w:t>
-      </w:r>
-      <w:r>
-        <w:t xml:space="preserve"> 一詞，表示實作保留 natural run detection、fixed minrun extension 與主要 stack collapse rules，但不等同於完整 production Timsort。</w:t>
+        <w:t xml:space="preserve">Buss </w:t>
+      </w:r>
+      <w:r>
+        <w:rPr>
+          <w:rFonts w:ascii="新細明體" w:eastAsia="新細明體" w:hAnsi="新細明體" w:cs="新細明體" w:hint="eastAsia"/>
+        </w:rPr>
+        <w:t>與</w:t>
+      </w:r>
+      <w:r>
+        <w:t xml:space="preserve"> Knop </w:t>
+      </w:r>
+      <w:r>
+        <w:rPr>
+          <w:rFonts w:ascii="新細明體" w:eastAsia="新細明體" w:hAnsi="新細明體" w:cs="新細明體" w:hint="eastAsia"/>
+        </w:rPr>
+        <w:t>將</w:t>
+      </w:r>
+      <w:r>
+        <w:t xml:space="preserve"> Timsort </w:t>
+      </w:r>
+      <w:r>
+        <w:rPr>
+          <w:rFonts w:ascii="新細明體" w:eastAsia="新細明體" w:hAnsi="新細明體" w:cs="新細明體" w:hint="eastAsia"/>
+        </w:rPr>
+        <w:t>納入</w:t>
+      </w:r>
+      <w:r>
+        <w:t xml:space="preserve"> stable merge strategies </w:t>
+      </w:r>
+      <w:r>
+        <w:rPr>
+          <w:rFonts w:ascii="新細明體" w:eastAsia="新細明體" w:hAnsi="新細明體" w:cs="新細明體" w:hint="eastAsia"/>
+        </w:rPr>
+        <w:t>的統一分析框架，並以</w:t>
+      </w:r>
+      <w:r>
+        <w:t xml:space="preserve"> merge cost </w:t>
+      </w:r>
+      <w:r>
+        <w:rPr>
+          <w:rFonts w:ascii="新細明體" w:eastAsia="新細明體" w:hAnsi="新細明體" w:cs="新細明體" w:hint="eastAsia"/>
+        </w:rPr>
+        <w:t>比較不同</w:t>
+      </w:r>
+      <w:r>
+        <w:t xml:space="preserve"> merge order </w:t>
+      </w:r>
+      <w:r>
+        <w:rPr>
+          <w:rFonts w:ascii="新細明體" w:eastAsia="新細明體" w:hAnsi="新細明體" w:cs="新細明體" w:hint="eastAsia"/>
+        </w:rPr>
+        <w:t>規則</w:t>
+      </w:r>
+      <w:r>
+        <w:t xml:space="preserve"> [3]</w:t>
+      </w:r>
+      <w:r>
+        <w:rPr>
+          <w:rFonts w:ascii="新細明體" w:eastAsia="新細明體" w:hAnsi="新細明體" w:cs="新細明體" w:hint="eastAsia"/>
+        </w:rPr>
+        <w:t>。本研究據此使用</w:t>
+      </w:r>
+      <w:r>
+        <w:t xml:space="preserve"> Timsort-style </w:t>
+      </w:r>
+      <w:r>
+        <w:rPr>
+          <w:rFonts w:ascii="新細明體" w:eastAsia="新細明體" w:hAnsi="新細明體" w:cs="新細明體" w:hint="eastAsia"/>
+        </w:rPr>
+        <w:t>一詞，表示實作保留</w:t>
+      </w:r>
+      <w:r>
+        <w:t xml:space="preserve"> natural run detection</w:t>
+      </w:r>
+      <w:r>
+        <w:rPr>
+          <w:rFonts w:ascii="新細明體" w:eastAsia="新細明體" w:hAnsi="新細明體" w:cs="新細明體" w:hint="eastAsia"/>
+        </w:rPr>
+        <w:t>、固定</w:t>
+      </w:r>
+      <w:r>
+        <w:t xml:space="preserve"> minrun extension </w:t>
+      </w:r>
+      <w:r>
+        <w:rPr>
+          <w:rFonts w:ascii="新細明體" w:eastAsia="新細明體" w:hAnsi="新細明體" w:cs="新細明體" w:hint="eastAsia"/>
+        </w:rPr>
+        <w:t>與主要</w:t>
+      </w:r>
+      <w:r>
+        <w:t xml:space="preserve"> stack collapse </w:t>
+      </w:r>
+      <w:r>
+        <w:rPr>
+          <w:rFonts w:ascii="新細明體" w:eastAsia="新細明體" w:hAnsi="新細明體" w:cs="新細明體" w:hint="eastAsia"/>
+        </w:rPr>
+        <w:t>規則，但不等同於完整的正式版</w:t>
+      </w:r>
+      <w:r>
+        <w:t xml:space="preserve"> Timsort</w:t>
+      </w:r>
+      <w:r>
+        <w:rPr>
+          <w:rFonts w:ascii="新細明體" w:eastAsia="新細明體" w:hAnsi="新細明體" w:cs="新細明體" w:hint="eastAsia"/>
+        </w:rPr>
+        <w:t>。</w:t>
       </w:r>
     </w:p>
     <w:p>
@@ -1463,7 +2320,25 @@
         <w:t>node power</w:t>
       </w:r>
       <w:r>
-        <w:t>。當新的 run 被 push 到 stack 時，較高 power 的 boundaries 會先觸發 merge，使 stack 中的 powers 維持特定 ordering。此方法能在不明確儲存完整 tree 的情況下，線上建立 nearly-optimal alphabetic merge tree [1]。</w:t>
+        <w:t>。當新的 run 被 push 到 stack 時，較高 power 的 boundaries 會先觸發 merge，使 stack 中的 powers 維持特定</w:t>
+      </w:r>
+      <w:r>
+        <w:rPr>
+          <w:rFonts w:ascii="新細明體" w:eastAsia="新細明體" w:hAnsi="新細明體" w:cs="新細明體" w:hint="eastAsia"/>
+        </w:rPr>
+        <w:t>順序</w:t>
+      </w:r>
+      <w:r>
+        <w:t>。此方法能在不明確儲存完整</w:t>
+      </w:r>
+      <w:r>
+        <w:rPr>
+          <w:rFonts w:eastAsiaTheme="minorEastAsia" w:hint="eastAsia"/>
+        </w:rPr>
+        <w:t xml:space="preserve"> merge</w:t>
+      </w:r>
+      <w:r>
+        <w:t xml:space="preserve"> tree 的情況下，線上建立 nearly-optimal alphabetic merge tree [1]。</w:t>
       </w:r>
     </w:p>
     <w:p>
@@ -2052,7 +2927,70 @@
         </m:r>
       </m:oMath>
       <w:r>
-        <w:t xml:space="preserve"> 的具體 upper bound [1]。此結果代表 Powersort 的 merge order 在 leading term 上能適應 existing runs，但它並不表示 Powersort 對每一個 finite run sequence 都必然嚴格優於其他 heuristic。</w:t>
+        <w:t xml:space="preserve"> 的具體 upper bound [1]。</w:t>
+      </w:r>
+      <w:r>
+        <w:rPr>
+          <w:rFonts w:ascii="新細明體" w:eastAsia="新細明體" w:hAnsi="新細明體" w:cs="新細明體" w:hint="eastAsia"/>
+        </w:rPr>
+        <w:t>此結果代表</w:t>
+      </w:r>
+      <w:r>
+        <w:t xml:space="preserve"> Powersort </w:t>
+      </w:r>
+      <w:r>
+        <w:rPr>
+          <w:rFonts w:ascii="新細明體" w:eastAsia="新細明體" w:hAnsi="新細明體" w:cs="新細明體" w:hint="eastAsia"/>
+        </w:rPr>
+        <w:t>的</w:t>
+      </w:r>
+      <w:r>
+        <w:t xml:space="preserve"> merge order </w:t>
+      </w:r>
+      <w:r>
+        <w:rPr>
+          <w:rFonts w:ascii="新細明體" w:eastAsia="新細明體" w:hAnsi="新細明體" w:cs="新細明體" w:hint="eastAsia"/>
+        </w:rPr>
+        <w:t>在最高次項上能適應既有</w:t>
+      </w:r>
+      <w:r>
+        <w:t xml:space="preserve"> runs</w:t>
+      </w:r>
+      <w:r>
+        <w:rPr>
+          <w:rFonts w:ascii="新細明體" w:eastAsia="新細明體" w:hAnsi="新細明體" w:cs="新細明體" w:hint="eastAsia"/>
+        </w:rPr>
+        <w:t>，但它並不表示</w:t>
+      </w:r>
+      <w:r>
+        <w:t xml:space="preserve"> Powersort </w:t>
+      </w:r>
+      <w:r>
+        <w:rPr>
+          <w:rFonts w:ascii="新細明體" w:eastAsia="新細明體" w:hAnsi="新細明體" w:cs="新細明體" w:hint="eastAsia"/>
+        </w:rPr>
+        <w:t>對每一個有限的</w:t>
+      </w:r>
+      <w:r>
+        <w:t xml:space="preserve"> run length </w:t>
+      </w:r>
+      <w:r>
+        <w:rPr>
+          <w:rFonts w:ascii="新細明體" w:eastAsia="新細明體" w:hAnsi="新細明體" w:cs="新細明體" w:hint="eastAsia"/>
+        </w:rPr>
+        <w:t>序列都必然嚴格優於其他啟發式規則 (</w:t>
+      </w:r>
+      <w:r>
+        <w:t>heuristic</w:t>
+      </w:r>
+      <w:r>
+        <w:rPr>
+          <w:rFonts w:asciiTheme="minorEastAsia" w:eastAsiaTheme="minorEastAsia" w:hAnsiTheme="minorEastAsia" w:hint="eastAsia"/>
+        </w:rPr>
+        <w:t>)</w:t>
+      </w:r>
+      <w:r>
+        <w:t>。</w:t>
       </w:r>
     </w:p>
     <w:p>
@@ -2475,7 +3413,31 @@
         <w:pStyle w:val="a0"/>
       </w:pPr>
       <w:r>
-        <w:t xml:space="preserve">Merge tree cost 不等於 wall-clock runtime，但能將研究焦點集中於 merge policy 所造成的 tree structure difference。因此，本研究以 </w:t>
+        <w:t>Merge tree cost 不等於</w:t>
+      </w:r>
+      <w:r>
+        <w:rPr>
+          <w:rFonts w:ascii="新細明體" w:eastAsia="新細明體" w:hAnsi="新細明體" w:cs="新細明體" w:hint="eastAsia"/>
+        </w:rPr>
+        <w:t>實際執行時間</w:t>
+      </w:r>
+      <w:r>
+        <w:t xml:space="preserve">，但能將研究焦點集中於 merge policy 所造成的 </w:t>
+      </w:r>
+      <w:r>
+        <w:rPr>
+          <w:rFonts w:eastAsiaTheme="minorEastAsia" w:hint="eastAsia"/>
+        </w:rPr>
+        <w:t xml:space="preserve">merge tree </w:t>
+      </w:r>
+      <w:r>
+        <w:rPr>
+          <w:rFonts w:eastAsiaTheme="minorEastAsia" w:hint="eastAsia"/>
+        </w:rPr>
+        <w:t>結構差異</w:t>
+      </w:r>
+      <w:r>
+        <w:t xml:space="preserve">。因此，本研究以 </w:t>
       </w:r>
       <m:oMath>
         <m:r>
@@ -2503,7 +3465,25 @@
         </m:d>
       </m:oMath>
       <w:r>
-        <w:t xml:space="preserve"> 作為主要 metric，並將 merge comparisons 留作 supporting metric。</w:t>
+        <w:t xml:space="preserve"> 作為主要</w:t>
+      </w:r>
+      <w:r>
+        <w:rPr>
+          <w:rFonts w:ascii="新細明體" w:eastAsia="新細明體" w:hAnsi="新細明體" w:cs="新細明體" w:hint="eastAsia"/>
+        </w:rPr>
+        <w:t>指標</w:t>
+      </w:r>
+      <w:r>
+        <w:t>，並將 merge comparisons 留作</w:t>
+      </w:r>
+      <w:r>
+        <w:rPr>
+          <w:rFonts w:ascii="新細明體" w:eastAsia="新細明體" w:hAnsi="新細明體" w:cs="新細明體" w:hint="eastAsia"/>
+        </w:rPr>
+        <w:t>輔助指標</w:t>
+      </w:r>
+      <w:r>
+        <w:t>。</w:t>
       </w:r>
     </w:p>
     <w:p>
@@ -2551,7 +3531,25 @@
         <w:t>Powersort-style</w:t>
       </w:r>
       <w:r>
-        <w:t xml:space="preserve"> merge policies，而非兩套完整 production sorting systems。所有 conditions 共用相同的：</w:t>
+        <w:t xml:space="preserve"> merge policies，而非兩套完整</w:t>
+      </w:r>
+      <w:r>
+        <w:rPr>
+          <w:rFonts w:ascii="新細明體" w:eastAsia="新細明體" w:hAnsi="新細明體" w:cs="新細明體" w:hint="eastAsia"/>
+        </w:rPr>
+        <w:t>的正式排序系統</w:t>
+      </w:r>
+      <w:r>
+        <w:t>。所有</w:t>
+      </w:r>
+      <w:r>
+        <w:rPr>
+          <w:rFonts w:ascii="新細明體" w:eastAsia="新細明體" w:hAnsi="新細明體" w:cs="新細明體" w:hint="eastAsia"/>
+        </w:rPr>
+        <w:t>條件</w:t>
+      </w:r>
+      <w:r>
+        <w:t>共用相同的：</w:t>
       </w:r>
     </w:p>
     <w:p>
@@ -2789,7 +3787,25 @@
         <w:pStyle w:val="a0"/>
       </w:pPr>
       <w:r>
-        <w:t>With-minrun condition 模擬包含 minrun extension 的 adaptive sorting pipeline；without-minrun condition 則作為 ablation，使 merge policy 直接作用於 run detection 與 descending-run reversal 後的 natural runs。</w:t>
+        <w:t xml:space="preserve">With-minrun </w:t>
+      </w:r>
+      <w:r>
+        <w:rPr>
+          <w:rFonts w:ascii="新細明體" w:eastAsia="新細明體" w:hAnsi="新細明體" w:cs="新細明體" w:hint="eastAsia"/>
+        </w:rPr>
+        <w:t>條件</w:t>
+      </w:r>
+      <w:r>
+        <w:t xml:space="preserve">模擬包含 minrun extension 的 adaptive sorting pipeline；without-minrun </w:t>
+      </w:r>
+      <w:r>
+        <w:rPr>
+          <w:rFonts w:ascii="新細明體" w:eastAsia="新細明體" w:hAnsi="新細明體" w:cs="新細明體" w:hint="eastAsia"/>
+        </w:rPr>
+        <w:t>條件</w:t>
+      </w:r>
+      <w:r>
+        <w:t>則作為 ablation，使 merge policy 直接作用於 run detection 與 descending-run reversal 後的 natural runs。</w:t>
       </w:r>
     </w:p>
     <w:p>
@@ -2905,7 +3921,25 @@
         <w:t>nearly_sorted</w:t>
       </w:r>
       <w:r>
-        <w:t xml:space="preserve"> 使用 fixed random seed 42，以確保 reproducibility。總實驗數為：</w:t>
+        <w:t xml:space="preserve"> 使用</w:t>
+      </w:r>
+      <w:r>
+        <w:rPr>
+          <w:rFonts w:ascii="新細明體" w:eastAsia="新細明體" w:hAnsi="新細明體" w:cs="新細明體" w:hint="eastAsia"/>
+        </w:rPr>
+        <w:t>固定的</w:t>
+      </w:r>
+      <w:r>
+        <w:t xml:space="preserve"> random seed 42，以確保</w:t>
+      </w:r>
+      <w:r>
+        <w:rPr>
+          <w:rFonts w:ascii="新細明體" w:eastAsia="新細明體" w:hAnsi="新細明體" w:cs="新細明體" w:hint="eastAsia"/>
+        </w:rPr>
+        <w:t>可重現性</w:t>
+      </w:r>
+      <w:r>
+        <w:t>。總實驗數為：</w:t>
       </w:r>
     </w:p>
     <w:p>
@@ -2921,7 +3955,6 @@
             <w:rPr>
               <w:rFonts w:ascii="Cambria Math" w:hAnsi="Cambria Math"/>
             </w:rPr>
-            <w:lastRenderedPageBreak/>
             <m:t>3</m:t>
           </m:r>
           <m:r>
@@ -3025,6 +4058,7 @@
         <w:pStyle w:val="FirstParagraph"/>
       </w:pPr>
       <w:r>
+        <w:lastRenderedPageBreak/>
         <w:t xml:space="preserve">每一次輸出皆與 Python 內建 </w:t>
       </w:r>
       <w:r>
@@ -3034,7 +4068,16 @@
         <w:t>sorted</w:t>
       </w:r>
       <w:r>
-        <w:t xml:space="preserve"> 的結果比較；720 組 experiments 全部通過 correctness verification。</w:t>
+        <w:t xml:space="preserve"> 的結果比較；720 組 experiments 全部通過</w:t>
+      </w:r>
+      <w:r>
+        <w:rPr>
+          <w:rFonts w:ascii="新細明體" w:eastAsia="新細明體" w:hAnsi="新細明體" w:cs="新細明體" w:hint="eastAsia"/>
+        </w:rPr>
+        <w:t>正確性驗證</w:t>
+      </w:r>
+      <w:r>
+        <w:t>。</w:t>
       </w:r>
     </w:p>
     <w:p>
@@ -3065,7 +4108,7 @@
         </w:trPr>
         <w:tc>
           <w:tcPr>
-            <w:tcW w:w="3960" w:type="dxa"/>
+            <w:tcW w:w="5083" w:type="dxa"/>
           </w:tcPr>
           <w:p>
             <w:pPr>
@@ -3078,7 +4121,7 @@
         </w:tc>
         <w:tc>
           <w:tcPr>
-            <w:tcW w:w="3960" w:type="dxa"/>
+            <w:tcW w:w="5083" w:type="dxa"/>
           </w:tcPr>
           <w:p>
             <w:pPr>
@@ -3093,7 +4136,7 @@
       <w:tr>
         <w:tc>
           <w:tcPr>
-            <w:tcW w:w="3960" w:type="dxa"/>
+            <w:tcW w:w="5083" w:type="dxa"/>
           </w:tcPr>
           <w:p>
             <w:pPr>
@@ -3109,14 +4152,23 @@
         </w:tc>
         <w:tc>
           <w:tcPr>
-            <w:tcW w:w="3960" w:type="dxa"/>
+            <w:tcW w:w="5083" w:type="dxa"/>
           </w:tcPr>
           <w:p>
             <w:pPr>
               <w:pStyle w:val="Compact"/>
             </w:pPr>
             <w:r>
-              <w:t>產生 many short natural runs，測試 strong minrun preprocessing</w:t>
+              <w:t>產生</w:t>
+            </w:r>
+            <w:r>
+              <w:rPr>
+                <w:rFonts w:ascii="新細明體" w:eastAsia="新細明體" w:hAnsi="新細明體" w:cs="新細明體" w:hint="eastAsia"/>
+              </w:rPr>
+              <w:t>大量短</w:t>
+            </w:r>
+            <w:r>
+              <w:t xml:space="preserve"> natural runs，測試 strong minrun preprocessing</w:t>
             </w:r>
           </w:p>
         </w:tc>
@@ -3124,7 +4176,7 @@
       <w:tr>
         <w:tc>
           <w:tcPr>
-            <w:tcW w:w="3960" w:type="dxa"/>
+            <w:tcW w:w="5083" w:type="dxa"/>
           </w:tcPr>
           <w:p>
             <w:pPr>
@@ -3140,14 +4192,17 @@
         </w:tc>
         <w:tc>
           <w:tcPr>
-            <w:tcW w:w="3960" w:type="dxa"/>
+            <w:tcW w:w="5083" w:type="dxa"/>
           </w:tcPr>
           <w:p>
             <w:pPr>
               <w:pStyle w:val="Compact"/>
             </w:pPr>
             <w:r>
-              <w:t>以少量 random swaps 建立 partially sorted structure</w:t>
+              <w:rPr>
+                <w:rFonts w:ascii="新細明體" w:eastAsia="新細明體" w:hAnsi="新細明體" w:cs="新細明體" w:hint="eastAsia"/>
+              </w:rPr>
+              <w:t>以少量隨機交換建立部分排序結構</w:t>
             </w:r>
           </w:p>
         </w:tc>
@@ -3155,7 +4210,7 @@
       <w:tr>
         <w:tc>
           <w:tcPr>
-            <w:tcW w:w="3960" w:type="dxa"/>
+            <w:tcW w:w="5083" w:type="dxa"/>
           </w:tcPr>
           <w:p>
             <w:pPr>
@@ -3171,14 +4226,26 @@
         </w:tc>
         <w:tc>
           <w:tcPr>
-            <w:tcW w:w="3960" w:type="dxa"/>
+            <w:tcW w:w="5083" w:type="dxa"/>
           </w:tcPr>
           <w:p>
             <w:pPr>
               <w:pStyle w:val="Compact"/>
             </w:pPr>
             <w:r>
-              <w:t>八個 equal-length runs，作為 regular baseline</w:t>
+              <w:rPr>
+                <w:rFonts w:ascii="新細明體" w:eastAsia="新細明體" w:hAnsi="新細明體" w:cs="新細明體" w:hint="eastAsia"/>
+              </w:rPr>
+              <w:t>八個等長</w:t>
+            </w:r>
+            <w:r>
+              <w:t xml:space="preserve"> runs</w:t>
+            </w:r>
+            <w:r>
+              <w:rPr>
+                <w:rFonts w:ascii="新細明體" w:eastAsia="新細明體" w:hAnsi="新細明體" w:cs="新細明體" w:hint="eastAsia"/>
+              </w:rPr>
+              <w:t>，作為規則基準案例</w:t>
             </w:r>
           </w:p>
         </w:tc>
@@ -3186,7 +4253,7 @@
       <w:tr>
         <w:tc>
           <w:tcPr>
-            <w:tcW w:w="3960" w:type="dxa"/>
+            <w:tcW w:w="5083" w:type="dxa"/>
           </w:tcPr>
           <w:p>
             <w:pPr>
@@ -3202,14 +4269,29 @@
         </w:tc>
         <w:tc>
           <w:tcPr>
-            <w:tcW w:w="3960" w:type="dxa"/>
+            <w:tcW w:w="5083" w:type="dxa"/>
           </w:tcPr>
           <w:p>
             <w:pPr>
               <w:pStyle w:val="Compact"/>
             </w:pPr>
             <w:r>
-              <w:t>one large run combined with several small runs</w:t>
+              <w:rPr>
+                <w:rFonts w:ascii="新細明體" w:eastAsia="新細明體" w:hAnsi="新細明體" w:cs="新細明體" w:hint="eastAsia"/>
+              </w:rPr>
+              <w:t>一個大型</w:t>
+            </w:r>
+            <w:r>
+              <w:t xml:space="preserve"> run </w:t>
+            </w:r>
+            <w:r>
+              <w:rPr>
+                <w:rFonts w:ascii="新細明體" w:eastAsia="新細明體" w:hAnsi="新細明體" w:cs="新細明體" w:hint="eastAsia"/>
+              </w:rPr>
+              <w:t>搭配數個小型</w:t>
+            </w:r>
+            <w:r>
+              <w:t xml:space="preserve"> runs</w:t>
             </w:r>
           </w:p>
         </w:tc>
@@ -3217,7 +4299,7 @@
       <w:tr>
         <w:tc>
           <w:tcPr>
-            <w:tcW w:w="3960" w:type="dxa"/>
+            <w:tcW w:w="5083" w:type="dxa"/>
           </w:tcPr>
           <w:p>
             <w:pPr>
@@ -3233,14 +4315,20 @@
         </w:tc>
         <w:tc>
           <w:tcPr>
-            <w:tcW w:w="3960" w:type="dxa"/>
+            <w:tcW w:w="5083" w:type="dxa"/>
           </w:tcPr>
           <w:p>
             <w:pPr>
               <w:pStyle w:val="Compact"/>
             </w:pPr>
             <w:r>
-              <w:t>run lengths follow a geometric pattern</w:t>
+              <w:t xml:space="preserve">run lengths </w:t>
+            </w:r>
+            <w:r>
+              <w:rPr>
+                <w:rFonts w:ascii="新細明體" w:eastAsia="新細明體" w:hAnsi="新細明體" w:cs="新細明體" w:hint="eastAsia"/>
+              </w:rPr>
+              <w:t>呈幾何成長</w:t>
             </w:r>
           </w:p>
         </w:tc>
@@ -3248,7 +4336,7 @@
       <w:tr>
         <w:tc>
           <w:tcPr>
-            <w:tcW w:w="3960" w:type="dxa"/>
+            <w:tcW w:w="5083" w:type="dxa"/>
           </w:tcPr>
           <w:p>
             <w:pPr>
@@ -3264,14 +4352,29 @@
         </w:tc>
         <w:tc>
           <w:tcPr>
-            <w:tcW w:w="3960" w:type="dxa"/>
+            <w:tcW w:w="5083" w:type="dxa"/>
           </w:tcPr>
           <w:p>
             <w:pPr>
               <w:pStyle w:val="Compact"/>
             </w:pPr>
             <w:r>
-              <w:t>many length-2 fragmented runs</w:t>
+              <w:rPr>
+                <w:rFonts w:ascii="新細明體" w:eastAsia="新細明體" w:hAnsi="新細明體" w:cs="新細明體" w:hint="eastAsia"/>
+              </w:rPr>
+              <w:t>大量長度為</w:t>
+            </w:r>
+            <w:r>
+              <w:t xml:space="preserve"> 2 </w:t>
+            </w:r>
+            <w:r>
+              <w:rPr>
+                <w:rFonts w:ascii="新細明體" w:eastAsia="新細明體" w:hAnsi="新細明體" w:cs="新細明體" w:hint="eastAsia"/>
+              </w:rPr>
+              <w:t>的零碎</w:t>
+            </w:r>
+            <w:r>
+              <w:t xml:space="preserve"> runs</w:t>
             </w:r>
           </w:p>
         </w:tc>
@@ -3279,7 +4382,7 @@
       <w:tr>
         <w:tc>
           <w:tcPr>
-            <w:tcW w:w="3960" w:type="dxa"/>
+            <w:tcW w:w="5083" w:type="dxa"/>
           </w:tcPr>
           <w:p>
             <w:pPr>
@@ -3295,14 +4398,20 @@
         </w:tc>
         <w:tc>
           <w:tcPr>
-            <w:tcW w:w="3960" w:type="dxa"/>
+            <w:tcW w:w="5083" w:type="dxa"/>
           </w:tcPr>
           <w:p>
             <w:pPr>
               <w:pStyle w:val="Compact"/>
             </w:pPr>
             <w:r>
-              <w:t>以少量 unique values 形成 duplicate-heavy structure</w:t>
+              <w:t>以少量 unique values 形成</w:t>
+            </w:r>
+            <w:r>
+              <w:rPr>
+                <w:rFonts w:ascii="新細明體" w:eastAsia="新細明體" w:hAnsi="新細明體" w:cs="新細明體" w:hint="eastAsia"/>
+              </w:rPr>
+              <w:t>大量重複值的結構</w:t>
             </w:r>
           </w:p>
         </w:tc>
@@ -3310,7 +4419,7 @@
       <w:tr>
         <w:tc>
           <w:tcPr>
-            <w:tcW w:w="3960" w:type="dxa"/>
+            <w:tcW w:w="5083" w:type="dxa"/>
           </w:tcPr>
           <w:p>
             <w:pPr>
@@ -3326,14 +4435,44 @@
         </w:tc>
         <w:tc>
           <w:tcPr>
-            <w:tcW w:w="3960" w:type="dxa"/>
+            <w:tcW w:w="5083" w:type="dxa"/>
           </w:tcPr>
           <w:p>
             <w:pPr>
               <w:pStyle w:val="Compact"/>
             </w:pPr>
             <w:r>
-              <w:t>raw small/large alternation，測試 minrun regularization</w:t>
+              <w:rPr>
+                <w:rFonts w:ascii="新細明體" w:eastAsia="新細明體" w:hAnsi="新細明體" w:cs="新細明體" w:hint="eastAsia"/>
+              </w:rPr>
+              <w:t>小型與大型</w:t>
+            </w:r>
+            <w:r>
+              <w:t xml:space="preserve"> runs </w:t>
+            </w:r>
+            <w:r>
+              <w:rPr>
+                <w:rFonts w:ascii="新細明體" w:eastAsia="新細明體" w:hAnsi="新細明體" w:cs="新細明體" w:hint="eastAsia"/>
+              </w:rPr>
+              <w:t>交替，用來觀察</w:t>
+            </w:r>
+            <w:r>
+              <w:t xml:space="preserve"> minrun extension </w:t>
+            </w:r>
+            <w:r>
+              <w:rPr>
+                <w:rFonts w:ascii="新細明體" w:eastAsia="新細明體" w:hAnsi="新細明體" w:cs="新細明體" w:hint="eastAsia"/>
+              </w:rPr>
+              <w:t>是否使</w:t>
+            </w:r>
+            <w:r>
+              <w:t xml:space="preserve"> run lengths </w:t>
+            </w:r>
+            <w:r>
+              <w:rPr>
+                <w:rFonts w:ascii="新細明體" w:eastAsia="新細明體" w:hAnsi="新細明體" w:cs="新細明體" w:hint="eastAsia"/>
+              </w:rPr>
+              <w:t>趨於一致</w:t>
             </w:r>
           </w:p>
         </w:tc>
@@ -3341,7 +4480,7 @@
       <w:tr>
         <w:tc>
           <w:tcPr>
-            <w:tcW w:w="3960" w:type="dxa"/>
+            <w:tcW w:w="5083" w:type="dxa"/>
           </w:tcPr>
           <w:p>
             <w:pPr>
@@ -3357,14 +4496,29 @@
         </w:tc>
         <w:tc>
           <w:tcPr>
-            <w:tcW w:w="3960" w:type="dxa"/>
+            <w:tcW w:w="5083" w:type="dxa"/>
           </w:tcPr>
           <w:p>
             <w:pPr>
               <w:pStyle w:val="Compact"/>
             </w:pPr>
             <w:r>
-              <w:t>alternating minrun-sized and large runs</w:t>
+              <w:t xml:space="preserve">minrun </w:t>
+            </w:r>
+            <w:r>
+              <w:rPr>
+                <w:rFonts w:ascii="新細明體" w:eastAsia="新細明體" w:hAnsi="新細明體" w:cs="新細明體" w:hint="eastAsia"/>
+              </w:rPr>
+              <w:t>長度與大型</w:t>
+            </w:r>
+            <w:r>
+              <w:t xml:space="preserve"> runs </w:t>
+            </w:r>
+            <w:r>
+              <w:rPr>
+                <w:rFonts w:ascii="新細明體" w:eastAsia="新細明體" w:hAnsi="新細明體" w:cs="新細明體" w:hint="eastAsia"/>
+              </w:rPr>
+              <w:t>交替出現</w:t>
             </w:r>
           </w:p>
         </w:tc>
@@ -3372,7 +4526,7 @@
       <w:tr>
         <w:tc>
           <w:tcPr>
-            <w:tcW w:w="3960" w:type="dxa"/>
+            <w:tcW w:w="5083" w:type="dxa"/>
           </w:tcPr>
           <w:p>
             <w:pPr>
@@ -3388,14 +4542,29 @@
         </w:tc>
         <w:tc>
           <w:tcPr>
-            <w:tcW w:w="3960" w:type="dxa"/>
+            <w:tcW w:w="5083" w:type="dxa"/>
           </w:tcPr>
           <w:p>
             <w:pPr>
               <w:pStyle w:val="Compact"/>
             </w:pPr>
             <w:r>
-              <w:t>many small raw runs followed by one huge tail run</w:t>
+              <w:rPr>
+                <w:rFonts w:ascii="新細明體" w:eastAsia="新細明體" w:hAnsi="新細明體" w:cs="新細明體" w:hint="eastAsia"/>
+              </w:rPr>
+              <w:t>多個小型原始</w:t>
+            </w:r>
+            <w:r>
+              <w:t xml:space="preserve"> runs </w:t>
+            </w:r>
+            <w:r>
+              <w:rPr>
+                <w:rFonts w:ascii="新細明體" w:eastAsia="新細明體" w:hAnsi="新細明體" w:cs="新細明體" w:hint="eastAsia"/>
+              </w:rPr>
+              <w:t>後接一個巨大尾端</w:t>
+            </w:r>
+            <w:r>
+              <w:t xml:space="preserve"> run</w:t>
             </w:r>
           </w:p>
         </w:tc>
@@ -3403,7 +4572,7 @@
       <w:tr>
         <w:tc>
           <w:tcPr>
-            <w:tcW w:w="3960" w:type="dxa"/>
+            <w:tcW w:w="5083" w:type="dxa"/>
           </w:tcPr>
           <w:p>
             <w:pPr>
@@ -3419,14 +4588,32 @@
         </w:tc>
         <w:tc>
           <w:tcPr>
-            <w:tcW w:w="3960" w:type="dxa"/>
+            <w:tcW w:w="5083" w:type="dxa"/>
           </w:tcPr>
           <w:p>
             <w:pPr>
               <w:pStyle w:val="Compact"/>
             </w:pPr>
             <w:r>
-              <w:t>minrun-sized prefix followed by one huge tail run</w:t>
+              <w:t xml:space="preserve">minrun </w:t>
+            </w:r>
+            <w:r>
+              <w:rPr>
+                <w:rFonts w:ascii="新細明體" w:eastAsia="新細明體" w:hAnsi="新細明體" w:cs="新細明體" w:hint="eastAsia"/>
+              </w:rPr>
+              <w:t>長度的前綴</w:t>
+            </w:r>
+            <w:r>
+              <w:t xml:space="preserve"> runs </w:t>
+            </w:r>
+            <w:r>
+              <w:rPr>
+                <w:rFonts w:ascii="新細明體" w:eastAsia="新細明體" w:hAnsi="新細明體" w:cs="新細明體" w:hint="eastAsia"/>
+              </w:rPr>
+              <w:t>後接一個巨大尾端</w:t>
+            </w:r>
+            <w:r>
+              <w:t xml:space="preserve"> run</w:t>
             </w:r>
           </w:p>
         </w:tc>
@@ -3434,7 +4621,7 @@
       <w:tr>
         <w:tc>
           <w:tcPr>
-            <w:tcW w:w="3960" w:type="dxa"/>
+            <w:tcW w:w="5083" w:type="dxa"/>
           </w:tcPr>
           <w:p>
             <w:pPr>
@@ -3450,14 +4637,29 @@
         </w:tc>
         <w:tc>
           <w:tcPr>
-            <w:tcW w:w="3960" w:type="dxa"/>
+            <w:tcW w:w="5083" w:type="dxa"/>
           </w:tcPr>
           <w:p>
             <w:pPr>
               <w:pStyle w:val="Compact"/>
             </w:pPr>
             <w:r>
-              <w:t>run lengths alternate around the minrun threshold</w:t>
+              <w:t xml:space="preserve">run lengths </w:t>
+            </w:r>
+            <w:r>
+              <w:rPr>
+                <w:rFonts w:ascii="新細明體" w:eastAsia="新細明體" w:hAnsi="新細明體" w:cs="新細明體" w:hint="eastAsia"/>
+              </w:rPr>
+              <w:t>在</w:t>
+            </w:r>
+            <w:r>
+              <w:t xml:space="preserve"> minrun </w:t>
+            </w:r>
+            <w:r>
+              <w:rPr>
+                <w:rFonts w:ascii="新細明體" w:eastAsia="新細明體" w:hAnsi="新細明體" w:cs="新細明體" w:hint="eastAsia"/>
+              </w:rPr>
+              <w:t>門檻上下交替</w:t>
             </w:r>
           </w:p>
         </w:tc>
@@ -3753,7 +4955,6 @@
             <w:rPr>
               <w:rFonts w:ascii="Cambria Math" w:hAnsi="Cambria Math"/>
             </w:rPr>
-            <w:lastRenderedPageBreak/>
             <m:t>M</m:t>
           </m:r>
           <m:r>
@@ -3865,7 +5066,40 @@
         <w:t>Max-to-average ratio</w:t>
       </w:r>
       <w:r>
-        <w:t>：maximum run length divided by average run length。</w:t>
+        <w:t>：</w:t>
+      </w:r>
+      <w:r>
+        <w:rPr>
+          <w:rFonts w:ascii="新細明體" w:eastAsia="新細明體" w:hAnsi="新細明體" w:cs="新細明體" w:hint="eastAsia"/>
+          <w:b/>
+          <w:bCs/>
+        </w:rPr>
+        <w:t>最大</w:t>
+      </w:r>
+      <w:r>
+        <w:rPr>
+          <w:b/>
+          <w:bCs/>
+        </w:rPr>
+        <w:t xml:space="preserve"> run length </w:t>
+      </w:r>
+      <w:r>
+        <w:rPr>
+          <w:rFonts w:ascii="新細明體" w:eastAsia="新細明體" w:hAnsi="新細明體" w:cs="新細明體" w:hint="eastAsia"/>
+          <w:b/>
+          <w:bCs/>
+        </w:rPr>
+        <w:t>除以平均</w:t>
+      </w:r>
+      <w:r>
+        <w:rPr>
+          <w:b/>
+          <w:bCs/>
+        </w:rPr>
+        <w:t xml:space="preserve"> run length</w:t>
+      </w:r>
+      <w:r>
+        <w:t>。</w:t>
       </w:r>
     </w:p>
     <w:p>
@@ -3911,6 +5145,7 @@
           <w:b/>
           <w:bCs/>
         </w:rPr>
+        <w:lastRenderedPageBreak/>
         <w:t>Run-count retention ratio</w:t>
       </w:r>
       <w:r>
@@ -4048,7 +5283,22 @@
           <w:b/>
           <w:bCs/>
         </w:rPr>
-        <w:t>Entropy retention ratio</w:t>
+        <w:t>Entropy</w:t>
+      </w:r>
+      <w:r>
+        <w:rPr>
+          <w:rFonts w:eastAsiaTheme="minorEastAsia" w:hint="eastAsia"/>
+          <w:b/>
+          <w:bCs/>
+        </w:rPr>
+        <w:t xml:space="preserve"> change</w:t>
+      </w:r>
+      <w:r>
+        <w:rPr>
+          <w:b/>
+          <w:bCs/>
+        </w:rPr>
+        <w:t xml:space="preserve">  ratio</w:t>
       </w:r>
       <w:r>
         <w:t>：</w:t>
@@ -4231,7 +5481,49 @@
         </m:r>
       </m:oMath>
       <w:r>
-        <w:t xml:space="preserve"> 表示 adjusted runs 的 run entropy 低於 natural runs；</w:t>
+        <w:t xml:space="preserve"> </w:t>
+      </w:r>
+      <w:r>
+        <w:rPr>
+          <w:rFonts w:ascii="新細明體" w:eastAsia="新細明體" w:hAnsi="新細明體" w:cs="新細明體" w:hint="eastAsia"/>
+        </w:rPr>
+        <w:t>表示經過</w:t>
+      </w:r>
+      <w:r>
+        <w:t xml:space="preserve"> minrun extension </w:t>
+      </w:r>
+      <w:r>
+        <w:rPr>
+          <w:rFonts w:ascii="新細明體" w:eastAsia="新細明體" w:hAnsi="新細明體" w:cs="新細明體" w:hint="eastAsia"/>
+        </w:rPr>
+        <w:t>後，</w:t>
+      </w:r>
+      <w:r>
+        <w:t xml:space="preserve">adjusted runs </w:t>
+      </w:r>
+      <w:r>
+        <w:rPr>
+          <w:rFonts w:ascii="新細明體" w:eastAsia="新細明體" w:hAnsi="新細明體" w:cs="新細明體" w:hint="eastAsia"/>
+        </w:rPr>
+        <w:t>的</w:t>
+      </w:r>
+      <w:r>
+        <w:t xml:space="preserve"> run entropy </w:t>
+      </w:r>
+      <w:r>
+        <w:rPr>
+          <w:rFonts w:ascii="新細明體" w:eastAsia="新細明體" w:hAnsi="新細明體" w:cs="新細明體" w:hint="eastAsia"/>
+        </w:rPr>
+        <w:t>低於</w:t>
+      </w:r>
+      <w:r>
+        <w:t xml:space="preserve"> natural runs</w:t>
+      </w:r>
+      <w:r>
+        <w:rPr>
+          <w:rFonts w:ascii="新細明體" w:eastAsia="新細明體" w:hAnsi="新細明體" w:cs="新細明體" w:hint="eastAsia"/>
+        </w:rPr>
+        <w:t>；</w:t>
       </w:r>
       <m:oMath>
         <m:sSub>
@@ -4260,33 +5552,179 @@
           </m:sub>
         </m:sSub>
         <m:r>
-          <m:rPr>
-            <m:sty m:val="p"/>
-          </m:rPr>
           <w:rPr>
             <w:rFonts w:ascii="Cambria Math" w:hAnsi="Cambria Math"/>
           </w:rPr>
-          <m:t>&gt;</m:t>
+          <m:t>=1</m:t>
         </m:r>
+      </m:oMath>
+      <w:r>
+        <w:t xml:space="preserve"> </w:t>
+      </w:r>
+      <w:r>
+        <w:rPr>
+          <w:rFonts w:ascii="新細明體" w:eastAsia="新細明體" w:hAnsi="新細明體" w:cs="新細明體" w:hint="eastAsia"/>
+        </w:rPr>
+        <w:t>表示前後相同；</w:t>
+      </w:r>
+      <m:oMath>
+        <m:sSub>
+          <m:sSubPr>
+            <m:ctrlPr>
+              <w:rPr>
+                <w:rFonts w:ascii="Cambria Math" w:hAnsi="Cambria Math"/>
+              </w:rPr>
+            </m:ctrlPr>
+          </m:sSubPr>
+          <m:e>
+            <m:r>
+              <w:rPr>
+                <w:rFonts w:ascii="Cambria Math" w:hAnsi="Cambria Math"/>
+              </w:rPr>
+              <m:t>R</m:t>
+            </m:r>
+          </m:e>
+          <m:sub>
+            <m:r>
+              <w:rPr>
+                <w:rFonts w:ascii="Cambria Math" w:hAnsi="Cambria Math"/>
+              </w:rPr>
+              <m:t>H</m:t>
+            </m:r>
+          </m:sub>
+        </m:sSub>
         <m:r>
           <w:rPr>
             <w:rFonts w:ascii="Cambria Math" w:hAnsi="Cambria Math"/>
           </w:rPr>
-          <m:t>1</m:t>
+          <m:t>&gt;1</m:t>
         </m:r>
       </m:oMath>
       <w:r>
-        <w:t xml:space="preserve"> 表示 adjusted distribution 相對更接近 equal-length runs。本報告使用 </w:t>
-      </w:r>
-      <w:r>
-        <w:rPr>
-          <w:b/>
-          <w:bCs/>
-        </w:rPr>
-        <w:t>entropy retention ratio</w:t>
-      </w:r>
-      <w:r>
-        <w:t>，避免將所有 entropy changes 預設為單向的 distortion。</w:t>
+        <w:t xml:space="preserve"> </w:t>
+      </w:r>
+      <w:r>
+        <w:rPr>
+          <w:rFonts w:ascii="新細明體" w:eastAsia="新細明體" w:hAnsi="新細明體" w:cs="新細明體" w:hint="eastAsia"/>
+        </w:rPr>
+        <w:t>則表示</w:t>
+      </w:r>
+      <w:r>
+        <w:t xml:space="preserve"> run entropy </w:t>
+      </w:r>
+      <w:r>
+        <w:rPr>
+          <w:rFonts w:ascii="新細明體" w:eastAsia="新細明體" w:hAnsi="新細明體" w:cs="新細明體" w:hint="eastAsia"/>
+        </w:rPr>
+        <w:t>增加。</w:t>
+      </w:r>
+      <w:r>
+        <w:t xml:space="preserve">Entropy </w:t>
+      </w:r>
+      <w:r>
+        <w:rPr>
+          <w:rFonts w:ascii="新細明體" w:eastAsia="新細明體" w:hAnsi="新細明體" w:cs="新細明體" w:hint="eastAsia"/>
+        </w:rPr>
+        <w:t>的變化同時受到</w:t>
+      </w:r>
+      <w:r>
+        <w:t xml:space="preserve"> run count </w:t>
+      </w:r>
+      <w:r>
+        <w:rPr>
+          <w:rFonts w:ascii="新細明體" w:eastAsia="新細明體" w:hAnsi="新細明體" w:cs="新細明體" w:hint="eastAsia"/>
+        </w:rPr>
+        <w:t>與</w:t>
+      </w:r>
+      <w:r>
+        <w:t xml:space="preserve"> run-length distribution </w:t>
+      </w:r>
+      <w:r>
+        <w:rPr>
+          <w:rFonts w:ascii="新細明體" w:eastAsia="新細明體" w:hAnsi="新細明體" w:cs="新細明體" w:hint="eastAsia"/>
+        </w:rPr>
+        <w:t>影響，因此</w:t>
+      </w:r>
+      <w:r>
+        <w:t xml:space="preserve"> </w:t>
+      </w:r>
+      <m:oMath>
+        <m:sSub>
+          <m:sSubPr>
+            <m:ctrlPr>
+              <w:rPr>
+                <w:rFonts w:ascii="Cambria Math" w:hAnsi="Cambria Math"/>
+              </w:rPr>
+            </m:ctrlPr>
+          </m:sSubPr>
+          <m:e>
+            <m:r>
+              <w:rPr>
+                <w:rFonts w:ascii="Cambria Math" w:hAnsi="Cambria Math"/>
+              </w:rPr>
+              <m:t>R</m:t>
+            </m:r>
+          </m:e>
+          <m:sub>
+            <m:r>
+              <w:rPr>
+                <w:rFonts w:ascii="Cambria Math" w:hAnsi="Cambria Math"/>
+              </w:rPr>
+              <m:t>H</m:t>
+            </m:r>
+          </m:sub>
+        </m:sSub>
+        <m:r>
+          <w:rPr>
+            <w:rFonts w:ascii="Cambria Math" w:hAnsi="Cambria Math"/>
+          </w:rPr>
+          <m:t>&gt;1</m:t>
+        </m:r>
+      </m:oMath>
+      <w:r>
+        <w:rPr>
+          <w:rFonts w:ascii="新細明體" w:eastAsia="新細明體" w:hAnsi="新細明體" w:cs="新細明體" w:hint="eastAsia"/>
+        </w:rPr>
+        <w:t>不應單獨解讀為</w:t>
+      </w:r>
+      <w:r>
+        <w:t xml:space="preserve"> runs </w:t>
+      </w:r>
+      <w:r>
+        <w:rPr>
+          <w:rFonts w:ascii="新細明體" w:eastAsia="新細明體" w:hAnsi="新細明體" w:cs="新細明體" w:hint="eastAsia"/>
+        </w:rPr>
+        <w:t>必然更接近等長，而應搭配</w:t>
+      </w:r>
+      <w:r>
+        <w:t xml:space="preserve"> run count</w:t>
+      </w:r>
+      <w:r>
+        <w:rPr>
+          <w:rFonts w:ascii="新細明體" w:eastAsia="新細明體" w:hAnsi="新細明體" w:cs="新細明體" w:hint="eastAsia"/>
+        </w:rPr>
+        <w:t>、</w:t>
+      </w:r>
+      <w:r>
+        <w:t xml:space="preserve">run CV </w:t>
+      </w:r>
+      <w:r>
+        <w:rPr>
+          <w:rFonts w:ascii="新細明體" w:eastAsia="新細明體" w:hAnsi="新細明體" w:cs="新細明體" w:hint="eastAsia"/>
+        </w:rPr>
+        <w:t>與</w:t>
+      </w:r>
+      <w:r>
+        <w:t xml:space="preserve"> max-run ratio </w:t>
+      </w:r>
+      <w:r>
+        <w:rPr>
+          <w:rFonts w:ascii="新細明體" w:eastAsia="新細明體" w:hAnsi="新細明體" w:cs="新細明體" w:hint="eastAsia"/>
+        </w:rPr>
+        <w:t>共同判斷。</w:t>
+      </w:r>
+      <w:r>
+        <w:t>。</w:t>
       </w:r>
     </w:p>
     <w:p>
@@ -4637,7 +6075,22 @@
         <w:t>cost reduction</w:t>
       </w:r>
       <w:r>
-        <w:t xml:space="preserve"> 而非直接使用 advantage，避免在 metric name 中預設 Powersort-style 一定較好。</w:t>
+        <w:t xml:space="preserve"> 而非直接使用 advantage，</w:t>
+      </w:r>
+      <w:r>
+        <w:rPr>
+          <w:rFonts w:ascii="新細明體" w:eastAsia="新細明體" w:hAnsi="新細明體" w:cs="新細明體" w:hint="eastAsia"/>
+        </w:rPr>
+        <w:t>以避免預設</w:t>
+      </w:r>
+      <w:r>
+        <w:t xml:space="preserve"> Powersort-style </w:t>
+      </w:r>
+      <w:r>
+        <w:rPr>
+          <w:rFonts w:ascii="新細明體" w:eastAsia="新細明體" w:hAnsi="新細明體" w:cs="新細明體" w:hint="eastAsia"/>
+        </w:rPr>
+        <w:t>的成本必然較低。</w:t>
       </w:r>
     </w:p>
     <w:p>
@@ -5077,7 +6530,46 @@
         <w:pStyle w:val="FirstParagraph"/>
       </w:pPr>
       <w:r>
-        <w:t>若 without-minrun gap 為 0，</w:t>
+        <w:rPr>
+          <w:rFonts w:ascii="新細明體" w:eastAsia="新細明體" w:hAnsi="新細明體" w:cs="新細明體" w:hint="eastAsia"/>
+        </w:rPr>
+        <w:t>若</w:t>
+      </w:r>
+      <w:r>
+        <w:t xml:space="preserve"> without-minrun</w:t>
+      </w:r>
+      <w:r>
+        <w:rPr>
+          <w:rFonts w:eastAsiaTheme="minorEastAsia" w:hint="eastAsia"/>
+        </w:rPr>
+        <w:t>條件</w:t>
+      </w:r>
+      <w:r>
+        <w:rPr>
+          <w:rFonts w:ascii="新細明體" w:eastAsia="新細明體" w:hAnsi="新細明體" w:cs="新細明體" w:hint="eastAsia"/>
+        </w:rPr>
+        <w:t>下的</w:t>
+      </w:r>
+      <w:r>
+        <w:t xml:space="preserve"> policy gap </w:t>
+      </w:r>
+      <w:r>
+        <w:rPr>
+          <w:rFonts w:ascii="新細明體" w:eastAsia="新細明體" w:hAnsi="新細明體" w:cs="新細明體" w:hint="eastAsia"/>
+        </w:rPr>
+        <w:t>為</w:t>
+      </w:r>
+      <w:r>
+        <w:t xml:space="preserve"> 0</w:t>
+      </w:r>
+      <w:r>
+        <w:rPr>
+          <w:rFonts w:ascii="新細明體" w:eastAsia="新細明體" w:hAnsi="新細明體" w:cs="新細明體" w:hint="eastAsia"/>
+        </w:rPr>
+        <w:t>，則</w:t>
+      </w:r>
+      <w:r>
+        <w:t xml:space="preserve"> </w:t>
       </w:r>
       <m:oMath>
         <m:sSub>
@@ -5098,6 +6590,9 @@
           </m:e>
           <m:sub>
             <m:r>
+              <m:rPr>
+                <m:sty m:val="p"/>
+              </m:rPr>
               <w:rPr>
                 <w:rFonts w:ascii="Cambria Math" w:hAnsi="Cambria Math"/>
               </w:rPr>
@@ -5107,7 +6602,22 @@
         </m:sSub>
       </m:oMath>
       <w:r>
-        <w:t xml:space="preserve"> 不定義；若 </w:t>
+        <w:rPr>
+          <w:rFonts w:ascii="新細明體" w:eastAsia="新細明體" w:hAnsi="新細明體" w:cs="新細明體" w:hint="eastAsia"/>
+        </w:rPr>
+        <w:t>無法定義，因為分母為</w:t>
+      </w:r>
+      <w:r>
+        <w:t xml:space="preserve"> 0</w:t>
+      </w:r>
+      <w:r>
+        <w:rPr>
+          <w:rFonts w:ascii="新細明體" w:eastAsia="新細明體" w:hAnsi="新細明體" w:cs="新細明體" w:hint="eastAsia"/>
+        </w:rPr>
+        <w:t>。若</w:t>
+      </w:r>
+      <w:r>
+        <w:t xml:space="preserve"> </w:t>
       </w:r>
       <m:oMath>
         <m:sSub>
@@ -5128,6 +6638,9 @@
           </m:e>
           <m:sub>
             <m:r>
+              <m:rPr>
+                <m:sty m:val="p"/>
+              </m:rPr>
               <w:rPr>
                 <w:rFonts w:ascii="Cambria Math" w:hAnsi="Cambria Math"/>
               </w:rPr>
@@ -5136,23 +6649,95 @@
           </m:sub>
         </m:sSub>
         <m:r>
-          <m:rPr>
-            <m:sty m:val="p"/>
-          </m:rPr>
           <w:rPr>
             <w:rFonts w:ascii="Cambria Math" w:hAnsi="Cambria Math"/>
           </w:rPr>
-          <m:t>&lt;</m:t>
-        </m:r>
-        <m:r>
-          <w:rPr>
-            <w:rFonts w:ascii="Cambria Math" w:hAnsi="Cambria Math"/>
-          </w:rPr>
-          <m:t>0</m:t>
+          <m:t>&lt;0</m:t>
         </m:r>
       </m:oMath>
       <w:r>
-        <w:t>，代表 minrun 前後的 policy ranking 發生 reversal。因此，retention ratio 必須與原始 policy gaps 一起解讀。</w:t>
+        <w:rPr>
+          <w:rFonts w:ascii="新細明體" w:eastAsia="新細明體" w:hAnsi="新細明體" w:cs="新細明體" w:hint="eastAsia"/>
+        </w:rPr>
+        <w:t>，表示加入</w:t>
+      </w:r>
+      <w:r>
+        <w:t xml:space="preserve"> minrun preprocessing </w:t>
+      </w:r>
+      <w:r>
+        <w:rPr>
+          <w:rFonts w:ascii="新細明體" w:eastAsia="新細明體" w:hAnsi="新細明體" w:cs="新細明體" w:hint="eastAsia"/>
+        </w:rPr>
+        <w:t>後，兩種</w:t>
+      </w:r>
+      <w:r>
+        <w:t xml:space="preserve"> merge policies </w:t>
+      </w:r>
+      <w:r>
+        <w:rPr>
+          <w:rFonts w:ascii="新細明體" w:eastAsia="新細明體" w:hAnsi="新細明體" w:cs="新細明體" w:hint="eastAsia"/>
+        </w:rPr>
+        <w:t>的相對成本高低發生反轉；例如原本</w:t>
+      </w:r>
+      <w:r>
+        <w:t xml:space="preserve"> Powersort-style </w:t>
+      </w:r>
+      <w:r>
+        <w:rPr>
+          <w:rFonts w:ascii="新細明體" w:eastAsia="新細明體" w:hAnsi="新細明體" w:cs="新細明體" w:hint="eastAsia"/>
+        </w:rPr>
+        <w:t>成本較低，加入</w:t>
+      </w:r>
+      <w:r>
+        <w:t xml:space="preserve"> minrun </w:t>
+      </w:r>
+      <w:r>
+        <w:rPr>
+          <w:rFonts w:ascii="新細明體" w:eastAsia="新細明體" w:hAnsi="新細明體" w:cs="新細明體" w:hint="eastAsia"/>
+        </w:rPr>
+        <w:t>後則變成</w:t>
+      </w:r>
+      <w:r>
+        <w:t xml:space="preserve"> Timsort-style </w:t>
+      </w:r>
+      <w:r>
+        <w:rPr>
+          <w:rFonts w:ascii="新細明體" w:eastAsia="新細明體" w:hAnsi="新細明體" w:cs="新細明體" w:hint="eastAsia"/>
+        </w:rPr>
+        <w:t>成本較低，反之亦然。因此，</w:t>
+      </w:r>
+      <w:r>
+        <w:t xml:space="preserve">policy-gap retention ratio </w:t>
+      </w:r>
+      <w:r>
+        <w:rPr>
+          <w:rFonts w:ascii="新細明體" w:eastAsia="新細明體" w:hAnsi="新細明體" w:cs="新細明體" w:hint="eastAsia"/>
+        </w:rPr>
+        <w:t>不能單獨解讀，必須同時檢視</w:t>
+      </w:r>
+      <w:r>
+        <w:t xml:space="preserve"> with-minrun </w:t>
+      </w:r>
+      <w:r>
+        <w:rPr>
+          <w:rFonts w:ascii="新細明體" w:eastAsia="新細明體" w:hAnsi="新細明體" w:cs="新細明體" w:hint="eastAsia"/>
+        </w:rPr>
+        <w:t>與</w:t>
+      </w:r>
+      <w:r>
+        <w:t xml:space="preserve"> without-minrun </w:t>
+      </w:r>
+      <w:r>
+        <w:rPr>
+          <w:rFonts w:ascii="新細明體" w:eastAsia="新細明體" w:hAnsi="新細明體" w:cs="新細明體" w:hint="eastAsia"/>
+        </w:rPr>
+        <w:t>的原始</w:t>
+      </w:r>
+      <w:r>
+        <w:t xml:space="preserve"> policy gaps</w:t>
+      </w:r>
+      <w:r>
+        <w:t>。</w:t>
       </w:r>
     </w:p>
     <w:p>
@@ -5163,34 +6748,211 @@
       <w:bookmarkEnd w:id="19"/>
       <w:bookmarkEnd w:id="21"/>
       <w:r>
+        <w:lastRenderedPageBreak/>
         <w:t>3.7 Correlation Analysis</w:t>
       </w:r>
     </w:p>
     <w:p>
       <w:pPr>
-        <w:pStyle w:val="FirstParagraph"/>
-      </w:pPr>
-      <w:r>
-        <w:t>本研究使用 Pearson correlation 探索 run-distribution features 與 cost reduction 的 linear association。分析單位為 12 種 data types 在 3 種 input sizes 下的 aggregated observations，共 36 個 observations；retention ratio 因部分 conditions 的 denominator 為 0，僅有 25 個 valid observations。</w:t>
-      </w:r>
-    </w:p>
-    <w:p>
-      <w:pPr>
         <w:pStyle w:val="a0"/>
-      </w:pPr>
-      <w:r>
-        <w:t xml:space="preserve">此分析不進行 causal inference，也不將 correlation coefficient 解讀為獨立 feature importance。相同 generator 在不同 </w:t>
+        <w:rPr>
+          <w:rFonts w:eastAsiaTheme="minorEastAsia"/>
+        </w:rPr>
+      </w:pPr>
+      <w:r>
+        <w:rPr>
+          <w:rFonts w:eastAsiaTheme="minorEastAsia"/>
+        </w:rPr>
+        <w:t>本研究使用</w:t>
+      </w:r>
+      <w:r>
+        <w:rPr>
+          <w:rFonts w:eastAsiaTheme="minorEastAsia"/>
+        </w:rPr>
+        <w:t xml:space="preserve"> Pearson </w:t>
+      </w:r>
+      <w:r>
+        <w:rPr>
+          <w:rFonts w:eastAsiaTheme="minorEastAsia"/>
+        </w:rPr>
+        <w:t>相關係數，初步觀察各項</w:t>
+      </w:r>
+      <w:r>
+        <w:rPr>
+          <w:rFonts w:eastAsiaTheme="minorEastAsia"/>
+        </w:rPr>
+        <w:t xml:space="preserve"> run distribution </w:t>
+      </w:r>
+      <w:r>
+        <w:rPr>
+          <w:rFonts w:eastAsiaTheme="minorEastAsia"/>
+        </w:rPr>
+        <w:t>特徵與</w:t>
+      </w:r>
+      <w:r>
+        <w:rPr>
+          <w:rFonts w:eastAsiaTheme="minorEastAsia"/>
+        </w:rPr>
+        <w:t xml:space="preserve"> Powersort-style </w:t>
+      </w:r>
+      <w:r>
+        <w:t>Cost Reduction</w:t>
+      </w:r>
+      <w:r>
+        <w:rPr>
+          <w:rFonts w:eastAsiaTheme="minorEastAsia"/>
+        </w:rPr>
+        <w:t>之間是否存在線性關聯。例如，本研究檢查</w:t>
+      </w:r>
+      <w:r>
+        <w:rPr>
+          <w:rFonts w:eastAsiaTheme="minorEastAsia"/>
+        </w:rPr>
+        <w:t xml:space="preserve"> adjusted run count </w:t>
+      </w:r>
+      <w:r>
+        <w:rPr>
+          <w:rFonts w:eastAsiaTheme="minorEastAsia"/>
+        </w:rPr>
+        <w:t>增加時，成本降低率是否也有上升傾向。</w:t>
+      </w:r>
+    </w:p>
+    <w:p>
+      <w:pPr>
+        <w:pStyle w:val="a0"/>
+        <w:rPr>
+          <w:rFonts w:eastAsiaTheme="minorEastAsia"/>
+        </w:rPr>
+      </w:pPr>
+      <w:r>
+        <w:rPr>
+          <w:rFonts w:eastAsiaTheme="minorEastAsia"/>
+        </w:rPr>
+        <w:t>分析資料由</w:t>
+      </w:r>
+      <w:r>
+        <w:rPr>
+          <w:rFonts w:eastAsiaTheme="minorEastAsia"/>
+        </w:rPr>
+        <w:t xml:space="preserve"> 12 </w:t>
+      </w:r>
+      <w:r>
+        <w:rPr>
+          <w:rFonts w:eastAsiaTheme="minorEastAsia"/>
+        </w:rPr>
+        <w:t>種資料類型與</w:t>
+      </w:r>
+      <w:r>
+        <w:rPr>
+          <w:rFonts w:eastAsiaTheme="minorEastAsia"/>
+        </w:rPr>
+        <w:t xml:space="preserve"> 3 </w:t>
+      </w:r>
+      <w:r>
+        <w:rPr>
+          <w:rFonts w:eastAsiaTheme="minorEastAsia"/>
+        </w:rPr>
+        <w:t>種輸入規模組成，共有</w:t>
+      </w:r>
+      <w:r>
+        <w:rPr>
+          <w:rFonts w:eastAsiaTheme="minorEastAsia"/>
+        </w:rPr>
+        <w:t xml:space="preserve"> </w:t>
       </w:r>
       <m:oMath>
         <m:r>
           <w:rPr>
-            <w:rFonts w:ascii="Cambria Math" w:hAnsi="Cambria Math"/>
+            <w:rFonts w:ascii="Cambria Math" w:eastAsiaTheme="minorEastAsia" w:hAnsi="Cambria Math"/>
           </w:rPr>
-          <m:t>n</m:t>
+          <m:t>12×3=36</m:t>
         </m:r>
       </m:oMath>
       <w:r>
-        <w:t xml:space="preserve"> 下形成的 observations 並非完全 independent，synthetic categories 亦不是由某個 population 隨機抽樣，因此結果僅用於 exploratory structural analysis。</w:t>
+        <w:rPr>
+          <w:rFonts w:eastAsiaTheme="minorEastAsia"/>
+        </w:rPr>
+        <w:t>個彙整觀察值。每個觀察值代表特定資料類型在特定輸入規模下的平均實驗結果。由於部分實驗在</w:t>
+      </w:r>
+      <w:r>
+        <w:rPr>
+          <w:rFonts w:eastAsiaTheme="minorEastAsia"/>
+        </w:rPr>
+        <w:t xml:space="preserve"> without-minrun condition </w:t>
+      </w:r>
+      <w:r>
+        <w:rPr>
+          <w:rFonts w:eastAsiaTheme="minorEastAsia"/>
+        </w:rPr>
+        <w:t>下的</w:t>
+      </w:r>
+      <w:r>
+        <w:rPr>
+          <w:rFonts w:eastAsiaTheme="minorEastAsia"/>
+        </w:rPr>
+        <w:t xml:space="preserve"> policy gap </w:t>
+      </w:r>
+      <w:r>
+        <w:rPr>
+          <w:rFonts w:eastAsiaTheme="minorEastAsia"/>
+        </w:rPr>
+        <w:t>為</w:t>
+      </w:r>
+      <w:r>
+        <w:rPr>
+          <w:rFonts w:eastAsiaTheme="minorEastAsia"/>
+        </w:rPr>
+        <w:t xml:space="preserve"> 0</w:t>
+      </w:r>
+      <w:r>
+        <w:rPr>
+          <w:rFonts w:eastAsiaTheme="minorEastAsia"/>
+        </w:rPr>
+        <w:t>，無法計算</w:t>
+      </w:r>
+      <w:r>
+        <w:rPr>
+          <w:rFonts w:eastAsiaTheme="minorEastAsia"/>
+        </w:rPr>
+        <w:t xml:space="preserve"> policy-gap retention ratio</w:t>
+      </w:r>
+      <w:r>
+        <w:rPr>
+          <w:rFonts w:eastAsiaTheme="minorEastAsia"/>
+        </w:rPr>
+        <w:t>，因此該指標只有</w:t>
+      </w:r>
+      <w:r>
+        <w:rPr>
+          <w:rFonts w:eastAsiaTheme="minorEastAsia"/>
+        </w:rPr>
+        <w:t xml:space="preserve"> 25 </w:t>
+      </w:r>
+      <w:r>
+        <w:rPr>
+          <w:rFonts w:eastAsiaTheme="minorEastAsia"/>
+        </w:rPr>
+        <w:t>個有效觀察值。</w:t>
+      </w:r>
+    </w:p>
+    <w:p>
+      <w:pPr>
+        <w:pStyle w:val="a0"/>
+        <w:rPr>
+          <w:rFonts w:eastAsiaTheme="minorEastAsia"/>
+        </w:rPr>
+      </w:pPr>
+      <w:r>
+        <w:rPr>
+          <w:rFonts w:eastAsiaTheme="minorEastAsia"/>
+        </w:rPr>
+        <w:t xml:space="preserve">Pearson </w:t>
+      </w:r>
+      <w:r>
+        <w:rPr>
+          <w:rFonts w:eastAsiaTheme="minorEastAsia"/>
+        </w:rPr>
+        <w:t>相關係數只能描述兩個變數是否呈現線性共同變化，不能證明其中一個變數造成另一個變數改變。此外，相同資料產生器在不同輸入規模下的結果可能具有相似結構，並非完全獨立；本研究使用的資料類型也是人工設計，而非從真實資料母體中隨機抽樣。因此，相關分析僅用於尋找可能的結構模式，不作為因果關係、統計顯著性或特徵重要性的正式證明。</w:t>
       </w:r>
     </w:p>
     <w:p>
@@ -5216,6 +6978,9 @@
     <w:p>
       <w:pPr>
         <w:pStyle w:val="FirstParagraph"/>
+        <w:rPr>
+          <w:rFonts w:eastAsiaTheme="minorEastAsia"/>
+        </w:rPr>
       </w:pPr>
       <w:r>
         <w:t xml:space="preserve">Figure 1 比較 </w:t>
@@ -5353,7 +7118,6 @@
       </w:pPr>
       <w:bookmarkStart w:id="25" w:name="stable-positive-gap"/>
       <w:r>
-        <w:lastRenderedPageBreak/>
         <w:t>4.1.1 Stable Positive Gap</w:t>
       </w:r>
     </w:p>
@@ -5416,6 +7180,7 @@
         <w:rPr>
           <w:rStyle w:val="VerbatimChar"/>
         </w:rPr>
+        <w:lastRenderedPageBreak/>
         <w:t>alternating_minrun_large_runs</w:t>
       </w:r>
       <w:r>
@@ -5595,7 +7360,25 @@
         <w:pStyle w:val="FirstParagraph"/>
       </w:pPr>
       <w:r>
-        <w:t>這些結果支持 RQ3：當 minrun preprocessing 將大量 short runs 轉換為較少且接近 equal-length 的 adjusted runs 時，merge policies 所形成的 merge tree cost difference 會明顯縮小。</w:t>
+        <w:t>這些結果支持 RQ3：當 minrun preprocessing 將大量 short runs 轉換為較少且接近</w:t>
+      </w:r>
+      <w:r>
+        <w:rPr>
+          <w:rFonts w:ascii="新細明體" w:eastAsia="新細明體" w:hAnsi="新細明體" w:cs="新細明體" w:hint="eastAsia"/>
+        </w:rPr>
+        <w:t>等長</w:t>
+      </w:r>
+      <w:r>
+        <w:t xml:space="preserve">的 adjusted runs 時，merge policies 所形成的 merge tree cost </w:t>
+      </w:r>
+      <w:r>
+        <w:rPr>
+          <w:rFonts w:ascii="新細明體" w:eastAsia="新細明體" w:hAnsi="新細明體" w:cs="新細明體" w:hint="eastAsia"/>
+        </w:rPr>
+        <w:t>差異</w:t>
+      </w:r>
+      <w:r>
+        <w:t>會明顯縮小。</w:t>
       </w:r>
     </w:p>
     <w:p>
@@ -5663,7 +7446,22 @@
         </m:r>
       </m:oMath>
       <w:r>
-        <w:t xml:space="preserve"> 的 with-minrun 與 without-minrun conditions 下皆為 0。此結果顯示，equal-length、geometric growth 或 dominant tail 等單一 structural label，皆不足以保證兩種 policies 形成不同 weighted path length。</w:t>
+        <w:t xml:space="preserve"> 的 with-minrun 與 without-minrun </w:t>
+      </w:r>
+      <w:r>
+        <w:rPr>
+          <w:rFonts w:ascii="新細明體" w:eastAsia="新細明體" w:hAnsi="新細明體" w:cs="新細明體" w:hint="eastAsia"/>
+        </w:rPr>
+        <w:t>條件</w:t>
+      </w:r>
+      <w:r>
+        <w:t>下皆為 0。</w:t>
+      </w:r>
+      <w:r>
+        <w:t>此結果顯示，等長、幾何成長或主導尾端等單一結構標籤</w:t>
+      </w:r>
+      <w:r>
+        <w:t>，皆不足以保證兩種 policies 形成不同 weighted path length。</w:t>
       </w:r>
     </w:p>
     <w:p>
@@ -5739,7 +7537,16 @@
         </m:r>
       </m:oMath>
       <w:r>
-        <w:t xml:space="preserve"> 的 Powersort-style cost 分別高出 4.54% 與 6.97%，且 minrun 沒有改變其 run structure。這直接否定「只要存在 one dominant run，Powersort-style 就一定較好」的簡單直覺。</w:t>
+        <w:t xml:space="preserve"> 的 Powersort-style cost 分別高出 4.54% 與 6.97%，且 minrun 沒有改變其 run structure。這直接否定「只要存在</w:t>
+      </w:r>
+      <w:r>
+        <w:rPr>
+          <w:rFonts w:ascii="新細明體" w:eastAsia="新細明體" w:hAnsi="新細明體" w:cs="新細明體" w:hint="eastAsia"/>
+        </w:rPr>
+        <w:t>一個</w:t>
+      </w:r>
+      <w:r>
+        <w:t xml:space="preserve"> dominant run，Powersort-style 就一定較好」的簡單直覺。</w:t>
       </w:r>
     </w:p>
     <w:p>
@@ -5753,7 +7560,16 @@
         <w:t>one_huge_tail_raw_runs</w:t>
       </w:r>
       <w:r>
-        <w:t xml:space="preserve"> 更出現 sign reversal：在 </w:t>
+        <w:t xml:space="preserve"> 更出現</w:t>
+      </w:r>
+      <w:r>
+        <w:rPr>
+          <w:rFonts w:ascii="新細明體" w:eastAsia="新細明體" w:hAnsi="新細明體" w:cs="新細明體" w:hint="eastAsia"/>
+        </w:rPr>
+        <w:t>正負號反轉</w:t>
+      </w:r>
+      <w:r>
+        <w:t xml:space="preserve">：在 </w:t>
       </w:r>
       <m:oMath>
         <m:r>
@@ -6132,7 +7948,6 @@
               <w:pStyle w:val="Compact"/>
             </w:pPr>
             <w:r>
-              <w:lastRenderedPageBreak/>
               <w:t>exponential_runs</w:t>
             </w:r>
           </w:p>
@@ -6361,6 +8176,7 @@
               <w:pStyle w:val="Compact"/>
             </w:pPr>
             <w:r>
+              <w:lastRenderedPageBreak/>
               <w:t>one_huge_tail_minrun_aware</w:t>
             </w:r>
           </w:p>
@@ -6822,7 +8638,6 @@
         <w:rPr>
           <w:rStyle w:val="VerbatimChar"/>
         </w:rPr>
-        <w:lastRenderedPageBreak/>
         <w:t>alternating_minrun_large_runs</w:t>
       </w:r>
       <w:r>
@@ -6863,6 +8678,7 @@
       <w:bookmarkStart w:id="31" w:name="X4a2108e1dfa8be19d33645e50effbfd104fcff1"/>
       <w:bookmarkEnd w:id="30"/>
       <w:r>
+        <w:lastRenderedPageBreak/>
         <w:t>4.3 Associations Between Run Features and Cost Reduction</w:t>
       </w:r>
     </w:p>
@@ -7154,7 +8970,16 @@
         <w:pStyle w:val="FirstParagraph"/>
       </w:pPr>
       <w:r>
-        <w:t>這些結果支持兩個較保守的 interpretations。</w:t>
+        <w:t>這些結果支持兩個較保守的</w:t>
+      </w:r>
+      <w:r>
+        <w:rPr>
+          <w:rFonts w:ascii="新細明體" w:eastAsia="新細明體" w:hAnsi="新細明體" w:cs="新細明體" w:hint="eastAsia"/>
+        </w:rPr>
+        <w:t>解釋</w:t>
+      </w:r>
+      <w:r>
+        <w:t>。</w:t>
       </w:r>
     </w:p>
     <w:p>
@@ -7172,7 +8997,25 @@
         <w:t>較多 adjusted runs 可能增加兩種 policies 建立不同 merge trees 的機會</w:t>
       </w:r>
       <w:r>
-        <w:t>。但 correlation 只有 0.369，表示 adjusted run count 並非 sufficient condition。</w:t>
+        <w:t xml:space="preserve">。但 </w:t>
+      </w:r>
+      <w:r>
+        <w:rPr>
+          <w:rFonts w:ascii="新細明體" w:eastAsia="新細明體" w:hAnsi="新細明體" w:cs="新細明體" w:hint="eastAsia"/>
+        </w:rPr>
+        <w:t>相關係數</w:t>
+      </w:r>
+      <w:r>
+        <w:t>只有 0.369，表示 adjusted run count 並非</w:t>
+      </w:r>
+      <w:r>
+        <w:rPr>
+          <w:rFonts w:ascii="新細明體" w:eastAsia="新細明體" w:hAnsi="新細明體" w:cs="新細明體" w:hint="eastAsia"/>
+        </w:rPr>
+        <w:t>充分條件</w:t>
+      </w:r>
+      <w:r>
+        <w:t>。</w:t>
       </w:r>
       <w:r>
         <w:rPr>
@@ -7208,7 +9051,16 @@
         <w:t>max-run ratio 越高，Powersort-style cost reduction 傾向越低</w:t>
       </w:r>
       <w:r>
-        <w:t xml:space="preserve">。此 association 與 </w:t>
+        <w:t>。此</w:t>
+      </w:r>
+      <w:r>
+        <w:rPr>
+          <w:rFonts w:ascii="新細明體" w:eastAsia="新細明體" w:hAnsi="新細明體" w:cs="新細明體" w:hint="eastAsia"/>
+        </w:rPr>
+        <w:t>關連</w:t>
+      </w:r>
+      <w:r>
+        <w:t xml:space="preserve">與 </w:t>
       </w:r>
       <w:r>
         <w:rPr>
@@ -7226,7 +9078,25 @@
         <w:t>one_huge_tail_minrun_aware</w:t>
       </w:r>
       <w:r>
-        <w:t xml:space="preserve"> 的結果一致。One dominant run 可能限制 alphabetic merge tree 的 feasible structures，或使簡化的 Timsort-style policy 在特定 sequence 上形成較低 cost。</w:t>
+        <w:t xml:space="preserve"> 的結果一致。</w:t>
+      </w:r>
+      <w:r>
+        <w:rPr>
+          <w:rFonts w:ascii="新細明體" w:eastAsia="新細明體" w:hAnsi="新細明體" w:cs="新細明體" w:hint="eastAsia"/>
+        </w:rPr>
+        <w:t>一個</w:t>
+      </w:r>
+      <w:r>
+        <w:t>dominant run 可能限制 alphabetic merge tree 的 feasible structures，或使簡化的 Timsort-style policy 在特定</w:t>
+      </w:r>
+      <w:r>
+        <w:rPr>
+          <w:rFonts w:ascii="新細明體" w:eastAsia="新細明體" w:hAnsi="新細明體" w:cs="新細明體" w:hint="eastAsia"/>
+        </w:rPr>
+        <w:t>序列</w:t>
+      </w:r>
+      <w:r>
+        <w:t>上形成較低 cost。</w:t>
       </w:r>
     </w:p>
     <w:p>
@@ -7234,8 +9104,25 @@
         <w:pStyle w:val="a0"/>
       </w:pPr>
       <w:r>
-        <w:lastRenderedPageBreak/>
-        <w:t>此外，policy-gap retention ratio 與 run-count retention 的 correlation 為 0.834，與 entropy retention 的 correlation 為 0.722，與 insertion ratio 的 correlation 為 -0.463。雖然有效 observations 只有 25 個，這組結果仍與研究假設一致：minrun preprocessing 保留越多 original run structure，policy gap 通常也保留得越多。</w:t>
+        <w:t>此外，policy-gap retention ratio 與 run-count retention 的 correlation 為 0.834，與 entropy retention 的</w:t>
+      </w:r>
+      <w:r>
+        <w:rPr>
+          <w:rFonts w:ascii="新細明體" w:eastAsia="新細明體" w:hAnsi="新細明體" w:cs="新細明體" w:hint="eastAsia"/>
+        </w:rPr>
+        <w:t>相關係數</w:t>
+      </w:r>
+      <w:r>
+        <w:t>為 0.722，與 insertion ratio 的</w:t>
+      </w:r>
+      <w:r>
+        <w:rPr>
+          <w:rFonts w:ascii="新細明體" w:eastAsia="新細明體" w:hAnsi="新細明體" w:cs="新細明體" w:hint="eastAsia"/>
+        </w:rPr>
+        <w:t>相關係數</w:t>
+      </w:r>
+      <w:r>
+        <w:t>為 -0.463。雖然有效 observations 只有 25 個，這組結果仍與研究假設一致：minrun preprocessing 保留越多 original run structure，policy gap 通常也保留得越多。</w:t>
       </w:r>
     </w:p>
     <w:p>
@@ -7245,6 +9132,7 @@
       <w:bookmarkStart w:id="32" w:name="X4adc945c83bf1ff0b4eb796231499185b4729f2"/>
       <w:bookmarkEnd w:id="31"/>
       <w:r>
+        <w:lastRenderedPageBreak/>
         <w:t>4.4 Case Study: Different Merge Trees on the Same Adjusted Runs</w:t>
       </w:r>
     </w:p>
@@ -7777,7 +9665,25 @@
         <w:pStyle w:val="a0"/>
       </w:pPr>
       <w:r>
-        <w:t>不過，此 sequence 是為說明 mechanism 而選擇的 illustrative case，不代表 main experiment 的平均 improvement。主實驗的最高 with-minrun average cost reduction 約為 5.57%，低於此 illustrative case 的 22.58%。</w:t>
+        <w:t>不過，</w:t>
+      </w:r>
+      <w:r>
+        <w:rPr>
+          <w:rFonts w:ascii="新細明體" w:eastAsia="新細明體" w:hAnsi="新細明體" w:cs="新細明體" w:hint="eastAsia"/>
+        </w:rPr>
+        <w:t>此序列是為說明機制而選擇的案例</w:t>
+      </w:r>
+      <w:r>
+        <w:t>，</w:t>
+      </w:r>
+      <w:r>
+        <w:rPr>
+          <w:rFonts w:ascii="新細明體" w:eastAsia="新細明體" w:hAnsi="新細明體" w:cs="新細明體" w:hint="eastAsia"/>
+        </w:rPr>
+        <w:t>不代表主要實驗的平均改善幅度</w:t>
+      </w:r>
+      <w:r>
+        <w:t>。主實驗的最高 with-minrun average cost reduction 約為 5.57%，低於此 illustrative case 的 22.58%。</w:t>
       </w:r>
     </w:p>
     <w:p>
@@ -7806,7 +9712,43 @@
         <w:pStyle w:val="FirstParagraph"/>
       </w:pPr>
       <w:r>
-        <w:t>本研究最重要的結果，是 Powersort-style policy 並未在所有 synthetic run distributions 中產生 positive cost reduction。即使 Powersort 具有 nearly-optimal theoretical guarantee，簡化的 online implementation 在某些 finite run sequences 上仍可能與 Timsort-style 形成相同 cost，甚至形成較高 cost。</w:t>
+        <w:t>本研究最重要的結果，是 Powersort-style policy 並未在所有</w:t>
+      </w:r>
+      <w:r>
+        <w:t>人工設計的 run distributions 中產生正向</w:t>
+      </w:r>
+      <w:r>
+        <w:rPr>
+          <w:rFonts w:ascii="新細明體" w:eastAsia="新細明體" w:hAnsi="新細明體" w:cs="新細明體" w:hint="eastAsia"/>
+        </w:rPr>
+        <w:t>的</w:t>
+      </w:r>
+      <w:r>
+        <w:t xml:space="preserve">cost reduction。即使 Powersort 具有 nearly-optimal </w:t>
+      </w:r>
+      <w:r>
+        <w:rPr>
+          <w:rFonts w:ascii="新細明體" w:eastAsia="新細明體" w:hAnsi="新細明體" w:cs="新細明體" w:hint="eastAsia"/>
+        </w:rPr>
+        <w:t>的理論保證</w:t>
+      </w:r>
+      <w:r>
+        <w:t>，簡化的</w:t>
+      </w:r>
+      <w:r>
+        <w:rPr>
+          <w:rFonts w:ascii="新細明體" w:eastAsia="新細明體" w:hAnsi="新細明體" w:cs="新細明體" w:hint="eastAsia"/>
+        </w:rPr>
+        <w:t>線上實作</w:t>
+      </w:r>
+      <w:r>
+        <w:t>在某些</w:t>
+      </w:r>
+      <w:r>
+        <w:t>有限的 run length 序列</w:t>
+      </w:r>
+      <w:r>
+        <w:t>上仍可能與 Timsort-style 形成相同 cost，甚至形成較高 cost。</w:t>
       </w:r>
     </w:p>
     <w:p>
@@ -7814,7 +9756,144 @@
         <w:pStyle w:val="a0"/>
       </w:pPr>
       <w:r>
-        <w:t>這不否定 Powersort 的 theoretical result。Munro 與 Wild 的 guarantee 是相對於 entropy-based bound 與 additive linear terms，而不是宣稱 Powersort 對每一個 finite input 都嚴格優於任何 other heuristic [1]。實驗中的 negative gap 顯示，worst-case guarantee、average behavior 與 instance-by-instance comparison 是不同層次的 claims。</w:t>
+        <w:t>這不否定 Powersort 的</w:t>
+      </w:r>
+      <w:r>
+        <w:t>理論結果</w:t>
+      </w:r>
+      <w:r>
+        <w:t>。</w:t>
+      </w:r>
+      <w:r>
+        <w:t xml:space="preserve">Munro </w:t>
+      </w:r>
+      <w:r>
+        <w:rPr>
+          <w:rFonts w:ascii="新細明體" w:eastAsia="新細明體" w:hAnsi="新細明體" w:cs="新細明體" w:hint="eastAsia"/>
+        </w:rPr>
+        <w:t>與</w:t>
+      </w:r>
+      <w:r>
+        <w:t xml:space="preserve"> Wild </w:t>
+      </w:r>
+      <w:r>
+        <w:rPr>
+          <w:rFonts w:ascii="新細明體" w:eastAsia="新細明體" w:hAnsi="新細明體" w:cs="新細明體" w:hint="eastAsia"/>
+        </w:rPr>
+        <w:t>證明</w:t>
+      </w:r>
+      <w:r>
+        <w:t xml:space="preserve"> Powersort </w:t>
+      </w:r>
+      <w:r>
+        <w:rPr>
+          <w:rFonts w:ascii="新細明體" w:eastAsia="新細明體" w:hAnsi="新細明體" w:cs="新細明體" w:hint="eastAsia"/>
+        </w:rPr>
+        <w:t>的成本與</w:t>
+      </w:r>
+      <w:r>
+        <w:t xml:space="preserve"> entropy-based lower bound </w:t>
+      </w:r>
+      <w:r>
+        <w:rPr>
+          <w:rFonts w:ascii="新細明體" w:eastAsia="新細明體" w:hAnsi="新細明體" w:cs="新細明體" w:hint="eastAsia"/>
+        </w:rPr>
+        <w:t>之間，至多相差一個與輸入規模</w:t>
+      </w:r>
+      <w:r>
+        <w:t xml:space="preserve"> </w:t>
+      </w:r>
+      <m:oMath>
+        <m:r>
+          <w:rPr>
+            <w:rFonts w:ascii="Cambria Math" w:hAnsi="Cambria Math"/>
+          </w:rPr>
+          <m:t>n</m:t>
+        </m:r>
+      </m:oMath>
+      <w:r>
+        <w:rPr>
+          <w:rFonts w:ascii="新細明體" w:eastAsia="新細明體" w:hAnsi="新細明體" w:cs="新細明體" w:hint="eastAsia"/>
+        </w:rPr>
+        <w:t>成線性關係的額外成本；這項結果並不表示</w:t>
+      </w:r>
+      <w:r>
+        <w:t xml:space="preserve"> Powersort </w:t>
+      </w:r>
+      <w:r>
+        <w:rPr>
+          <w:rFonts w:ascii="新細明體" w:eastAsia="新細明體" w:hAnsi="新細明體" w:cs="新細明體" w:hint="eastAsia"/>
+        </w:rPr>
+        <w:t>在每一個有限輸入上，都必然優於其他啟發式合併規則</w:t>
+      </w:r>
+      <w:r>
+        <w:t xml:space="preserve"> [1]</w:t>
+      </w:r>
+      <w:r>
+        <w:rPr>
+          <w:rFonts w:ascii="新細明體" w:eastAsia="新細明體" w:hAnsi="新細明體" w:cs="新細明體" w:hint="eastAsia"/>
+        </w:rPr>
+        <w:t>。</w:t>
+      </w:r>
+      <w:r>
+        <w:rPr>
+          <w:rFonts w:ascii="新細明體" w:eastAsia="新細明體" w:hAnsi="新細明體" w:cs="新細明體" w:hint="eastAsia"/>
+        </w:rPr>
+        <w:t>實驗中的負向</w:t>
+      </w:r>
+      <w:r>
+        <w:t xml:space="preserve"> gap </w:t>
+      </w:r>
+      <w:r>
+        <w:rPr>
+          <w:rFonts w:ascii="新細明體" w:eastAsia="新細明體" w:hAnsi="新細明體" w:cs="新細明體" w:hint="eastAsia"/>
+        </w:rPr>
+        <w:t>表示，</w:t>
+      </w:r>
+      <w:r>
+        <w:t xml:space="preserve">Powersort-style </w:t>
+      </w:r>
+      <w:r>
+        <w:rPr>
+          <w:rFonts w:ascii="新細明體" w:eastAsia="新細明體" w:hAnsi="新細明體" w:cs="新細明體" w:hint="eastAsia"/>
+        </w:rPr>
+        <w:t>在部分特定</w:t>
+      </w:r>
+      <w:r>
+        <w:t xml:space="preserve"> run-length sequences </w:t>
+      </w:r>
+      <w:r>
+        <w:rPr>
+          <w:rFonts w:ascii="新細明體" w:eastAsia="新細明體" w:hAnsi="新細明體" w:cs="新細明體" w:hint="eastAsia"/>
+        </w:rPr>
+        <w:t>上可能具有較高成本。</w:t>
+      </w:r>
+      <w:r>
+        <w:rPr>
+          <w:rFonts w:ascii="新細明體" w:eastAsia="新細明體" w:hAnsi="新細明體" w:cs="新細明體" w:hint="eastAsia"/>
+        </w:rPr>
+        <w:t>但</w:t>
+      </w:r>
+      <w:r>
+        <w:rPr>
+          <w:rFonts w:ascii="新細明體" w:eastAsia="新細明體" w:hAnsi="新細明體" w:cs="新細明體" w:hint="eastAsia"/>
+        </w:rPr>
+        <w:t>這不違反其理論保證，因為最壞情況上界描述的是整體成本不會超過何種範圍，而不是保證</w:t>
+      </w:r>
+      <w:r>
+        <w:t xml:space="preserve"> Powersort-style </w:t>
+      </w:r>
+      <w:r>
+        <w:rPr>
+          <w:rFonts w:ascii="新細明體" w:eastAsia="新細明體" w:hAnsi="新細明體" w:cs="新細明體" w:hint="eastAsia"/>
+        </w:rPr>
+        <w:t>在每一個特定輸入上都優於</w:t>
+      </w:r>
+      <w:r>
+        <w:t xml:space="preserve"> Timsort-style</w:t>
+      </w:r>
+      <w:r>
+        <w:t>。</w:t>
       </w:r>
     </w:p>
     <w:p>
@@ -7829,7 +9908,10 @@
     </w:p>
     <w:p>
       <w:pPr>
-        <w:pStyle w:val="FirstParagraph"/>
+        <w:pStyle w:val="a0"/>
+        <w:rPr>
+          <w:rFonts w:eastAsiaTheme="minorEastAsia"/>
+        </w:rPr>
       </w:pPr>
       <w:r>
         <w:rPr>
@@ -7838,6 +9920,9 @@
         <w:t>random</w:t>
       </w:r>
       <w:r>
+        <w:rPr>
+          <w:rFonts w:ascii="新細明體" w:eastAsia="新細明體" w:hAnsi="新細明體" w:cs="新細明體" w:hint="eastAsia"/>
+        </w:rPr>
         <w:t>、</w:t>
       </w:r>
       <w:r>
@@ -7847,7 +9932,16 @@
         <w:t>duplicate_heavy</w:t>
       </w:r>
       <w:r>
-        <w:t xml:space="preserve"> 與 </w:t>
+        <w:t xml:space="preserve"> </w:t>
+      </w:r>
+      <w:r>
+        <w:rPr>
+          <w:rFonts w:ascii="新細明體" w:eastAsia="新細明體" w:hAnsi="新細明體" w:cs="新細明體" w:hint="eastAsia"/>
+        </w:rPr>
+        <w:t>與</w:t>
+      </w:r>
+      <w:r>
+        <w:t xml:space="preserve"> </w:t>
       </w:r>
       <w:r>
         <w:rPr>
@@ -7856,15 +9950,168 @@
         <w:t>many_tiny_runs</w:t>
       </w:r>
       <w:r>
-        <w:t xml:space="preserve"> 在 natural-run level 高度 fragmented，但經過 minrun extension 後都變成 250 個 equal-length adjusted runs。在此 condition 下，with-minrun cost reduction 幾乎消失。</w:t>
+        <w:rPr>
+          <w:rFonts w:eastAsiaTheme="minorEastAsia"/>
+        </w:rPr>
+        <w:t>原本都包含大量短小的</w:t>
+      </w:r>
+      <w:r>
+        <w:rPr>
+          <w:rFonts w:eastAsiaTheme="minorEastAsia"/>
+        </w:rPr>
+        <w:t xml:space="preserve"> natural runs</w:t>
+      </w:r>
+      <w:r>
+        <w:rPr>
+          <w:rFonts w:eastAsiaTheme="minorEastAsia"/>
+        </w:rPr>
+        <w:t>，但經過</w:t>
+      </w:r>
+      <w:r>
+        <w:rPr>
+          <w:rFonts w:eastAsiaTheme="minorEastAsia"/>
+        </w:rPr>
+        <w:t xml:space="preserve"> minrun extension </w:t>
+      </w:r>
+      <w:r>
+        <w:rPr>
+          <w:rFonts w:eastAsiaTheme="minorEastAsia"/>
+        </w:rPr>
+        <w:t>後，皆被轉換為約</w:t>
+      </w:r>
+      <w:r>
+        <w:rPr>
+          <w:rFonts w:eastAsiaTheme="minorEastAsia"/>
+        </w:rPr>
+        <w:t xml:space="preserve"> 250 </w:t>
+      </w:r>
+      <w:r>
+        <w:rPr>
+          <w:rFonts w:eastAsiaTheme="minorEastAsia"/>
+        </w:rPr>
+        <w:t>個長度相近的</w:t>
+      </w:r>
+      <w:r>
+        <w:rPr>
+          <w:rFonts w:eastAsiaTheme="minorEastAsia"/>
+        </w:rPr>
+        <w:t xml:space="preserve"> adjusted runs</w:t>
+      </w:r>
+      <w:r>
+        <w:rPr>
+          <w:rFonts w:eastAsiaTheme="minorEastAsia"/>
+        </w:rPr>
+        <w:t>。因此，當</w:t>
+      </w:r>
+      <w:r>
+        <w:rPr>
+          <w:rFonts w:eastAsiaTheme="minorEastAsia"/>
+        </w:rPr>
+        <w:t xml:space="preserve"> merge policy </w:t>
+      </w:r>
+      <w:r>
+        <w:rPr>
+          <w:rFonts w:eastAsiaTheme="minorEastAsia"/>
+        </w:rPr>
+        <w:t>開始決定合併順序時，原本高度零碎的結構已大幅被消除，</w:t>
+      </w:r>
+      <w:r>
+        <w:rPr>
+          <w:rFonts w:eastAsiaTheme="minorEastAsia"/>
+        </w:rPr>
+        <w:t xml:space="preserve">Timsort-style </w:t>
+      </w:r>
+      <w:r>
+        <w:rPr>
+          <w:rFonts w:eastAsiaTheme="minorEastAsia"/>
+        </w:rPr>
+        <w:t>與</w:t>
+      </w:r>
+      <w:r>
+        <w:rPr>
+          <w:rFonts w:eastAsiaTheme="minorEastAsia"/>
+        </w:rPr>
+        <w:t xml:space="preserve"> Powersort-style </w:t>
+      </w:r>
+      <w:r>
+        <w:rPr>
+          <w:rFonts w:eastAsiaTheme="minorEastAsia"/>
+        </w:rPr>
+        <w:t>的成本差異也幾乎消失。</w:t>
       </w:r>
     </w:p>
     <w:p>
       <w:pPr>
         <w:pStyle w:val="a0"/>
-      </w:pPr>
-      <w:r>
-        <w:t>因此，單純描述 input「很亂」或 natural run count 很高，並不足以解釋 merge policy behavior。真正直接進入 policy decision 的，是 adjusted run count、adjusted run-length ratios 與 run positions。</w:t>
+        <w:rPr>
+          <w:rFonts w:eastAsiaTheme="minorEastAsia"/>
+        </w:rPr>
+      </w:pPr>
+      <w:r>
+        <w:rPr>
+          <w:rFonts w:eastAsiaTheme="minorEastAsia"/>
+        </w:rPr>
+        <w:t>這表示，僅以原始輸入是否混亂或</w:t>
+      </w:r>
+      <w:r>
+        <w:rPr>
+          <w:rFonts w:eastAsiaTheme="minorEastAsia"/>
+        </w:rPr>
+        <w:t xml:space="preserve"> natural run count </w:t>
+      </w:r>
+      <w:r>
+        <w:rPr>
+          <w:rFonts w:eastAsiaTheme="minorEastAsia"/>
+        </w:rPr>
+        <w:t>是否很高，無法充分解釋兩種</w:t>
+      </w:r>
+      <w:r>
+        <w:rPr>
+          <w:rFonts w:eastAsiaTheme="minorEastAsia"/>
+        </w:rPr>
+        <w:t xml:space="preserve"> merge policies </w:t>
+      </w:r>
+      <w:r>
+        <w:rPr>
+          <w:rFonts w:eastAsiaTheme="minorEastAsia"/>
+        </w:rPr>
+        <w:t>的成本差異。更直接影響合併決策的，是經過</w:t>
+      </w:r>
+      <w:r>
+        <w:rPr>
+          <w:rFonts w:eastAsiaTheme="minorEastAsia"/>
+        </w:rPr>
+        <w:t xml:space="preserve"> preprocessing </w:t>
+      </w:r>
+      <w:r>
+        <w:rPr>
+          <w:rFonts w:eastAsiaTheme="minorEastAsia"/>
+        </w:rPr>
+        <w:t>後的</w:t>
+      </w:r>
+      <w:r>
+        <w:rPr>
+          <w:rFonts w:eastAsiaTheme="minorEastAsia"/>
+        </w:rPr>
+        <w:t xml:space="preserve"> run </w:t>
+      </w:r>
+      <w:r>
+        <w:rPr>
+          <w:rFonts w:eastAsiaTheme="minorEastAsia"/>
+        </w:rPr>
+        <w:t>數量、各</w:t>
+      </w:r>
+      <w:r>
+        <w:rPr>
+          <w:rFonts w:eastAsiaTheme="minorEastAsia"/>
+        </w:rPr>
+        <w:t xml:space="preserve"> run </w:t>
+      </w:r>
+      <w:r>
+        <w:rPr>
+          <w:rFonts w:eastAsiaTheme="minorEastAsia"/>
+        </w:rPr>
+        <w:t>的相對長度，以及它們在輸入中的排列位置。</w:t>
       </w:r>
     </w:p>
     <w:p>
@@ -7879,74 +10126,148 @@
     </w:p>
     <w:p>
       <w:pPr>
-        <w:pStyle w:val="FirstParagraph"/>
-      </w:pPr>
-      <w:r>
-        <w:t>本研究原先的直覺是「run distribution 越 irregular，Powersort-style 越能展現優勢」，但結果顯示至少需要區分兩類 irregularity：</w:t>
-      </w:r>
-    </w:p>
-    <w:p>
-      <w:pPr>
-        <w:pStyle w:val="Compact"/>
-        <w:numPr>
-          <w:ilvl w:val="0"/>
-          <w:numId w:val="16"/>
-        </w:numPr>
-      </w:pPr>
-      <w:r>
-        <w:rPr>
-          <w:b/>
-          <w:bCs/>
-        </w:rPr>
-        <w:t>fragmented heterogeneity</w:t>
-      </w:r>
-      <w:r>
-        <w:t>：many runs with different lengths；</w:t>
-      </w:r>
-    </w:p>
-    <w:p>
-      <w:pPr>
-        <w:pStyle w:val="Compact"/>
-        <w:numPr>
-          <w:ilvl w:val="0"/>
-          <w:numId w:val="16"/>
-        </w:numPr>
-      </w:pPr>
-      <w:r>
-        <w:rPr>
-          <w:b/>
-          <w:bCs/>
-        </w:rPr>
-        <w:t>dominant-run structure</w:t>
-      </w:r>
-      <w:r>
-        <w:t>：one run occupies most of the input。</w:t>
-      </w:r>
-    </w:p>
-    <w:p>
-      <w:pPr>
-        <w:pStyle w:val="FirstParagraph"/>
-      </w:pPr>
-      <w:r>
-        <w:t>Fragmented heterogeneity 可能提供較多 merge-order alternatives；dominant-run structure 則可能強烈限制 alphabetic tree 的 shape。</w:t>
-      </w:r>
-      <w:r>
-        <w:rPr>
-          <w:rStyle w:val="VerbatimChar"/>
-        </w:rPr>
-        <w:t>skewed_runs</w:t>
-      </w:r>
-      <w:r>
-        <w:t xml:space="preserve"> 與 </w:t>
-      </w:r>
-      <w:r>
-        <w:rPr>
-          <w:rStyle w:val="VerbatimChar"/>
-        </w:rPr>
-        <w:t>one_huge_tail_minrun_aware</w:t>
-      </w:r>
-      <w:r>
-        <w:t xml:space="preserve"> 顯示，高 run CV 或高 max-run ratio 並不等於較大的 positive policy gap。</w:t>
+        <w:pStyle w:val="a0"/>
+        <w:rPr>
+          <w:rFonts w:eastAsiaTheme="minorEastAsia" w:hint="eastAsia"/>
+        </w:rPr>
+      </w:pPr>
+      <w:r>
+        <w:rPr>
+          <w:rFonts w:eastAsiaTheme="minorEastAsia"/>
+        </w:rPr>
+        <w:t>本研究原先推測，</w:t>
+      </w:r>
+      <w:r>
+        <w:rPr>
+          <w:rFonts w:eastAsiaTheme="minorEastAsia"/>
+        </w:rPr>
+        <w:t xml:space="preserve">run-length distribution </w:t>
+      </w:r>
+      <w:r>
+        <w:rPr>
+          <w:rFonts w:eastAsiaTheme="minorEastAsia"/>
+        </w:rPr>
+        <w:t>越不規則，</w:t>
+      </w:r>
+      <w:r>
+        <w:rPr>
+          <w:rFonts w:eastAsiaTheme="minorEastAsia"/>
+        </w:rPr>
+        <w:t xml:space="preserve">Powersort-style </w:t>
+      </w:r>
+      <w:r>
+        <w:rPr>
+          <w:rFonts w:eastAsiaTheme="minorEastAsia"/>
+        </w:rPr>
+        <w:t>越可能展現優勢。然而，實驗顯示，不規則性至少應區分為兩類。第一類是由許多不同長度</w:t>
+      </w:r>
+      <w:r>
+        <w:rPr>
+          <w:rFonts w:eastAsiaTheme="minorEastAsia"/>
+        </w:rPr>
+        <w:t xml:space="preserve"> runs </w:t>
+      </w:r>
+      <w:r>
+        <w:rPr>
+          <w:rFonts w:eastAsiaTheme="minorEastAsia"/>
+        </w:rPr>
+        <w:t>組成的零碎型異質性，此類結構可能提供較多合併順序的選擇；第二類是由單一大型</w:t>
+      </w:r>
+      <w:r>
+        <w:rPr>
+          <w:rFonts w:eastAsiaTheme="minorEastAsia"/>
+        </w:rPr>
+        <w:t xml:space="preserve"> run </w:t>
+      </w:r>
+      <w:r>
+        <w:rPr>
+          <w:rFonts w:eastAsiaTheme="minorEastAsia"/>
+        </w:rPr>
+        <w:t>主導的結構，此時雖然</w:t>
+      </w:r>
+      <w:r>
+        <w:rPr>
+          <w:rFonts w:eastAsiaTheme="minorEastAsia"/>
+        </w:rPr>
+        <w:t xml:space="preserve"> run lengths </w:t>
+      </w:r>
+      <w:r>
+        <w:rPr>
+          <w:rFonts w:eastAsiaTheme="minorEastAsia"/>
+        </w:rPr>
+        <w:t>高度不均勻，但可行的</w:t>
+      </w:r>
+      <w:r>
+        <w:rPr>
+          <w:rFonts w:eastAsiaTheme="minorEastAsia"/>
+        </w:rPr>
+        <w:t xml:space="preserve"> alphabetic merge tree </w:t>
+      </w:r>
+      <w:r>
+        <w:rPr>
+          <w:rFonts w:eastAsiaTheme="minorEastAsia"/>
+        </w:rPr>
+        <w:t>形狀可能受到限制。</w:t>
+      </w:r>
+      <w:r>
+        <w:rPr>
+          <w:rFonts w:eastAsiaTheme="minorEastAsia"/>
+        </w:rPr>
+        <w:t xml:space="preserve">skewed_runs </w:t>
+      </w:r>
+      <w:r>
+        <w:rPr>
+          <w:rFonts w:eastAsiaTheme="minorEastAsia"/>
+        </w:rPr>
+        <w:t>與</w:t>
+      </w:r>
+      <w:r>
+        <w:rPr>
+          <w:rFonts w:eastAsiaTheme="minorEastAsia"/>
+        </w:rPr>
+        <w:t xml:space="preserve"> one_huge_tail_minrun_aware </w:t>
+      </w:r>
+      <w:r>
+        <w:rPr>
+          <w:rFonts w:eastAsiaTheme="minorEastAsia"/>
+        </w:rPr>
+        <w:t>的結果顯示，較高的</w:t>
+      </w:r>
+      <w:r>
+        <w:rPr>
+          <w:rFonts w:eastAsiaTheme="minorEastAsia"/>
+        </w:rPr>
+        <w:t xml:space="preserve"> run CV </w:t>
+      </w:r>
+      <w:r>
+        <w:rPr>
+          <w:rFonts w:eastAsiaTheme="minorEastAsia"/>
+        </w:rPr>
+        <w:t>或</w:t>
+      </w:r>
+      <w:r>
+        <w:rPr>
+          <w:rFonts w:eastAsiaTheme="minorEastAsia"/>
+        </w:rPr>
+        <w:t xml:space="preserve"> max-run ratio </w:t>
+      </w:r>
+      <w:r>
+        <w:rPr>
+          <w:rFonts w:eastAsiaTheme="minorEastAsia"/>
+        </w:rPr>
+        <w:t>並不必然對應較大的</w:t>
+      </w:r>
+      <w:r>
+        <w:rPr>
+          <w:rFonts w:eastAsiaTheme="minorEastAsia"/>
+        </w:rPr>
+        <w:t xml:space="preserve"> Powersort-style </w:t>
+      </w:r>
+      <w:r>
+        <w:rPr>
+          <w:rFonts w:eastAsiaTheme="minorEastAsia"/>
+        </w:rPr>
+        <w:t>成本降低率。</w:t>
       </w:r>
     </w:p>
     <w:p>
@@ -7961,7 +10282,7 @@
     </w:p>
     <w:p>
       <w:pPr>
-        <w:pStyle w:val="FirstParagraph"/>
+        <w:pStyle w:val="a0"/>
       </w:pPr>
       <w:r>
         <w:t xml:space="preserve">Run entropy </w:t>
@@ -7975,15 +10296,141 @@
         </m:r>
       </m:oMath>
       <w:r>
-        <w:t xml:space="preserve"> 提供與 run-length distribution 有關的 information-theoretic scale，但不包含 runs 在 input 中的 order。兩組具有相同 run-length multiset 的 inputs，若 positions 不同，online merge policy 可能建立不同 trees。另一方面，兩種 policies 也可能在 high-entropy distribution 上形成相同 merge tree cost。</w:t>
+        <w:rPr>
+          <w:rFonts w:ascii="新細明體" w:eastAsia="新細明體" w:hAnsi="新細明體" w:cs="新細明體" w:hint="eastAsia"/>
+        </w:rPr>
+        <w:t>可描述</w:t>
+      </w:r>
+      <w:r>
+        <w:t xml:space="preserve"> run-length distribution </w:t>
+      </w:r>
+      <w:r>
+        <w:rPr>
+          <w:rFonts w:ascii="新細明體" w:eastAsia="新細明體" w:hAnsi="新細明體" w:cs="新細明體" w:hint="eastAsia"/>
+        </w:rPr>
+        <w:t>的整體資訊結構，但不包含</w:t>
+      </w:r>
+      <w:r>
+        <w:t xml:space="preserve"> runs </w:t>
+      </w:r>
+      <w:r>
+        <w:rPr>
+          <w:rFonts w:ascii="新細明體" w:eastAsia="新細明體" w:hAnsi="新細明體" w:cs="新細明體" w:hint="eastAsia"/>
+        </w:rPr>
+        <w:t>在輸入中的排列順序。兩組輸入即使具有相同的</w:t>
+      </w:r>
+      <w:r>
+        <w:t xml:space="preserve"> run lengths</w:t>
+      </w:r>
+      <w:r>
+        <w:rPr>
+          <w:rFonts w:ascii="新細明體" w:eastAsia="新細明體" w:hAnsi="新細明體" w:cs="新細明體" w:hint="eastAsia"/>
+        </w:rPr>
+        <w:t>，只要排列位置不同，線上</w:t>
+      </w:r>
+      <w:r>
+        <w:t xml:space="preserve"> merge policy </w:t>
+      </w:r>
+      <w:r>
+        <w:rPr>
+          <w:rFonts w:ascii="新細明體" w:eastAsia="新細明體" w:hAnsi="新細明體" w:cs="新細明體" w:hint="eastAsia"/>
+        </w:rPr>
+        <w:t>就可能形成不同的</w:t>
+      </w:r>
+      <w:r>
+        <w:t xml:space="preserve"> merge trees </w:t>
+      </w:r>
+      <w:r>
+        <w:rPr>
+          <w:rFonts w:ascii="新細明體" w:eastAsia="新細明體" w:hAnsi="新細明體" w:cs="新細明體" w:hint="eastAsia"/>
+        </w:rPr>
+        <w:t>與成本。反過來，即使某組資料具有較高</w:t>
+      </w:r>
+      <w:r>
+        <w:t xml:space="preserve"> entropy</w:t>
+      </w:r>
+      <w:r>
+        <w:rPr>
+          <w:rFonts w:ascii="新細明體" w:eastAsia="新細明體" w:hAnsi="新細明體" w:cs="新細明體" w:hint="eastAsia"/>
+        </w:rPr>
+        <w:t>，兩種</w:t>
+      </w:r>
+      <w:r>
+        <w:t xml:space="preserve"> policies </w:t>
+      </w:r>
+      <w:r>
+        <w:rPr>
+          <w:rFonts w:ascii="新細明體" w:eastAsia="新細明體" w:hAnsi="新細明體" w:cs="新細明體" w:hint="eastAsia"/>
+        </w:rPr>
+        <w:t>也可能剛好形成相同的</w:t>
+      </w:r>
+      <w:r>
+        <w:t xml:space="preserve"> merge tree cost</w:t>
+      </w:r>
+      <w:r>
+        <w:rPr>
+          <w:rFonts w:ascii="新細明體" w:eastAsia="新細明體" w:hAnsi="新細明體" w:cs="新細明體" w:hint="eastAsia"/>
+        </w:rPr>
+        <w:t>。</w:t>
       </w:r>
     </w:p>
     <w:p>
       <w:pPr>
         <w:pStyle w:val="a0"/>
-      </w:pPr>
-      <w:r>
-        <w:t>因此，run entropy 適合描述整體 distribution complexity 或作為 normalization reference，卻不能單獨預測特定 policy gap。未來可加入 position-sensitive features，例如 adjacent length ratios、local peaks、prefix/suffix dominance 與 optimal alphabetic merge tree cost。</w:t>
+        <w:rPr>
+          <w:rFonts w:eastAsiaTheme="minorEastAsia" w:hint="eastAsia"/>
+        </w:rPr>
+      </w:pPr>
+      <w:r>
+        <w:rPr>
+          <w:rFonts w:ascii="新細明體" w:eastAsia="新細明體" w:hAnsi="新細明體" w:cs="新細明體" w:hint="eastAsia"/>
+        </w:rPr>
+        <w:t>因此，</w:t>
+      </w:r>
+      <w:r>
+        <w:t xml:space="preserve">run entropy </w:t>
+      </w:r>
+      <w:r>
+        <w:rPr>
+          <w:rFonts w:ascii="新細明體" w:eastAsia="新細明體" w:hAnsi="新細明體" w:cs="新細明體" w:hint="eastAsia"/>
+        </w:rPr>
+        <w:t>適合作為描述整體分布複雜度與理論成本尺度的指標，但無法單獨預測兩種</w:t>
+      </w:r>
+      <w:r>
+        <w:t xml:space="preserve"> policies </w:t>
+      </w:r>
+      <w:r>
+        <w:rPr>
+          <w:rFonts w:ascii="新細明體" w:eastAsia="新細明體" w:hAnsi="新細明體" w:cs="新細明體" w:hint="eastAsia"/>
+        </w:rPr>
+        <w:t>的成本差異。未來可進一步加入能反映排列位置的特徵，例如相鄰</w:t>
+      </w:r>
+      <w:r>
+        <w:t xml:space="preserve"> run </w:t>
+      </w:r>
+      <w:r>
+        <w:rPr>
+          <w:rFonts w:ascii="新細明體" w:eastAsia="新細明體" w:hAnsi="新細明體" w:cs="新細明體" w:hint="eastAsia"/>
+        </w:rPr>
+        <w:t>長度比例、局部大型</w:t>
+      </w:r>
+      <w:r>
+        <w:t xml:space="preserve"> run</w:t>
+      </w:r>
+      <w:r>
+        <w:rPr>
+          <w:rFonts w:ascii="新細明體" w:eastAsia="新細明體" w:hAnsi="新細明體" w:cs="新細明體" w:hint="eastAsia"/>
+        </w:rPr>
+        <w:t>、前綴或後綴主導性，以及最佳</w:t>
+      </w:r>
+      <w:r>
+        <w:t xml:space="preserve"> alphabetic merge tree </w:t>
+      </w:r>
+      <w:r>
+        <w:rPr>
+          <w:rFonts w:ascii="新細明體" w:eastAsia="新細明體" w:hAnsi="新細明體" w:cs="新細明體" w:hint="eastAsia"/>
+        </w:rPr>
+        <w:t>的成本。</w:t>
       </w:r>
     </w:p>
     <w:p>
@@ -8002,7 +10449,16 @@
         <w:pStyle w:val="FirstParagraph"/>
       </w:pPr>
       <w:r>
-        <w:t>若 benchmark 只使用 random arrays，可能得到「with-minrun 下兩種 policies 幾乎沒有差異」的結論；若只使用特別設計的 unequal runs，又可能高估 policy gap。較完整的 adaptive sorting benchmark 應同時包含：</w:t>
+        <w:t>若 benchmark 只使用</w:t>
+      </w:r>
+      <w:r>
+        <w:rPr>
+          <w:rFonts w:ascii="新細明體" w:eastAsia="新細明體" w:hAnsi="新細明體" w:cs="新細明體" w:hint="eastAsia"/>
+        </w:rPr>
+        <w:t>隨機陣列</w:t>
+      </w:r>
+      <w:r>
+        <w:t>，可能得到「with-minrun 下兩種 policies 幾乎沒有差異」的結論；若只使用特別設計的 unequal runs，又可能高估 policy gap。較完整的 adaptive sorting benchmark 應同時包含：</w:t>
       </w:r>
     </w:p>
     <w:p>
@@ -8082,7 +10538,25 @@
         <w:pStyle w:val="FirstParagraph"/>
       </w:pPr>
       <w:r>
-        <w:t>此外，evaluation 應同時報告 natural run distribution 與 adjusted run distribution，否則難以區分 observed difference 究竟來自 input structure、minrun preprocessing 或 merge policy。</w:t>
+        <w:t>此外，</w:t>
+      </w:r>
+      <w:r>
+        <w:rPr>
+          <w:rFonts w:ascii="新細明體" w:eastAsia="新細明體" w:hAnsi="新細明體" w:cs="新細明體" w:hint="eastAsia"/>
+        </w:rPr>
+        <w:t>評估</w:t>
+      </w:r>
+      <w:r>
+        <w:t>應同時報告 natural run distribution 與 adjusted run distribution，否則難以區分</w:t>
+      </w:r>
+      <w:r>
+        <w:rPr>
+          <w:rFonts w:ascii="新細明體" w:eastAsia="新細明體" w:hAnsi="新細明體" w:cs="新細明體" w:hint="eastAsia"/>
+        </w:rPr>
+        <w:t>觀察到的差異</w:t>
+      </w:r>
+      <w:r>
+        <w:t>究竟來自 input structure、minrun preprocessing 或 merge policy。</w:t>
       </w:r>
     </w:p>
     <w:p>
@@ -8110,7 +10584,34 @@
         <w:pStyle w:val="FirstParagraph"/>
       </w:pPr>
       <w:r>
-        <w:t>本研究以 merge tree cost 作為主要 metric。它能反映 elements 在 merge tree 中被重複處理的總量，但不等同於 wall-clock runtime。實際 performance 還受到 comparison cost、memory allocation、cache locality、branch prediction、copy routine 與 galloping 等因素影響。</w:t>
+        <w:t>本研究以 merge tree cost 作為主要</w:t>
+      </w:r>
+      <w:r>
+        <w:rPr>
+          <w:rFonts w:ascii="新細明體" w:eastAsia="新細明體" w:hAnsi="新細明體" w:cs="新細明體" w:hint="eastAsia"/>
+        </w:rPr>
+        <w:t>指標</w:t>
+      </w:r>
+      <w:r>
+        <w:t>。它能反映 elements 在 merge tree 中被重複處理的總量，但不等同於</w:t>
+      </w:r>
+      <w:r>
+        <w:rPr>
+          <w:rFonts w:ascii="新細明體" w:eastAsia="新細明體" w:hAnsi="新細明體" w:cs="新細明體" w:hint="eastAsia"/>
+        </w:rPr>
+        <w:t>實際執行時間</w:t>
+      </w:r>
+      <w:r>
+        <w:t>。實際</w:t>
+      </w:r>
+      <w:r>
+        <w:rPr>
+          <w:rFonts w:ascii="新細明體" w:eastAsia="新細明體" w:hAnsi="新細明體" w:cs="新細明體" w:hint="eastAsia"/>
+        </w:rPr>
+        <w:t>效能</w:t>
+      </w:r>
+      <w:r>
+        <w:t>還受到 comparison cost、memory allocation、cache locality、branch prediction、copy routine 與 galloping 等因素影響。</w:t>
       </w:r>
     </w:p>
     <w:p>
@@ -8128,7 +10629,25 @@
         <w:pStyle w:val="FirstParagraph"/>
       </w:pPr>
       <w:r>
-        <w:t>本研究程式是 Timsort-style 與 Powersort-style merge policies 的 research model，不是任何 standard library implementation 的完整重製。主要 simplifications 包含：</w:t>
+        <w:t>本研究程式是 Timsort-style 與 Powersort-style merge policies 的</w:t>
+      </w:r>
+      <w:r>
+        <w:rPr>
+          <w:rFonts w:ascii="新細明體" w:eastAsia="新細明體" w:hAnsi="新細明體" w:cs="新細明體" w:hint="eastAsia"/>
+        </w:rPr>
+        <w:t>研究模型</w:t>
+      </w:r>
+      <w:r>
+        <w:t xml:space="preserve">，不是任何 standard library </w:t>
+      </w:r>
+      <w:r>
+        <w:rPr>
+          <w:rFonts w:ascii="新細明體" w:eastAsia="新細明體" w:hAnsi="新細明體" w:cs="新細明體" w:hint="eastAsia"/>
+        </w:rPr>
+        <w:t>實作</w:t>
+      </w:r>
+      <w:r>
+        <w:t>的完整重製。主要 simplifications 包含：</w:t>
       </w:r>
     </w:p>
     <w:p>
@@ -8196,7 +10715,16 @@
         <w:pStyle w:val="FirstParagraph"/>
       </w:pPr>
       <w:r>
-        <w:t>因此，本研究只能對此 simplified model 的 merge-tree behavior 下結論。</w:t>
+        <w:t>因此，本研究只能對此</w:t>
+      </w:r>
+      <w:r>
+        <w:rPr>
+          <w:rFonts w:ascii="新細明體" w:eastAsia="新細明體" w:hAnsi="新細明體" w:cs="新細明體" w:hint="eastAsia"/>
+        </w:rPr>
+        <w:t>簡化模型</w:t>
+      </w:r>
+      <w:r>
+        <w:t>的 merge-tree behavior 下結論。</w:t>
       </w:r>
     </w:p>
     <w:p>
@@ -8212,16 +10740,103 @@
     <w:p>
       <w:pPr>
         <w:pStyle w:val="FirstParagraph"/>
-      </w:pPr>
-      <w:r>
-        <w:t>四個 conditions 共用相同 input instance，可降低 input variation 造成的 confounding；程式也對每次 output 執行 sorted-result verification。然而，generator、run detection 與 merge policies 皆由同一份程式實作，仍可能存在 shared implementation errors。</w:t>
-      </w:r>
-    </w:p>
-    <w:p>
-      <w:pPr>
-        <w:pStyle w:val="a0"/>
-      </w:pPr>
-      <w:r>
+        <w:rPr>
+          <w:rFonts w:ascii="新細明體" w:eastAsia="新細明體" w:hAnsi="新細明體" w:cs="新細明體"/>
+        </w:rPr>
+      </w:pPr>
+      <w:r>
+        <w:rPr>
+          <w:rFonts w:ascii="新細明體" w:eastAsia="新細明體" w:hAnsi="新細明體" w:cs="新細明體" w:hint="eastAsia"/>
+        </w:rPr>
+        <w:t>四個</w:t>
+      </w:r>
+      <w:r>
+        <w:rPr>
+          <w:rFonts w:ascii="新細明體" w:eastAsia="新細明體" w:hAnsi="新細明體" w:cs="新細明體" w:hint="eastAsia"/>
+        </w:rPr>
+        <w:t>條件</w:t>
+      </w:r>
+      <w:r>
+        <w:rPr>
+          <w:rFonts w:ascii="新細明體" w:eastAsia="新細明體" w:hAnsi="新細明體" w:cs="新細明體" w:hint="eastAsia"/>
+        </w:rPr>
+        <w:t>共用相同</w:t>
+      </w:r>
+      <w:r>
+        <w:rPr>
+          <w:rFonts w:ascii="新細明體" w:eastAsia="新細明體" w:hAnsi="新細明體" w:cs="新細明體" w:hint="eastAsia"/>
+        </w:rPr>
+        <w:t>輸入樣本</w:t>
+      </w:r>
+      <w:r>
+        <w:rPr>
+          <w:rFonts w:ascii="新細明體" w:eastAsia="新細明體" w:hAnsi="新細明體" w:cs="新細明體" w:hint="eastAsia"/>
+        </w:rPr>
+        <w:t>，可降低</w:t>
+      </w:r>
+      <w:r>
+        <w:rPr>
+          <w:rFonts w:ascii="新細明體" w:eastAsia="新細明體" w:hAnsi="新細明體" w:cs="新細明體" w:hint="eastAsia"/>
+        </w:rPr>
+        <w:t>輸入變異</w:t>
+      </w:r>
+      <w:r>
+        <w:rPr>
+          <w:rFonts w:ascii="新細明體" w:eastAsia="新細明體" w:hAnsi="新細明體" w:cs="新細明體" w:hint="eastAsia"/>
+        </w:rPr>
+        <w:t>造成</w:t>
+      </w:r>
+      <w:r>
+        <w:rPr>
+          <w:rFonts w:ascii="新細明體" w:eastAsia="新細明體" w:hAnsi="新細明體" w:cs="新細明體" w:hint="eastAsia"/>
+        </w:rPr>
+        <w:t>的混淆因素</w:t>
+      </w:r>
+      <w:r>
+        <w:rPr>
+          <w:rFonts w:ascii="新細明體" w:eastAsia="新細明體" w:hAnsi="新細明體" w:cs="新細明體" w:hint="eastAsia"/>
+        </w:rPr>
+        <w:t>；</w:t>
+      </w:r>
+      <w:r>
+        <w:rPr>
+          <w:rFonts w:ascii="新細明體" w:eastAsia="新細明體" w:hAnsi="新細明體" w:cs="新細明體" w:hint="eastAsia"/>
+        </w:rPr>
+        <w:t>程式也對每次輸出執行排序結果驗證。然而，資料產生器、</w:t>
+      </w:r>
+      <w:r>
+        <w:t xml:space="preserve">run detection </w:t>
+      </w:r>
+      <w:r>
+        <w:rPr>
+          <w:rFonts w:ascii="新細明體" w:eastAsia="新細明體" w:hAnsi="新細明體" w:cs="新細明體" w:hint="eastAsia"/>
+        </w:rPr>
+        <w:t>與</w:t>
+      </w:r>
+      <w:r>
+        <w:t xml:space="preserve"> merge policy </w:t>
+      </w:r>
+      <w:r>
+        <w:rPr>
+          <w:rFonts w:ascii="新細明體" w:eastAsia="新細明體" w:hAnsi="新細明體" w:cs="新細明體" w:hint="eastAsia"/>
+        </w:rPr>
+        <w:t>皆由同一份程式實作，</w:t>
+      </w:r>
+      <w:r>
+        <w:rPr>
+          <w:rFonts w:ascii="新細明體" w:eastAsia="新細明體" w:hAnsi="新細明體" w:cs="新細明體"/>
+        </w:rPr>
+        <w:t>若共用函式存在錯誤，可能同時影響多個實驗條件，而不一定能透過最終排序結果驗證發現。</w:t>
+      </w:r>
+    </w:p>
+    <w:p>
+      <w:pPr>
+        <w:pStyle w:val="FirstParagraph"/>
+      </w:pPr>
+      <w:r>
+        <w:rPr>
+          <w:rFonts w:ascii="新細明體" w:eastAsia="新細明體" w:hAnsi="新細明體" w:cs="新細明體" w:hint="eastAsia"/>
+        </w:rPr>
         <w:lastRenderedPageBreak/>
         <w:t>為降低此風險，程式額外檢查：</w:t>
       </w:r>
@@ -8332,17 +10947,44 @@
       <w:pPr>
         <w:pStyle w:val="FirstParagraph"/>
       </w:pPr>
-      <w:r>
-        <w:t>本研究主要使用 synthetic run distributions，不能直接代表 database records、time-series logs、UI data、web tables 或其他 real-world inputs。不同 key distributions、comparison functions 與 duplicate patterns 都可能改變 comparison count 與 galloping behavior。</w:t>
-      </w:r>
-    </w:p>
-    <w:p>
-      <w:pPr>
-        <w:pStyle w:val="2"/>
-      </w:pPr>
       <w:bookmarkStart w:id="44" w:name="statistical-conclusion-validity"/>
       <w:bookmarkEnd w:id="43"/>
       <w:r>
+        <w:rPr>
+          <w:rFonts w:ascii="新細明體" w:eastAsia="新細明體" w:hAnsi="新細明體" w:cs="新細明體" w:hint="eastAsia"/>
+        </w:rPr>
+        <w:t>本研究主要使用人工設計的</w:t>
+      </w:r>
+      <w:r>
+        <w:t xml:space="preserve"> run distributions</w:t>
+      </w:r>
+      <w:r>
+        <w:rPr>
+          <w:rFonts w:ascii="新細明體" w:eastAsia="新細明體" w:hAnsi="新細明體" w:cs="新細明體" w:hint="eastAsia"/>
+        </w:rPr>
+        <w:t>，</w:t>
+      </w:r>
+      <w:r>
+        <w:rPr>
+          <w:rFonts w:ascii="新細明體" w:eastAsia="新細明體" w:hAnsi="新細明體" w:cs="新細明體" w:hint="eastAsia"/>
+        </w:rPr>
+        <w:t>不能直接代表真實世界輸入。不同的鍵值分布、比較函式與重複值模式，都可能改變比較次數與</w:t>
+      </w:r>
+      <w:r>
+        <w:t xml:space="preserve"> galloping </w:t>
+      </w:r>
+      <w:r>
+        <w:rPr>
+          <w:rFonts w:ascii="新細明體" w:eastAsia="新細明體" w:hAnsi="新細明體" w:cs="新細明體" w:hint="eastAsia"/>
+        </w:rPr>
+        <w:t>行為。</w:t>
+      </w:r>
+    </w:p>
+    <w:p>
+      <w:pPr>
+        <w:pStyle w:val="2"/>
+      </w:pPr>
+      <w:r>
         <w:t>6.5 Statistical Conclusion Validity</w:t>
       </w:r>
     </w:p>
@@ -8351,7 +10993,49 @@
         <w:pStyle w:val="FirstParagraph"/>
       </w:pPr>
       <w:r>
-        <w:t xml:space="preserve">每個 condition 只有 5 次 trials；部分 generators 為 deterministic，因此 repeated trials 不會增加新的 run structure。Pearson correlation 只有 36 個 aggregated observations，且相同 generator 在三個 </w:t>
+        <w:rPr>
+          <w:rFonts w:ascii="新細明體" w:eastAsia="新細明體" w:hAnsi="新細明體" w:cs="新細明體" w:hint="eastAsia"/>
+        </w:rPr>
+        <w:t>每個條件只有</w:t>
+      </w:r>
+      <w:r>
+        <w:t xml:space="preserve"> 5 </w:t>
+      </w:r>
+      <w:r>
+        <w:rPr>
+          <w:rFonts w:ascii="新細明體" w:eastAsia="新細明體" w:hAnsi="新細明體" w:cs="新細明體" w:hint="eastAsia"/>
+        </w:rPr>
+        <w:t>次試驗；部分資料產生器為確定性，因此重複試驗不會增加新的</w:t>
+      </w:r>
+      <w:r>
+        <w:t xml:space="preserve"> run </w:t>
+      </w:r>
+      <w:r>
+        <w:rPr>
+          <w:rFonts w:ascii="新細明體" w:eastAsia="新細明體" w:hAnsi="新細明體" w:cs="新細明體" w:hint="eastAsia"/>
+        </w:rPr>
+        <w:t>結構。</w:t>
+      </w:r>
+      <w:r>
+        <w:t xml:space="preserve">Pearson correlation </w:t>
+      </w:r>
+      <w:r>
+        <w:rPr>
+          <w:rFonts w:ascii="新細明體" w:eastAsia="新細明體" w:hAnsi="新細明體" w:cs="新細明體" w:hint="eastAsia"/>
+        </w:rPr>
+        <w:t>只有</w:t>
+      </w:r>
+      <w:r>
+        <w:t xml:space="preserve"> 36 </w:t>
+      </w:r>
+      <w:r>
+        <w:rPr>
+          <w:rFonts w:ascii="新細明體" w:eastAsia="新細明體" w:hAnsi="新細明體" w:cs="新細明體" w:hint="eastAsia"/>
+        </w:rPr>
+        <w:t>個彙整觀察值，且相同資料產生器在三個</w:t>
+      </w:r>
+      <w:r>
+        <w:t xml:space="preserve"> </w:t>
       </w:r>
       <m:oMath>
         <m:r>
@@ -8362,7 +11046,13 @@
         </m:r>
       </m:oMath>
       <w:r>
-        <w:t xml:space="preserve"> 下並非 independent samples。Correlation results 應視為 exploratory analysis，而不是 statistical significance 或 causal relationship 的證明。</w:t>
+        <w:t xml:space="preserve"> </w:t>
+      </w:r>
+      <w:r>
+        <w:rPr>
+          <w:rFonts w:ascii="新細明體" w:eastAsia="新細明體" w:hAnsi="新細明體" w:cs="新細明體" w:hint="eastAsia"/>
+        </w:rPr>
+        <w:t>下並非獨立樣本。相關分析結果應視為探索性分析，而不是統計顯著性或因果關係的證明。</w:t>
       </w:r>
     </w:p>
     <w:p>
@@ -8380,7 +11070,25 @@
         <w:pStyle w:val="FirstParagraph"/>
       </w:pPr>
       <w:r>
-        <w:t>當 without-minrun gap 接近 0 時，policy-gap retention ratio 會不穩定；gap 為 0 時則無法定義。Negative retention 也可能代表 ranking reversal，而不是單純的 gap reduction。因此，Figure 2 必須與 Figure 1 及原始 cost values 一起解讀。</w:t>
+        <w:t>當 without-minrun gap 接近 0 時，policy-gap retention ratio 會不穩定；gap 為 0 時則無法定義。Negative retention 也可能代表</w:t>
+      </w:r>
+      <w:r>
+        <w:rPr>
+          <w:rFonts w:ascii="新細明體" w:eastAsia="新細明體" w:hAnsi="新細明體" w:cs="新細明體" w:hint="eastAsia"/>
+        </w:rPr>
+        <w:t>排序反轉</w:t>
+      </w:r>
+      <w:r>
+        <w:t xml:space="preserve">，而不是單純的 gap </w:t>
+      </w:r>
+      <w:r>
+        <w:rPr>
+          <w:rFonts w:ascii="新細明體" w:eastAsia="新細明體" w:hAnsi="新細明體" w:cs="新細明體" w:hint="eastAsia"/>
+        </w:rPr>
+        <w:t>縮小</w:t>
+      </w:r>
+      <w:r>
+        <w:t>。因此，Figure 2 必須與 Figure 1 及原始 cost values 一起解讀。</w:t>
       </w:r>
     </w:p>
     <w:p>
@@ -8399,101 +11107,500 @@
         <w:pStyle w:val="FirstParagraph"/>
       </w:pPr>
       <w:r>
-        <w:t>本研究分析 run distribution 與 minrun preprocessing 如何影響 Timsort-style 與 Powersort-style merge policies 的 visible cost difference。實驗不支持「Powersort-style 對所有 irregular inputs 都較好」的簡單命題，而得到以下四項結論。</w:t>
+        <w:t>本研究分析 run distribution 與 minrun preprocessing 如何影響 Timsort-style 與 Powersort-style merge policies 的</w:t>
+      </w:r>
+      <w:r>
+        <w:rPr>
+          <w:rFonts w:ascii="新細明體" w:eastAsia="新細明體" w:hAnsi="新細明體" w:cs="新細明體" w:hint="eastAsia"/>
+        </w:rPr>
+        <w:t>可觀察成本差異</w:t>
+      </w:r>
+      <w:r>
+        <w:t>。</w:t>
+      </w:r>
+      <w:r>
+        <w:rPr>
+          <w:rFonts w:ascii="新細明體" w:eastAsia="新細明體" w:hAnsi="新細明體" w:cs="新細明體" w:hint="eastAsia"/>
+        </w:rPr>
+        <w:t>實驗不支持「</w:t>
+      </w:r>
+      <w:r>
+        <w:t xml:space="preserve">Powersort-style </w:t>
+      </w:r>
+      <w:r>
+        <w:rPr>
+          <w:rFonts w:ascii="新細明體" w:eastAsia="新細明體" w:hAnsi="新細明體" w:cs="新細明體" w:hint="eastAsia"/>
+        </w:rPr>
+        <w:t>對所有不規則輸入都較好」的簡單命題，而得到以下四項結論。</w:t>
       </w:r>
     </w:p>
     <w:p>
       <w:pPr>
         <w:pStyle w:val="a0"/>
-      </w:pPr>
-      <w:r>
-        <w:t xml:space="preserve">第一，policy gap 與 adjusted run distribution 密切相關。對 </w:t>
-      </w:r>
-      <w:r>
-        <w:rPr>
-          <w:rStyle w:val="VerbatimChar"/>
-        </w:rPr>
-        <w:t>random</w:t>
-      </w:r>
-      <w:r>
-        <w:t>、</w:t>
-      </w:r>
-      <w:r>
-        <w:rPr>
-          <w:rStyle w:val="VerbatimChar"/>
-        </w:rPr>
-        <w:t>duplicate_heavy</w:t>
-      </w:r>
-      <w:r>
-        <w:t xml:space="preserve"> 與 </w:t>
-      </w:r>
-      <w:r>
-        <w:rPr>
-          <w:rStyle w:val="VerbatimChar"/>
-        </w:rPr>
-        <w:t>many_tiny_runs</w:t>
-      </w:r>
-      <w:r>
-        <w:t>，minrun extension 將數千個 natural runs 壓縮為 250 個 equal-length adjusted runs，使原本 2.14% 至 5.98% 的 cost reduction 幾乎消失至 0.10%。</w:t>
-      </w:r>
-    </w:p>
-    <w:p>
-      <w:pPr>
-        <w:pStyle w:val="a0"/>
-      </w:pPr>
-      <w:r>
-        <w:t>第二，structure retention 不等於 positive improvement retention。</w:t>
-      </w:r>
-      <w:r>
-        <w:rPr>
-          <w:rStyle w:val="VerbatimChar"/>
-        </w:rPr>
-        <w:t>alternating_minrun_large_runs</w:t>
-      </w:r>
-      <w:r>
-        <w:t xml:space="preserve"> 保留約 2.33% 的 positive gap，但 </w:t>
-      </w:r>
-      <w:r>
-        <w:rPr>
-          <w:rStyle w:val="VerbatimChar"/>
-        </w:rPr>
-        <w:t>skewed_runs</w:t>
-      </w:r>
-      <w:r>
-        <w:t xml:space="preserve"> 也完整保留約 -6.97% 的 negative gap。minrun 是否改變 gap，與 gap 本身的 sign 是兩個不同問題。</w:t>
-      </w:r>
-    </w:p>
-    <w:p>
-      <w:pPr>
-        <w:pStyle w:val="a0"/>
-      </w:pPr>
-      <w:r>
-        <w:t>第三，不同 irregularity types 對 merge policy 的影響不同。Many heterogeneous runs 較可能讓 policies 建立不同 merge trees；one dominant run 則可能限制 tree freedom，使兩種 policies cost 相同，或使 Timsort-style 在特定 sequence 上較低。</w:t>
-      </w:r>
-    </w:p>
-    <w:p>
-      <w:pPr>
-        <w:pStyle w:val="a0"/>
-      </w:pPr>
-      <w:r>
-        <w:lastRenderedPageBreak/>
-        <w:t>第四，單一 run feature 無法完整預測 policy gap。Adjusted normalized run count 與 cost reduction 的 correlation 為 0.369，adjusted max-run ratio 為 -0.386，皆只屬 moderate association。未來研究需要加入 position-sensitive features、optimal alphabetic merge cost 與 multivariable analysis。</w:t>
-      </w:r>
-    </w:p>
-    <w:p>
-      <w:pPr>
-        <w:pStyle w:val="a0"/>
-      </w:pPr>
-      <w:r>
-        <w:t>綜合而言，adaptive merge sorting 不應將 minrun preprocessing 與 merge policy 視為彼此獨立的 components。Natural run detection 決定 initial structure，minrun extension 重新塑造 adjusted runs，merge policy 再於 adjusted run distribution 上建立 merge tree。只有同時分析這三個 stages，才能解釋 theoretical advantage 何時會在 experiment 中顯現、被削弱或完全消失。</w:t>
-      </w:r>
-    </w:p>
-    <w:p>
-      <w:pPr>
-        <w:pStyle w:val="1"/>
       </w:pPr>
       <w:bookmarkStart w:id="47" w:name="references"/>
       <w:bookmarkEnd w:id="46"/>
+      <w:r>
+        <w:rPr>
+          <w:rFonts w:ascii="新細明體" w:eastAsia="新細明體" w:hAnsi="新細明體" w:cs="新細明體" w:hint="eastAsia"/>
+        </w:rPr>
+        <w:t>第一，</w:t>
+      </w:r>
+      <w:r>
+        <w:t xml:space="preserve">policy gap </w:t>
+      </w:r>
+      <w:r>
+        <w:rPr>
+          <w:rFonts w:ascii="新細明體" w:eastAsia="新細明體" w:hAnsi="新細明體" w:cs="新細明體" w:hint="eastAsia"/>
+        </w:rPr>
+        <w:t>與</w:t>
+      </w:r>
+      <w:r>
+        <w:t xml:space="preserve"> adjusted run distribution </w:t>
+      </w:r>
+      <w:r>
+        <w:rPr>
+          <w:rFonts w:ascii="新細明體" w:eastAsia="新細明體" w:hAnsi="新細明體" w:cs="新細明體" w:hint="eastAsia"/>
+        </w:rPr>
+        <w:t>密切相關。對</w:t>
+      </w:r>
+      <w:r>
+        <w:t xml:space="preserve"> random</w:t>
+      </w:r>
+      <w:r>
+        <w:rPr>
+          <w:rFonts w:ascii="新細明體" w:eastAsia="新細明體" w:hAnsi="新細明體" w:cs="新細明體" w:hint="eastAsia"/>
+        </w:rPr>
+        <w:t>、</w:t>
+      </w:r>
+      <w:r>
+        <w:t xml:space="preserve">duplicate_heavy </w:t>
+      </w:r>
+      <w:r>
+        <w:rPr>
+          <w:rFonts w:ascii="新細明體" w:eastAsia="新細明體" w:hAnsi="新細明體" w:cs="新細明體" w:hint="eastAsia"/>
+        </w:rPr>
+        <w:t>與</w:t>
+      </w:r>
+      <w:r>
+        <w:t xml:space="preserve"> many_tiny_runs</w:t>
+      </w:r>
+      <w:r>
+        <w:rPr>
+          <w:rFonts w:ascii="新細明體" w:eastAsia="新細明體" w:hAnsi="新細明體" w:cs="新細明體" w:hint="eastAsia"/>
+        </w:rPr>
+        <w:t>，</w:t>
+      </w:r>
+      <w:r>
+        <w:t xml:space="preserve">minrun extension </w:t>
+      </w:r>
+      <w:r>
+        <w:rPr>
+          <w:rFonts w:ascii="新細明體" w:eastAsia="新細明體" w:hAnsi="新細明體" w:cs="新細明體" w:hint="eastAsia"/>
+        </w:rPr>
+        <w:t>將數千個</w:t>
+      </w:r>
+      <w:r>
+        <w:t xml:space="preserve"> natural runs </w:t>
+      </w:r>
+      <w:r>
+        <w:rPr>
+          <w:rFonts w:ascii="新細明體" w:eastAsia="新細明體" w:hAnsi="新細明體" w:cs="新細明體" w:hint="eastAsia"/>
+        </w:rPr>
+        <w:t>壓縮為</w:t>
+      </w:r>
+      <w:r>
+        <w:t xml:space="preserve"> 250 </w:t>
+      </w:r>
+      <w:r>
+        <w:rPr>
+          <w:rFonts w:ascii="新細明體" w:eastAsia="新細明體" w:hAnsi="新細明體" w:cs="新細明體" w:hint="eastAsia"/>
+        </w:rPr>
+        <w:t>個等長的</w:t>
+      </w:r>
+      <w:r>
+        <w:t xml:space="preserve"> adjusted runs</w:t>
+      </w:r>
+      <w:r>
+        <w:rPr>
+          <w:rFonts w:ascii="新細明體" w:eastAsia="新細明體" w:hAnsi="新細明體" w:cs="新細明體" w:hint="eastAsia"/>
+        </w:rPr>
+        <w:t>，使原本</w:t>
+      </w:r>
+      <w:r>
+        <w:t xml:space="preserve"> 2.14% </w:t>
+      </w:r>
+      <w:r>
+        <w:rPr>
+          <w:rFonts w:ascii="新細明體" w:eastAsia="新細明體" w:hAnsi="新細明體" w:cs="新細明體" w:hint="eastAsia"/>
+        </w:rPr>
+        <w:t>至</w:t>
+      </w:r>
+      <w:r>
+        <w:t xml:space="preserve"> 5.98% </w:t>
+      </w:r>
+      <w:r>
+        <w:rPr>
+          <w:rFonts w:ascii="新細明體" w:eastAsia="新細明體" w:hAnsi="新細明體" w:cs="新細明體" w:hint="eastAsia"/>
+        </w:rPr>
+        <w:t>的成本降低比例幾乎消失至</w:t>
+      </w:r>
+      <w:r>
+        <w:t xml:space="preserve"> 0.10%</w:t>
+      </w:r>
+      <w:r>
+        <w:rPr>
+          <w:rFonts w:ascii="新細明體" w:eastAsia="新細明體" w:hAnsi="新細明體" w:cs="新細明體" w:hint="eastAsia"/>
+        </w:rPr>
+        <w:t>。</w:t>
+      </w:r>
+    </w:p>
+    <w:p>
+      <w:pPr>
+        <w:pStyle w:val="a0"/>
+      </w:pPr>
+      <w:r>
+        <w:rPr>
+          <w:rFonts w:ascii="新細明體" w:eastAsia="新細明體" w:hAnsi="新細明體" w:cs="新細明體" w:hint="eastAsia"/>
+        </w:rPr>
+        <w:t>第二，結構保留不等於正向改善的保留。</w:t>
+      </w:r>
+      <w:r>
+        <w:t xml:space="preserve">alternating_minrun_large_runs </w:t>
+      </w:r>
+      <w:r>
+        <w:rPr>
+          <w:rFonts w:ascii="新細明體" w:eastAsia="新細明體" w:hAnsi="新細明體" w:cs="新細明體" w:hint="eastAsia"/>
+        </w:rPr>
+        <w:t>保留約</w:t>
+      </w:r>
+      <w:r>
+        <w:t xml:space="preserve"> 2.33% </w:t>
+      </w:r>
+      <w:r>
+        <w:rPr>
+          <w:rFonts w:ascii="新細明體" w:eastAsia="新細明體" w:hAnsi="新細明體" w:cs="新細明體" w:hint="eastAsia"/>
+        </w:rPr>
+        <w:t>的正向</w:t>
+      </w:r>
+      <w:r>
+        <w:t xml:space="preserve"> gap</w:t>
+      </w:r>
+      <w:r>
+        <w:rPr>
+          <w:rFonts w:ascii="新細明體" w:eastAsia="新細明體" w:hAnsi="新細明體" w:cs="新細明體" w:hint="eastAsia"/>
+        </w:rPr>
+        <w:t>，但</w:t>
+      </w:r>
+      <w:r>
+        <w:t xml:space="preserve"> skewed_runs </w:t>
+      </w:r>
+      <w:r>
+        <w:rPr>
+          <w:rFonts w:ascii="新細明體" w:eastAsia="新細明體" w:hAnsi="新細明體" w:cs="新細明體" w:hint="eastAsia"/>
+        </w:rPr>
+        <w:t>也完整保留約</w:t>
+      </w:r>
+      <w:r>
+        <w:t xml:space="preserve"> -6.97% </w:t>
+      </w:r>
+      <w:r>
+        <w:rPr>
+          <w:rFonts w:ascii="新細明體" w:eastAsia="新細明體" w:hAnsi="新細明體" w:cs="新細明體" w:hint="eastAsia"/>
+        </w:rPr>
+        <w:t>的負向</w:t>
+      </w:r>
+      <w:r>
+        <w:t xml:space="preserve"> gap</w:t>
+      </w:r>
+      <w:r>
+        <w:rPr>
+          <w:rFonts w:ascii="新細明體" w:eastAsia="新細明體" w:hAnsi="新細明體" w:cs="新細明體" w:hint="eastAsia"/>
+        </w:rPr>
+        <w:t>。</w:t>
+      </w:r>
+      <w:r>
+        <w:t xml:space="preserve">minrun </w:t>
+      </w:r>
+      <w:r>
+        <w:rPr>
+          <w:rFonts w:ascii="新細明體" w:eastAsia="新細明體" w:hAnsi="新細明體" w:cs="新細明體" w:hint="eastAsia"/>
+        </w:rPr>
+        <w:t>是否改變</w:t>
+      </w:r>
+      <w:r>
+        <w:t xml:space="preserve"> gap</w:t>
+      </w:r>
+      <w:r>
+        <w:rPr>
+          <w:rFonts w:ascii="新細明體" w:eastAsia="新細明體" w:hAnsi="新細明體" w:cs="新細明體" w:hint="eastAsia"/>
+        </w:rPr>
+        <w:t>，與</w:t>
+      </w:r>
+      <w:r>
+        <w:t xml:space="preserve"> gap </w:t>
+      </w:r>
+      <w:r>
+        <w:rPr>
+          <w:rFonts w:ascii="新細明體" w:eastAsia="新細明體" w:hAnsi="新細明體" w:cs="新細明體" w:hint="eastAsia"/>
+        </w:rPr>
+        <w:t>本身的正負號是兩個不同問題。</w:t>
+      </w:r>
+    </w:p>
+    <w:p>
+      <w:pPr>
+        <w:pStyle w:val="a0"/>
+      </w:pPr>
+      <w:r>
+        <w:rPr>
+          <w:rFonts w:ascii="新細明體" w:eastAsia="新細明體" w:hAnsi="新細明體" w:cs="新細明體" w:hint="eastAsia"/>
+        </w:rPr>
+        <w:t>第三，不同不規則結構類型對</w:t>
+      </w:r>
+      <w:r>
+        <w:t xml:space="preserve"> merge policy </w:t>
+      </w:r>
+      <w:r>
+        <w:rPr>
+          <w:rFonts w:ascii="新細明體" w:eastAsia="新細明體" w:hAnsi="新細明體" w:cs="新細明體" w:hint="eastAsia"/>
+        </w:rPr>
+        <w:t>的影響不同。許多異質</w:t>
+      </w:r>
+      <w:r>
+        <w:t xml:space="preserve"> runs </w:t>
+      </w:r>
+      <w:r>
+        <w:rPr>
+          <w:rFonts w:ascii="新細明體" w:eastAsia="新細明體" w:hAnsi="新細明體" w:cs="新細明體" w:hint="eastAsia"/>
+        </w:rPr>
+        <w:t>較可能讓</w:t>
+      </w:r>
+      <w:r>
+        <w:t xml:space="preserve"> policy </w:t>
+      </w:r>
+      <w:r>
+        <w:rPr>
+          <w:rFonts w:ascii="新細明體" w:eastAsia="新細明體" w:hAnsi="新細明體" w:cs="新細明體" w:hint="eastAsia"/>
+        </w:rPr>
+        <w:t>建立不同</w:t>
+      </w:r>
+      <w:r>
+        <w:t xml:space="preserve"> merge trees</w:t>
+      </w:r>
+      <w:r>
+        <w:rPr>
+          <w:rFonts w:ascii="新細明體" w:eastAsia="新細明體" w:hAnsi="新細明體" w:cs="新細明體" w:hint="eastAsia"/>
+        </w:rPr>
+        <w:t>；單一主導</w:t>
+      </w:r>
+      <w:r>
+        <w:t xml:space="preserve"> run </w:t>
+      </w:r>
+      <w:r>
+        <w:rPr>
+          <w:rFonts w:ascii="新細明體" w:eastAsia="新細明體" w:hAnsi="新細明體" w:cs="新細明體" w:hint="eastAsia"/>
+        </w:rPr>
+        <w:t>則可能限制</w:t>
+      </w:r>
+      <w:r>
+        <w:t xml:space="preserve"> merge tree </w:t>
+      </w:r>
+      <w:r>
+        <w:rPr>
+          <w:rFonts w:ascii="新細明體" w:eastAsia="新細明體" w:hAnsi="新細明體" w:cs="新細明體" w:hint="eastAsia"/>
+        </w:rPr>
+        <w:t>的自由度，使兩種</w:t>
+      </w:r>
+      <w:r>
+        <w:t xml:space="preserve"> policy </w:t>
+      </w:r>
+      <w:r>
+        <w:rPr>
+          <w:rFonts w:ascii="新細明體" w:eastAsia="新細明體" w:hAnsi="新細明體" w:cs="新細明體" w:hint="eastAsia"/>
+        </w:rPr>
+        <w:t>的成本相同，或使</w:t>
+      </w:r>
+      <w:r>
+        <w:t xml:space="preserve"> Timsort-style </w:t>
+      </w:r>
+      <w:r>
+        <w:rPr>
+          <w:rFonts w:ascii="新細明體" w:eastAsia="新細明體" w:hAnsi="新細明體" w:cs="新細明體" w:hint="eastAsia"/>
+        </w:rPr>
+        <w:t>在特定序列上具有較低成本。</w:t>
+      </w:r>
+    </w:p>
+    <w:p>
+      <w:pPr>
+        <w:pStyle w:val="a0"/>
+      </w:pPr>
+      <w:r>
+        <w:rPr>
+          <w:rFonts w:ascii="新細明體" w:eastAsia="新細明體" w:hAnsi="新細明體" w:cs="新細明體" w:hint="eastAsia"/>
+        </w:rPr>
+        <w:lastRenderedPageBreak/>
+        <w:t>第四，單一</w:t>
+      </w:r>
+      <w:r>
+        <w:t xml:space="preserve"> run </w:t>
+      </w:r>
+      <w:r>
+        <w:rPr>
+          <w:rFonts w:ascii="新細明體" w:eastAsia="新細明體" w:hAnsi="新細明體" w:cs="新細明體" w:hint="eastAsia"/>
+        </w:rPr>
+        <w:t>特徵無法完整預測</w:t>
+      </w:r>
+      <w:r>
+        <w:t xml:space="preserve"> policy gap</w:t>
+      </w:r>
+      <w:r>
+        <w:rPr>
+          <w:rFonts w:ascii="新細明體" w:eastAsia="新細明體" w:hAnsi="新細明體" w:cs="新細明體" w:hint="eastAsia"/>
+        </w:rPr>
+        <w:t>。</w:t>
+      </w:r>
+      <w:r>
+        <w:t xml:space="preserve">Adjusted normalized run count </w:t>
+      </w:r>
+      <w:r>
+        <w:rPr>
+          <w:rFonts w:ascii="新細明體" w:eastAsia="新細明體" w:hAnsi="新細明體" w:cs="新細明體" w:hint="eastAsia"/>
+        </w:rPr>
+        <w:t>與成本降低比例的相關係數為</w:t>
+      </w:r>
+      <w:r>
+        <w:t xml:space="preserve"> 0.369</w:t>
+      </w:r>
+      <w:r>
+        <w:rPr>
+          <w:rFonts w:ascii="新細明體" w:eastAsia="新細明體" w:hAnsi="新細明體" w:cs="新細明體" w:hint="eastAsia"/>
+        </w:rPr>
+        <w:t>，</w:t>
+      </w:r>
+      <w:r>
+        <w:t xml:space="preserve">adjusted max-run ratio </w:t>
+      </w:r>
+      <w:r>
+        <w:rPr>
+          <w:rFonts w:ascii="新細明體" w:eastAsia="新細明體" w:hAnsi="新細明體" w:cs="新細明體" w:hint="eastAsia"/>
+        </w:rPr>
+        <w:t>為</w:t>
+      </w:r>
+      <w:r>
+        <w:t xml:space="preserve"> -0.386</w:t>
+      </w:r>
+      <w:r>
+        <w:rPr>
+          <w:rFonts w:ascii="新細明體" w:eastAsia="新細明體" w:hAnsi="新細明體" w:cs="新細明體" w:hint="eastAsia"/>
+        </w:rPr>
+        <w:t>，皆只屬中度關聯。未來研究需要加入位置敏感特徵、</w:t>
+      </w:r>
+      <w:r>
+        <w:t xml:space="preserve">optimal alphabetic merge cost </w:t>
+      </w:r>
+      <w:r>
+        <w:rPr>
+          <w:rFonts w:ascii="新細明體" w:eastAsia="新細明體" w:hAnsi="新細明體" w:cs="新細明體" w:hint="eastAsia"/>
+        </w:rPr>
+        <w:t>與多變量分析。</w:t>
+      </w:r>
+    </w:p>
+    <w:p>
+      <w:pPr>
+        <w:pStyle w:val="a0"/>
+      </w:pPr>
+      <w:r>
+        <w:rPr>
+          <w:rFonts w:ascii="新細明體" w:eastAsia="新細明體" w:hAnsi="新細明體" w:cs="新細明體" w:hint="eastAsia"/>
+        </w:rPr>
+        <w:t>綜合而言，</w:t>
+      </w:r>
+      <w:r>
+        <w:t xml:space="preserve">adaptive merge sorting </w:t>
+      </w:r>
+      <w:r>
+        <w:rPr>
+          <w:rFonts w:ascii="新細明體" w:eastAsia="新細明體" w:hAnsi="新細明體" w:cs="新細明體" w:hint="eastAsia"/>
+        </w:rPr>
+        <w:t>不應將</w:t>
+      </w:r>
+      <w:r>
+        <w:t xml:space="preserve"> minrun preprocessing </w:t>
+      </w:r>
+      <w:r>
+        <w:rPr>
+          <w:rFonts w:ascii="新細明體" w:eastAsia="新細明體" w:hAnsi="新細明體" w:cs="新細明體" w:hint="eastAsia"/>
+        </w:rPr>
+        <w:t>與</w:t>
+      </w:r>
+      <w:r>
+        <w:t xml:space="preserve"> merge policy </w:t>
+      </w:r>
+      <w:r>
+        <w:rPr>
+          <w:rFonts w:ascii="新細明體" w:eastAsia="新細明體" w:hAnsi="新細明體" w:cs="新細明體" w:hint="eastAsia"/>
+        </w:rPr>
+        <w:t>視為彼此獨立的元件。</w:t>
+      </w:r>
+      <w:r>
+        <w:t xml:space="preserve">Natural run detection </w:t>
+      </w:r>
+      <w:r>
+        <w:rPr>
+          <w:rFonts w:ascii="新細明體" w:eastAsia="新細明體" w:hAnsi="新細明體" w:cs="新細明體" w:hint="eastAsia"/>
+        </w:rPr>
+        <w:t>決定初始結構，</w:t>
+      </w:r>
+      <w:r>
+        <w:t xml:space="preserve">minrun extension </w:t>
+      </w:r>
+      <w:r>
+        <w:rPr>
+          <w:rFonts w:ascii="新細明體" w:eastAsia="新細明體" w:hAnsi="新細明體" w:cs="新細明體" w:hint="eastAsia"/>
+        </w:rPr>
+        <w:t>重新塑造</w:t>
+      </w:r>
+      <w:r>
+        <w:t xml:space="preserve"> adjusted runs</w:t>
+      </w:r>
+      <w:r>
+        <w:rPr>
+          <w:rFonts w:ascii="新細明體" w:eastAsia="新細明體" w:hAnsi="新細明體" w:cs="新細明體" w:hint="eastAsia"/>
+        </w:rPr>
+        <w:t>，</w:t>
+      </w:r>
+      <w:r>
+        <w:t xml:space="preserve">merge policy </w:t>
+      </w:r>
+      <w:r>
+        <w:rPr>
+          <w:rFonts w:ascii="新細明體" w:eastAsia="新細明體" w:hAnsi="新細明體" w:cs="新細明體" w:hint="eastAsia"/>
+        </w:rPr>
+        <w:t>再於</w:t>
+      </w:r>
+      <w:r>
+        <w:t xml:space="preserve"> adjusted run distribution </w:t>
+      </w:r>
+      <w:r>
+        <w:rPr>
+          <w:rFonts w:ascii="新細明體" w:eastAsia="新細明體" w:hAnsi="新細明體" w:cs="新細明體" w:hint="eastAsia"/>
+        </w:rPr>
+        <w:t>上建立</w:t>
+      </w:r>
+      <w:r>
+        <w:t xml:space="preserve"> merge tree</w:t>
+      </w:r>
+      <w:r>
+        <w:rPr>
+          <w:rFonts w:ascii="新細明體" w:eastAsia="新細明體" w:hAnsi="新細明體" w:cs="新細明體" w:hint="eastAsia"/>
+        </w:rPr>
+        <w:t>。只有同時分析這三個階段，才能解釋理論優勢何時會在實驗中顯現、被削弱或完全消失。</w:t>
+      </w:r>
+    </w:p>
+    <w:p>
+      <w:pPr>
+        <w:pStyle w:val="1"/>
+      </w:pPr>
       <w:r>
         <w:t>References</w:t>
       </w:r>
@@ -8665,52 +11772,464 @@
     </w:p>
     <w:p>
       <w:pPr>
-        <w:pStyle w:val="a0"/>
-      </w:pPr>
-      <w:r>
-        <w:rPr>
-          <w:rStyle w:val="VerbatimChar"/>
+        <w:pStyle w:val="2"/>
+        <w:rPr>
+          <w:rFonts w:ascii="Consolas" w:eastAsiaTheme="minorEastAsia" w:hAnsi="Consolas" w:cstheme="minorBidi"/>
+          <w:b w:val="0"/>
+          <w:bCs w:val="0"/>
+          <w:color w:val="auto"/>
+          <w:sz w:val="22"/>
+          <w:szCs w:val="24"/>
+        </w:rPr>
+      </w:pPr>
+      <w:bookmarkStart w:id="50" w:name="a.2-natural-and-adjusted-run-counts"/>
+      <w:bookmarkEnd w:id="49"/>
+      <w:r>
+        <w:rPr>
+          <w:rFonts w:ascii="Consolas" w:eastAsia="Noto Serif CJK TC" w:hAnsi="Consolas" w:cstheme="minorBidi"/>
+          <w:b w:val="0"/>
+          <w:bCs w:val="0"/>
+          <w:color w:val="auto"/>
+          <w:sz w:val="22"/>
+          <w:szCs w:val="24"/>
         </w:rPr>
         <w:lastRenderedPageBreak/>
         <w:t>random</w:t>
       </w:r>
       <w:r>
+        <w:rPr>
+          <w:rFonts w:ascii="新細明體" w:eastAsia="新細明體" w:hAnsi="新細明體" w:cs="新細明體" w:hint="eastAsia"/>
+          <w:b w:val="0"/>
+          <w:bCs w:val="0"/>
+          <w:color w:val="auto"/>
+          <w:sz w:val="22"/>
+          <w:szCs w:val="24"/>
+        </w:rPr>
         <w:t>、</w:t>
       </w:r>
       <w:r>
         <w:rPr>
-          <w:rStyle w:val="VerbatimChar"/>
-        </w:rPr>
-        <w:t>duplicate_heavy</w:t>
-      </w:r>
-      <w:r>
-        <w:t xml:space="preserve"> 與 </w:t>
-      </w:r>
-      <w:r>
-        <w:rPr>
-          <w:rStyle w:val="VerbatimChar"/>
-        </w:rPr>
-        <w:t>many_tiny_runs</w:t>
-      </w:r>
-      <w:r>
-        <w:t xml:space="preserve"> 的 entropy retention 約為 0.65 至 0.67；</w:t>
-      </w:r>
-      <w:r>
-        <w:rPr>
-          <w:rStyle w:val="VerbatimChar"/>
-        </w:rPr>
-        <w:t>alternating_small_large_raw_runs</w:t>
-      </w:r>
-      <w:r>
-        <w:t xml:space="preserve"> 則略高於 1，表示 minrun preprocessing 將原本極端交替的 run-length distribution 轉換成更接近 equal-length、entropy 更高的 adjusted distribution。這也說明 entropy change 不應一律被解讀為 information loss。</w:t>
+          <w:rFonts w:ascii="Consolas" w:eastAsia="Noto Serif CJK TC" w:hAnsi="Consolas" w:cstheme="minorBidi"/>
+          <w:b w:val="0"/>
+          <w:bCs w:val="0"/>
+          <w:color w:val="auto"/>
+          <w:sz w:val="22"/>
+          <w:szCs w:val="24"/>
+        </w:rPr>
+        <w:t xml:space="preserve">duplicate_heavy </w:t>
+      </w:r>
+      <w:r>
+        <w:rPr>
+          <w:rFonts w:ascii="新細明體" w:eastAsia="新細明體" w:hAnsi="新細明體" w:cs="新細明體" w:hint="eastAsia"/>
+          <w:b w:val="0"/>
+          <w:bCs w:val="0"/>
+          <w:color w:val="auto"/>
+          <w:sz w:val="22"/>
+          <w:szCs w:val="24"/>
+        </w:rPr>
+        <w:t>與</w:t>
+      </w:r>
+      <w:r>
+        <w:rPr>
+          <w:rFonts w:ascii="Consolas" w:eastAsia="Noto Serif CJK TC" w:hAnsi="Consolas" w:cstheme="minorBidi"/>
+          <w:b w:val="0"/>
+          <w:bCs w:val="0"/>
+          <w:color w:val="auto"/>
+          <w:sz w:val="22"/>
+          <w:szCs w:val="24"/>
+        </w:rPr>
+        <w:t xml:space="preserve"> many_tiny_runs </w:t>
+      </w:r>
+      <w:r>
+        <w:rPr>
+          <w:rFonts w:ascii="新細明體" w:eastAsia="新細明體" w:hAnsi="新細明體" w:cs="新細明體" w:hint="eastAsia"/>
+          <w:b w:val="0"/>
+          <w:bCs w:val="0"/>
+          <w:color w:val="auto"/>
+          <w:sz w:val="22"/>
+          <w:szCs w:val="24"/>
+        </w:rPr>
+        <w:t>的</w:t>
+      </w:r>
+      <w:r>
+        <w:rPr>
+          <w:rFonts w:ascii="Consolas" w:eastAsia="Noto Serif CJK TC" w:hAnsi="Consolas" w:cstheme="minorBidi"/>
+          <w:b w:val="0"/>
+          <w:bCs w:val="0"/>
+          <w:color w:val="auto"/>
+          <w:sz w:val="22"/>
+          <w:szCs w:val="24"/>
+        </w:rPr>
+        <w:t xml:space="preserve"> entropy </w:t>
+      </w:r>
+      <w:r>
+        <w:rPr>
+          <w:rFonts w:ascii="新細明體" w:eastAsia="新細明體" w:hAnsi="新細明體" w:cs="新細明體" w:hint="eastAsia"/>
+          <w:b w:val="0"/>
+          <w:bCs w:val="0"/>
+          <w:color w:val="auto"/>
+          <w:sz w:val="22"/>
+          <w:szCs w:val="24"/>
+        </w:rPr>
+        <w:t>變化比約為</w:t>
+      </w:r>
+      <w:r>
+        <w:rPr>
+          <w:rFonts w:ascii="Consolas" w:eastAsia="Noto Serif CJK TC" w:hAnsi="Consolas" w:cstheme="minorBidi"/>
+          <w:b w:val="0"/>
+          <w:bCs w:val="0"/>
+          <w:color w:val="auto"/>
+          <w:sz w:val="22"/>
+          <w:szCs w:val="24"/>
+        </w:rPr>
+        <w:t xml:space="preserve"> 0.65 </w:t>
+      </w:r>
+      <w:r>
+        <w:rPr>
+          <w:rFonts w:ascii="新細明體" w:eastAsia="新細明體" w:hAnsi="新細明體" w:cs="新細明體" w:hint="eastAsia"/>
+          <w:b w:val="0"/>
+          <w:bCs w:val="0"/>
+          <w:color w:val="auto"/>
+          <w:sz w:val="22"/>
+          <w:szCs w:val="24"/>
+        </w:rPr>
+        <w:t>至</w:t>
+      </w:r>
+      <w:r>
+        <w:rPr>
+          <w:rFonts w:ascii="Consolas" w:eastAsia="Noto Serif CJK TC" w:hAnsi="Consolas" w:cstheme="minorBidi"/>
+          <w:b w:val="0"/>
+          <w:bCs w:val="0"/>
+          <w:color w:val="auto"/>
+          <w:sz w:val="22"/>
+          <w:szCs w:val="24"/>
+        </w:rPr>
+        <w:t xml:space="preserve"> 0.67</w:t>
+      </w:r>
+      <w:r>
+        <w:rPr>
+          <w:rFonts w:ascii="新細明體" w:eastAsia="新細明體" w:hAnsi="新細明體" w:cs="新細明體" w:hint="eastAsia"/>
+          <w:b w:val="0"/>
+          <w:bCs w:val="0"/>
+          <w:color w:val="auto"/>
+          <w:sz w:val="22"/>
+          <w:szCs w:val="24"/>
+        </w:rPr>
+        <w:t>，表示經過</w:t>
+      </w:r>
+      <w:r>
+        <w:rPr>
+          <w:rFonts w:ascii="Consolas" w:eastAsia="Noto Serif CJK TC" w:hAnsi="Consolas" w:cstheme="minorBidi"/>
+          <w:b w:val="0"/>
+          <w:bCs w:val="0"/>
+          <w:color w:val="auto"/>
+          <w:sz w:val="22"/>
+          <w:szCs w:val="24"/>
+        </w:rPr>
+        <w:t xml:space="preserve"> minrun extension </w:t>
+      </w:r>
+      <w:r>
+        <w:rPr>
+          <w:rFonts w:ascii="新細明體" w:eastAsia="新細明體" w:hAnsi="新細明體" w:cs="新細明體" w:hint="eastAsia"/>
+          <w:b w:val="0"/>
+          <w:bCs w:val="0"/>
+          <w:color w:val="auto"/>
+          <w:sz w:val="22"/>
+          <w:szCs w:val="24"/>
+        </w:rPr>
+        <w:t>後，</w:t>
+      </w:r>
+      <w:r>
+        <w:rPr>
+          <w:rFonts w:ascii="Consolas" w:eastAsia="Noto Serif CJK TC" w:hAnsi="Consolas" w:cstheme="minorBidi"/>
+          <w:b w:val="0"/>
+          <w:bCs w:val="0"/>
+          <w:color w:val="auto"/>
+          <w:sz w:val="22"/>
+          <w:szCs w:val="24"/>
+        </w:rPr>
+        <w:t xml:space="preserve">adjusted runs </w:t>
+      </w:r>
+      <w:r>
+        <w:rPr>
+          <w:rFonts w:ascii="新細明體" w:eastAsia="新細明體" w:hAnsi="新細明體" w:cs="新細明體" w:hint="eastAsia"/>
+          <w:b w:val="0"/>
+          <w:bCs w:val="0"/>
+          <w:color w:val="auto"/>
+          <w:sz w:val="22"/>
+          <w:szCs w:val="24"/>
+        </w:rPr>
+        <w:t>的</w:t>
+      </w:r>
+      <w:r>
+        <w:rPr>
+          <w:rFonts w:ascii="Consolas" w:eastAsia="Noto Serif CJK TC" w:hAnsi="Consolas" w:cstheme="minorBidi"/>
+          <w:b w:val="0"/>
+          <w:bCs w:val="0"/>
+          <w:color w:val="auto"/>
+          <w:sz w:val="22"/>
+          <w:szCs w:val="24"/>
+        </w:rPr>
+        <w:t xml:space="preserve"> </w:t>
+      </w:r>
+      <m:oMath>
+        <m:r>
+          <w:rPr>
+            <w:rFonts w:ascii="Cambria Math" w:eastAsia="Noto Serif CJK TC" w:hAnsi="Cambria Math" w:cstheme="minorBidi"/>
+            <w:color w:val="auto"/>
+            <w:sz w:val="22"/>
+            <w:szCs w:val="24"/>
+          </w:rPr>
+          <m:t>nH</m:t>
+        </m:r>
+      </m:oMath>
+      <w:r>
+        <w:rPr>
+          <w:rFonts w:ascii="新細明體" w:eastAsia="新細明體" w:hAnsi="新細明體" w:cs="新細明體" w:hint="eastAsia"/>
+          <w:b w:val="0"/>
+          <w:bCs w:val="0"/>
+          <w:color w:val="auto"/>
+          <w:sz w:val="22"/>
+          <w:szCs w:val="24"/>
+        </w:rPr>
+        <w:t>低於</w:t>
+      </w:r>
+      <w:r>
+        <w:rPr>
+          <w:rFonts w:ascii="Consolas" w:eastAsia="Noto Serif CJK TC" w:hAnsi="Consolas" w:cstheme="minorBidi"/>
+          <w:b w:val="0"/>
+          <w:bCs w:val="0"/>
+          <w:color w:val="auto"/>
+          <w:sz w:val="22"/>
+          <w:szCs w:val="24"/>
+        </w:rPr>
+        <w:t xml:space="preserve"> natural runs</w:t>
+      </w:r>
+      <w:r>
+        <w:rPr>
+          <w:rFonts w:ascii="新細明體" w:eastAsia="新細明體" w:hAnsi="新細明體" w:cs="新細明體" w:hint="eastAsia"/>
+          <w:b w:val="0"/>
+          <w:bCs w:val="0"/>
+          <w:color w:val="auto"/>
+          <w:sz w:val="22"/>
+          <w:szCs w:val="24"/>
+        </w:rPr>
+        <w:t>。相較之下，</w:t>
+      </w:r>
+      <w:r>
+        <w:rPr>
+          <w:rFonts w:ascii="Consolas" w:eastAsia="Noto Serif CJK TC" w:hAnsi="Consolas" w:cstheme="minorBidi"/>
+          <w:b w:val="0"/>
+          <w:bCs w:val="0"/>
+          <w:color w:val="auto"/>
+          <w:sz w:val="22"/>
+          <w:szCs w:val="24"/>
+        </w:rPr>
+        <w:t xml:space="preserve">alternating_small_large_raw_runs </w:t>
+      </w:r>
+      <w:r>
+        <w:rPr>
+          <w:rFonts w:ascii="新細明體" w:eastAsia="新細明體" w:hAnsi="新細明體" w:cs="新細明體" w:hint="eastAsia"/>
+          <w:b w:val="0"/>
+          <w:bCs w:val="0"/>
+          <w:color w:val="auto"/>
+          <w:sz w:val="22"/>
+          <w:szCs w:val="24"/>
+        </w:rPr>
+        <w:t>的比值略高於</w:t>
+      </w:r>
+      <w:r>
+        <w:rPr>
+          <w:rFonts w:ascii="Consolas" w:eastAsia="Noto Serif CJK TC" w:hAnsi="Consolas" w:cstheme="minorBidi"/>
+          <w:b w:val="0"/>
+          <w:bCs w:val="0"/>
+          <w:color w:val="auto"/>
+          <w:sz w:val="22"/>
+          <w:szCs w:val="24"/>
+        </w:rPr>
+        <w:t xml:space="preserve"> 1</w:t>
+      </w:r>
+      <w:r>
+        <w:rPr>
+          <w:rFonts w:ascii="新細明體" w:eastAsia="新細明體" w:hAnsi="新細明體" w:cs="新細明體" w:hint="eastAsia"/>
+          <w:b w:val="0"/>
+          <w:bCs w:val="0"/>
+          <w:color w:val="auto"/>
+          <w:sz w:val="22"/>
+          <w:szCs w:val="24"/>
+        </w:rPr>
+        <w:t>，表示</w:t>
+      </w:r>
+      <w:r>
+        <w:rPr>
+          <w:rFonts w:ascii="Consolas" w:eastAsia="Noto Serif CJK TC" w:hAnsi="Consolas" w:cstheme="minorBidi"/>
+          <w:b w:val="0"/>
+          <w:bCs w:val="0"/>
+          <w:color w:val="auto"/>
+          <w:sz w:val="22"/>
+          <w:szCs w:val="24"/>
+        </w:rPr>
+        <w:t xml:space="preserve"> preprocessing </w:t>
+      </w:r>
+      <w:r>
+        <w:rPr>
+          <w:rFonts w:ascii="新細明體" w:eastAsia="新細明體" w:hAnsi="新細明體" w:cs="新細明體" w:hint="eastAsia"/>
+          <w:b w:val="0"/>
+          <w:bCs w:val="0"/>
+          <w:color w:val="auto"/>
+          <w:sz w:val="22"/>
+          <w:szCs w:val="24"/>
+        </w:rPr>
+        <w:t>後的</w:t>
+      </w:r>
+      <w:r>
+        <w:rPr>
+          <w:rFonts w:ascii="Consolas" w:eastAsia="Noto Serif CJK TC" w:hAnsi="Consolas" w:cstheme="minorBidi"/>
+          <w:b w:val="0"/>
+          <w:bCs w:val="0"/>
+          <w:color w:val="auto"/>
+          <w:sz w:val="22"/>
+          <w:szCs w:val="24"/>
+        </w:rPr>
+        <w:t xml:space="preserve"> </w:t>
+      </w:r>
+      <m:oMath>
+        <m:r>
+          <w:rPr>
+            <w:rFonts w:ascii="Cambria Math" w:eastAsia="Noto Serif CJK TC" w:hAnsi="Cambria Math" w:cstheme="minorBidi"/>
+            <w:color w:val="auto"/>
+            <w:sz w:val="22"/>
+            <w:szCs w:val="24"/>
+          </w:rPr>
+          <m:t>nH</m:t>
+        </m:r>
+      </m:oMath>
+      <w:r>
+        <w:rPr>
+          <w:rFonts w:ascii="新細明體" w:eastAsia="新細明體" w:hAnsi="新細明體" w:cs="新細明體" w:hint="eastAsia"/>
+          <w:b w:val="0"/>
+          <w:bCs w:val="0"/>
+          <w:color w:val="auto"/>
+          <w:sz w:val="22"/>
+          <w:szCs w:val="24"/>
+        </w:rPr>
+        <w:t>反而上升。這可能與原本極端交替的短、長</w:t>
+      </w:r>
+      <w:r>
+        <w:rPr>
+          <w:rFonts w:ascii="Consolas" w:eastAsia="Noto Serif CJK TC" w:hAnsi="Consolas" w:cstheme="minorBidi"/>
+          <w:b w:val="0"/>
+          <w:bCs w:val="0"/>
+          <w:color w:val="auto"/>
+          <w:sz w:val="22"/>
+          <w:szCs w:val="24"/>
+        </w:rPr>
+        <w:t xml:space="preserve"> runs </w:t>
+      </w:r>
+      <w:r>
+        <w:rPr>
+          <w:rFonts w:ascii="新細明體" w:eastAsia="新細明體" w:hAnsi="新細明體" w:cs="新細明體" w:hint="eastAsia"/>
+          <w:b w:val="0"/>
+          <w:bCs w:val="0"/>
+          <w:color w:val="auto"/>
+          <w:sz w:val="22"/>
+          <w:szCs w:val="24"/>
+        </w:rPr>
+        <w:t>被轉換成長度較接近的</w:t>
+      </w:r>
+      <w:r>
+        <w:rPr>
+          <w:rFonts w:ascii="Consolas" w:eastAsia="Noto Serif CJK TC" w:hAnsi="Consolas" w:cstheme="minorBidi"/>
+          <w:b w:val="0"/>
+          <w:bCs w:val="0"/>
+          <w:color w:val="auto"/>
+          <w:sz w:val="22"/>
+          <w:szCs w:val="24"/>
+        </w:rPr>
+        <w:t xml:space="preserve"> adjusted runs </w:t>
+      </w:r>
+      <w:r>
+        <w:rPr>
+          <w:rFonts w:ascii="新細明體" w:eastAsia="新細明體" w:hAnsi="新細明體" w:cs="新細明體" w:hint="eastAsia"/>
+          <w:b w:val="0"/>
+          <w:bCs w:val="0"/>
+          <w:color w:val="auto"/>
+          <w:sz w:val="22"/>
+          <w:szCs w:val="24"/>
+        </w:rPr>
+        <w:t>有關。因此，此指標應理解為</w:t>
+      </w:r>
+      <w:r>
+        <w:rPr>
+          <w:rFonts w:ascii="Consolas" w:eastAsia="Noto Serif CJK TC" w:hAnsi="Consolas" w:cstheme="minorBidi"/>
+          <w:b w:val="0"/>
+          <w:bCs w:val="0"/>
+          <w:color w:val="auto"/>
+          <w:sz w:val="22"/>
+          <w:szCs w:val="24"/>
+        </w:rPr>
+        <w:t xml:space="preserve"> run entropy </w:t>
+      </w:r>
+      <w:r>
+        <w:rPr>
+          <w:rFonts w:ascii="新細明體" w:eastAsia="新細明體" w:hAnsi="新細明體" w:cs="新細明體" w:hint="eastAsia"/>
+          <w:b w:val="0"/>
+          <w:bCs w:val="0"/>
+          <w:color w:val="auto"/>
+          <w:sz w:val="22"/>
+          <w:szCs w:val="24"/>
+        </w:rPr>
+        <w:t>變化比，而不是資訊保留率；其數值低於或高於</w:t>
+      </w:r>
+      <w:r>
+        <w:rPr>
+          <w:rFonts w:ascii="Consolas" w:eastAsia="Noto Serif CJK TC" w:hAnsi="Consolas" w:cstheme="minorBidi"/>
+          <w:b w:val="0"/>
+          <w:bCs w:val="0"/>
+          <w:color w:val="auto"/>
+          <w:sz w:val="22"/>
+          <w:szCs w:val="24"/>
+        </w:rPr>
+        <w:t xml:space="preserve"> 1</w:t>
+      </w:r>
+      <w:r>
+        <w:rPr>
+          <w:rFonts w:ascii="新細明體" w:eastAsia="新細明體" w:hAnsi="新細明體" w:cs="新細明體" w:hint="eastAsia"/>
+          <w:b w:val="0"/>
+          <w:bCs w:val="0"/>
+          <w:color w:val="auto"/>
+          <w:sz w:val="22"/>
+          <w:szCs w:val="24"/>
+        </w:rPr>
+        <w:t>，都只表示</w:t>
+      </w:r>
+      <w:r>
+        <w:rPr>
+          <w:rFonts w:ascii="Consolas" w:eastAsia="Noto Serif CJK TC" w:hAnsi="Consolas" w:cstheme="minorBidi"/>
+          <w:b w:val="0"/>
+          <w:bCs w:val="0"/>
+          <w:color w:val="auto"/>
+          <w:sz w:val="22"/>
+          <w:szCs w:val="24"/>
+        </w:rPr>
+        <w:t xml:space="preserve"> run-length distribution </w:t>
+      </w:r>
+      <w:r>
+        <w:rPr>
+          <w:rFonts w:ascii="新細明體" w:eastAsia="新細明體" w:hAnsi="新細明體" w:cs="新細明體" w:hint="eastAsia"/>
+          <w:b w:val="0"/>
+          <w:bCs w:val="0"/>
+          <w:color w:val="auto"/>
+          <w:sz w:val="22"/>
+          <w:szCs w:val="24"/>
+        </w:rPr>
+        <w:t>發生了不同方向的改變。</w:t>
       </w:r>
     </w:p>
     <w:p>
       <w:pPr>
         <w:pStyle w:val="2"/>
       </w:pPr>
-      <w:bookmarkStart w:id="50" w:name="a.2-natural-and-adjusted-run-counts"/>
-      <w:bookmarkEnd w:id="49"/>
       <w:r>
         <w:t>A.2 Natural and Adjusted Run Counts</w:t>
       </w:r>
@@ -8811,17 +12330,101 @@
       <w:pPr>
         <w:pStyle w:val="a0"/>
       </w:pPr>
-      <w:r>
-        <w:t>Figure A2 顯示 minrun 對 highly fragmented inputs 的 compression effect。相較之下，balanced、exponential、minrun-aware alternating 與 skewed cases 的 natural 與 adjusted run counts 相同，表示 minrun extension 沒有介入。</w:t>
-      </w:r>
-    </w:p>
-    <w:p>
-      <w:pPr>
-        <w:pStyle w:val="1"/>
-      </w:pPr>
       <w:bookmarkStart w:id="51" w:name="appendix-b.-scatter-plot-analyses"/>
       <w:bookmarkEnd w:id="48"/>
       <w:bookmarkEnd w:id="50"/>
+      <w:r>
+        <w:rPr>
+          <w:rFonts w:ascii="新細明體" w:eastAsia="新細明體" w:hAnsi="新細明體" w:cs="新細明體" w:hint="eastAsia"/>
+        </w:rPr>
+        <w:t>圖</w:t>
+      </w:r>
+      <w:r>
+        <w:t xml:space="preserve"> A2 </w:t>
+      </w:r>
+      <w:r>
+        <w:rPr>
+          <w:rFonts w:ascii="新細明體" w:eastAsia="新細明體" w:hAnsi="新細明體" w:cs="新細明體" w:hint="eastAsia"/>
+        </w:rPr>
+        <w:t>顯示</w:t>
+      </w:r>
+      <w:r>
+        <w:t xml:space="preserve"> minrun </w:t>
+      </w:r>
+      <w:r>
+        <w:rPr>
+          <w:rFonts w:ascii="新細明體" w:eastAsia="新細明體" w:hAnsi="新細明體" w:cs="新細明體" w:hint="eastAsia"/>
+        </w:rPr>
+        <w:t>對高度零碎輸入的壓縮效果。相較之下，</w:t>
+      </w:r>
+      <w:r>
+        <w:t>balanced_runs</w:t>
+      </w:r>
+      <w:r>
+        <w:rPr>
+          <w:rFonts w:ascii="新細明體" w:eastAsia="新細明體" w:hAnsi="新細明體" w:cs="新細明體" w:hint="eastAsia"/>
+        </w:rPr>
+        <w:t>、</w:t>
+      </w:r>
+      <w:r>
+        <w:t>exponential_runs</w:t>
+      </w:r>
+      <w:r>
+        <w:rPr>
+          <w:rFonts w:ascii="新細明體" w:eastAsia="新細明體" w:hAnsi="新細明體" w:cs="新細明體" w:hint="eastAsia"/>
+        </w:rPr>
+        <w:t>、</w:t>
+      </w:r>
+      <w:r>
+        <w:t xml:space="preserve">alternating_minrun_large_runs </w:t>
+      </w:r>
+      <w:r>
+        <w:rPr>
+          <w:rFonts w:ascii="新細明體" w:eastAsia="新細明體" w:hAnsi="新細明體" w:cs="新細明體" w:hint="eastAsia"/>
+        </w:rPr>
+        <w:t>與</w:t>
+      </w:r>
+      <w:r>
+        <w:t xml:space="preserve"> skewed_runs </w:t>
+      </w:r>
+      <w:r>
+        <w:rPr>
+          <w:rFonts w:ascii="新細明體" w:eastAsia="新細明體" w:hAnsi="新細明體" w:cs="新細明體" w:hint="eastAsia"/>
+        </w:rPr>
+        <w:t>的</w:t>
+      </w:r>
+      <w:r>
+        <w:t xml:space="preserve"> natural run count </w:t>
+      </w:r>
+      <w:r>
+        <w:rPr>
+          <w:rFonts w:ascii="新細明體" w:eastAsia="新細明體" w:hAnsi="新細明體" w:cs="新細明體" w:hint="eastAsia"/>
+        </w:rPr>
+        <w:t>與</w:t>
+      </w:r>
+      <w:r>
+        <w:t xml:space="preserve"> adjusted run count </w:t>
+      </w:r>
+      <w:r>
+        <w:rPr>
+          <w:rFonts w:ascii="新細明體" w:eastAsia="新細明體" w:hAnsi="新細明體" w:cs="新細明體" w:hint="eastAsia"/>
+        </w:rPr>
+        <w:t>相同，表示</w:t>
+      </w:r>
+      <w:r>
+        <w:t xml:space="preserve"> minrun extension </w:t>
+      </w:r>
+      <w:r>
+        <w:rPr>
+          <w:rFonts w:ascii="新細明體" w:eastAsia="新細明體" w:hAnsi="新細明體" w:cs="新細明體" w:hint="eastAsia"/>
+        </w:rPr>
+        <w:t>沒有介入。</w:t>
+      </w:r>
+    </w:p>
+    <w:p>
+      <w:pPr>
+        <w:pStyle w:val="1"/>
+      </w:pPr>
       <w:r>
         <w:lastRenderedPageBreak/>
         <w:t>Appendix B. Scatter-Plot Analyses</w:t>
@@ -8992,7 +12595,31 @@
       </w:pPr>
       <w:r>
         <w:lastRenderedPageBreak/>
-        <w:t>整體呈 negative association，但 scatter 仍相當大。Max-run ratio 可描述 dominance，卻無法表達其餘 runs 的 positions 與 local length ratios，因此不宜單獨用來預測 policy gap。</w:t>
+        <w:t>整體呈 negative association，但 scatter 仍相當大。Max-run ratio 可描述 dominance，</w:t>
+      </w:r>
+      <w:r>
+        <w:rPr>
+          <w:rFonts w:ascii="新細明體" w:eastAsia="新細明體" w:hAnsi="新細明體" w:cs="新細明體" w:hint="eastAsia"/>
+        </w:rPr>
+        <w:t>卻無法表達其餘</w:t>
+      </w:r>
+      <w:r>
+        <w:t xml:space="preserve"> runs </w:t>
+      </w:r>
+      <w:r>
+        <w:rPr>
+          <w:rFonts w:ascii="新細明體" w:eastAsia="新細明體" w:hAnsi="新細明體" w:cs="新細明體" w:hint="eastAsia"/>
+        </w:rPr>
+        <w:t>的位置與局部長度比例，因此不宜單獨用來預測</w:t>
+      </w:r>
+      <w:r>
+        <w:t xml:space="preserve"> policy gap</w:t>
+      </w:r>
+      <w:r>
+        <w:rPr>
+          <w:rFonts w:ascii="新細明體" w:eastAsia="新細明體" w:hAnsi="新細明體" w:cs="新細明體" w:hint="eastAsia"/>
+        </w:rPr>
+        <w:t>。</w:t>
       </w:r>
     </w:p>
     <w:p>
@@ -9011,7 +12638,16 @@
         <w:pStyle w:val="FirstParagraph"/>
       </w:pPr>
       <w:r>
-        <w:t>本報告所使用的主要 files 包含：</w:t>
+        <w:t>本報告所使用的主要</w:t>
+      </w:r>
+      <w:r>
+        <w:rPr>
+          <w:rFonts w:ascii="新細明體" w:eastAsia="新細明體" w:hAnsi="新細明體" w:cs="新細明體" w:hint="eastAsia"/>
+        </w:rPr>
+        <w:t>檔案</w:t>
+      </w:r>
+      <w:r>
+        <w:t>包含：</w:t>
       </w:r>
     </w:p>
     <w:p>
@@ -10475,7 +14111,6 @@
   <w:style w:type="character" w:default="1" w:styleId="a1">
     <w:name w:val="Default Paragraph Font"/>
     <w:uiPriority w:val="1"/>
-    <w:semiHidden/>
     <w:unhideWhenUsed/>
   </w:style>
   <w:style w:type="table" w:default="1" w:styleId="a2">
@@ -10502,6 +14137,7 @@
   <w:style w:type="paragraph" w:styleId="a0">
     <w:name w:val="Body Text"/>
     <w:basedOn w:val="a"/>
+    <w:link w:val="a4"/>
     <w:qFormat/>
     <w:pPr>
       <w:spacing w:before="180" w:after="180"/>
@@ -10521,7 +14157,7 @@
       <w:spacing w:before="36" w:after="36"/>
     </w:pPr>
   </w:style>
-  <w:style w:type="paragraph" w:styleId="a4">
+  <w:style w:type="paragraph" w:styleId="a5">
     <w:name w:val="Title"/>
     <w:basedOn w:val="a"/>
     <w:next w:val="a0"/>
@@ -10541,9 +14177,9 @@
       <w:szCs w:val="36"/>
     </w:rPr>
   </w:style>
-  <w:style w:type="paragraph" w:styleId="a5">
+  <w:style w:type="paragraph" w:styleId="a6">
     <w:name w:val="Subtitle"/>
-    <w:basedOn w:val="a4"/>
+    <w:basedOn w:val="a5"/>
     <w:next w:val="a0"/>
     <w:qFormat/>
     <w:pPr>
@@ -10565,7 +14201,7 @@
       <w:jc w:val="center"/>
     </w:pPr>
   </w:style>
-  <w:style w:type="paragraph" w:styleId="a6">
+  <w:style w:type="paragraph" w:styleId="a7">
     <w:name w:val="Date"/>
     <w:next w:val="a0"/>
     <w:qFormat/>
@@ -10608,12 +14244,12 @@
       <w:szCs w:val="20"/>
     </w:rPr>
   </w:style>
-  <w:style w:type="paragraph" w:styleId="a7">
+  <w:style w:type="paragraph" w:styleId="a8">
     <w:name w:val="Bibliography"/>
     <w:basedOn w:val="a"/>
     <w:qFormat/>
   </w:style>
-  <w:style w:type="paragraph" w:styleId="a8">
+  <w:style w:type="paragraph" w:styleId="a9">
     <w:name w:val="Block Text"/>
     <w:basedOn w:val="a0"/>
     <w:next w:val="a0"/>
@@ -10625,7 +14261,7 @@
       <w:ind w:left="480" w:right="480"/>
     </w:pPr>
   </w:style>
-  <w:style w:type="paragraph" w:styleId="a9">
+  <w:style w:type="paragraph" w:styleId="aa">
     <w:name w:val="footnote text"/>
     <w:basedOn w:val="a"/>
     <w:uiPriority w:val="9"/>
@@ -10688,10 +14324,10 @@
     <w:name w:val="Definition"/>
     <w:basedOn w:val="a"/>
   </w:style>
-  <w:style w:type="paragraph" w:styleId="aa">
+  <w:style w:type="paragraph" w:styleId="ab">
     <w:name w:val="caption"/>
     <w:basedOn w:val="a"/>
-    <w:link w:val="ab"/>
+    <w:link w:val="ac"/>
     <w:pPr>
       <w:spacing w:after="120"/>
     </w:pPr>
@@ -10701,14 +14337,14 @@
   </w:style>
   <w:style w:type="paragraph" w:customStyle="1" w:styleId="TableCaption">
     <w:name w:val="Table Caption"/>
-    <w:basedOn w:val="aa"/>
+    <w:basedOn w:val="ab"/>
     <w:pPr>
       <w:keepNext/>
     </w:pPr>
   </w:style>
   <w:style w:type="paragraph" w:customStyle="1" w:styleId="ImageCaption">
     <w:name w:val="Image Caption"/>
-    <w:basedOn w:val="aa"/>
+    <w:basedOn w:val="ab"/>
   </w:style>
   <w:style w:type="paragraph" w:customStyle="1" w:styleId="Figure">
     <w:name w:val="Figure"/>
@@ -10721,14 +14357,14 @@
       <w:keepNext/>
     </w:pPr>
   </w:style>
-  <w:style w:type="character" w:customStyle="1" w:styleId="ab">
+  <w:style w:type="character" w:customStyle="1" w:styleId="ac">
     <w:name w:val="標號 字元"/>
     <w:basedOn w:val="a1"/>
-    <w:link w:val="aa"/>
+    <w:link w:val="ab"/>
   </w:style>
   <w:style w:type="character" w:customStyle="1" w:styleId="VerbatimChar">
     <w:name w:val="Verbatim Char"/>
-    <w:basedOn w:val="ab"/>
+    <w:basedOn w:val="ac"/>
     <w:link w:val="SourceCode"/>
     <w:rPr>
       <w:rFonts w:ascii="Consolas" w:hAnsi="Consolas"/>
@@ -10737,23 +14373,23 @@
   </w:style>
   <w:style w:type="character" w:customStyle="1" w:styleId="SectionNumber">
     <w:name w:val="Section Number"/>
-    <w:basedOn w:val="ab"/>
+    <w:basedOn w:val="ac"/>
   </w:style>
-  <w:style w:type="character" w:styleId="ac">
+  <w:style w:type="character" w:styleId="ad">
     <w:name w:val="footnote reference"/>
-    <w:basedOn w:val="ab"/>
+    <w:basedOn w:val="ac"/>
     <w:rPr>
       <w:vertAlign w:val="superscript"/>
     </w:rPr>
   </w:style>
-  <w:style w:type="character" w:styleId="ad">
+  <w:style w:type="character" w:styleId="ae">
     <w:name w:val="Hyperlink"/>
-    <w:basedOn w:val="ab"/>
+    <w:basedOn w:val="ac"/>
     <w:rPr>
       <w:color w:val="4F81BD" w:themeColor="accent1"/>
     </w:rPr>
   </w:style>
-  <w:style w:type="paragraph" w:styleId="ae">
+  <w:style w:type="paragraph" w:styleId="af">
     <w:name w:val="TOC Heading"/>
     <w:basedOn w:val="1"/>
     <w:next w:val="a0"/>
@@ -11069,10 +14705,10 @@
       <w:sz w:val="22"/>
     </w:rPr>
   </w:style>
-  <w:style w:type="paragraph" w:styleId="af">
+  <w:style w:type="paragraph" w:styleId="af0">
     <w:name w:val="header"/>
     <w:basedOn w:val="a"/>
-    <w:link w:val="af0"/>
+    <w:link w:val="af1"/>
     <w:rsid w:val="00AC3643"/>
     <w:pPr>
       <w:tabs>
@@ -11086,10 +14722,10 @@
       <w:szCs w:val="20"/>
     </w:rPr>
   </w:style>
-  <w:style w:type="character" w:customStyle="1" w:styleId="af0">
+  <w:style w:type="character" w:customStyle="1" w:styleId="af1">
     <w:name w:val="頁首 字元"/>
     <w:basedOn w:val="a1"/>
-    <w:link w:val="af"/>
+    <w:link w:val="af0"/>
     <w:rsid w:val="00AC3643"/>
     <w:rPr>
       <w:rFonts w:ascii="Noto Serif CJK TC" w:eastAsia="Noto Serif CJK TC" w:hAnsi="Noto Serif CJK TC"/>
@@ -11097,10 +14733,10 @@
       <w:szCs w:val="20"/>
     </w:rPr>
   </w:style>
-  <w:style w:type="paragraph" w:styleId="af1">
+  <w:style w:type="paragraph" w:styleId="af2">
     <w:name w:val="footer"/>
     <w:basedOn w:val="a"/>
-    <w:link w:val="af2"/>
+    <w:link w:val="af3"/>
     <w:rsid w:val="00AC3643"/>
     <w:pPr>
       <w:tabs>
@@ -11114,15 +14750,25 @@
       <w:szCs w:val="20"/>
     </w:rPr>
   </w:style>
-  <w:style w:type="character" w:customStyle="1" w:styleId="af2">
+  <w:style w:type="character" w:customStyle="1" w:styleId="af3">
     <w:name w:val="頁尾 字元"/>
     <w:basedOn w:val="a1"/>
-    <w:link w:val="af1"/>
+    <w:link w:val="af2"/>
     <w:rsid w:val="00AC3643"/>
     <w:rPr>
       <w:rFonts w:ascii="Noto Serif CJK TC" w:eastAsia="Noto Serif CJK TC" w:hAnsi="Noto Serif CJK TC"/>
       <w:sz w:val="20"/>
       <w:szCs w:val="20"/>
+    </w:rPr>
+  </w:style>
+  <w:style w:type="character" w:customStyle="1" w:styleId="a4">
+    <w:name w:val="本文 字元"/>
+    <w:basedOn w:val="a1"/>
+    <w:link w:val="a0"/>
+    <w:rsid w:val="007D3F50"/>
+    <w:rPr>
+      <w:rFonts w:ascii="Noto Serif CJK TC" w:eastAsia="Noto Serif CJK TC" w:hAnsi="Noto Serif CJK TC"/>
+      <w:sz w:val="22"/>
     </w:rPr>
   </w:style>
 </w:styles>
